--- a/docs/Codex_App_かんたん切り替え_操作マニュアル.docx
+++ b/docs/Codex_App_かんたん切り替え_操作マニュアル.docx
@@ -2,7 +2,7 @@
 <file path=word/document.xml><?xml version="1.0" encoding="utf-8"?>
 <w:document xmlns:w="http://schemas.openxmlformats.org/wordprocessingml/2006/main" xmlns:m="http://schemas.openxmlformats.org/officeDocument/2006/math" xmlns:r="http://schemas.openxmlformats.org/officeDocument/2006/relationships" xmlns:o="urn:schemas-microsoft-com:office:office" xmlns:v="urn:schemas-microsoft-com:vml" xmlns:w10="urn:schemas-microsoft-com:office:word" xmlns:a="http://schemas.openxmlformats.org/drawingml/2006/main" xmlns:pic="http://schemas.openxmlformats.org/drawingml/2006/picture" xmlns:wp="http://schemas.openxmlformats.org/drawingml/2006/wordprocessingDrawing">
   <w:body>
-    <w:bookmarkStart w:id="27" w:name="codex-app-かんたん切り替え-操作マニュアル"/>
+    <w:bookmarkStart w:id="28" w:name="codex-app-かんたん切り替え-操作マニュアル"/>
     <w:p>
       <w:pPr>
         <w:jc w:val="center"/>
@@ -55,7 +55,7 @@
           <w:color w:val="5A6E78"/>
           <w:sz w:val="19"/>
         </w:rPr>
-        <w:t>バージョン 0.1.0  |  操作マニュアル</w:t>
+        <w:t>バージョン 0.2.0  |  操作マニュアル</w:t>
       </w:r>
     </w:p>
     <w:p>
@@ -152,9 +152,51 @@
       </w:pPr>
       <w:r>
         <w:rPr>
-          <w:rFonts w:ascii="Yu Gothic" w:hAnsi="Yu Gothic" w:eastAsia="Yu Gothic"/>
-        </w:rPr>
-        <w:t xml:space="preserve">Ollama Cloudの</w:t>
+          <w:rFonts w:hint="eastAsia" w:ascii="Yu Gothic" w:hAnsi="Yu Gothic" w:eastAsia="Yu Gothic"/>
+        </w:rPr>
+        <w:t xml:space="preserve">選択したOllama</w:t>
+      </w:r>
+      <w:r>
+        <w:rPr>
+          <w:rFonts w:ascii="Yu Gothic" w:hAnsi="Yu Gothic" w:eastAsia="Yu Gothic"/>
+        </w:rPr>
+        <w:t xml:space="preserve"> CloudモデルでCodex </w:t>
+      </w:r>
+      <w:r>
+        <w:rPr>
+          <w:rFonts w:hint="eastAsia" w:ascii="Yu Gothic" w:hAnsi="Yu Gothic" w:eastAsia="Yu Gothic"/>
+        </w:rPr>
+        <w:t xml:space="preserve">Appを使う</w:t>
+      </w:r>
+    </w:p>
+    <w:p>
+      <w:pPr>
+        <w:pStyle w:val="Compact"/>
+        <w:numPr>
+          <w:ilvl w:val="0"/>
+          <w:numId w:val="1001"/>
+        </w:numPr>
+      </w:pPr>
+      <w:r>
+        <w:rPr>
+          <w:rFonts w:hint="eastAsia" w:ascii="Yu Gothic" w:hAnsi="Yu Gothic" w:eastAsia="Yu Gothic"/>
+        </w:rPr>
+        <w:t xml:space="preserve">詳細設定からローカルモデルを選ぶ</w:t>
+      </w:r>
+    </w:p>
+    <w:p>
+      <w:pPr>
+        <w:pStyle w:val="Compact"/>
+        <w:numPr>
+          <w:ilvl w:val="0"/>
+          <w:numId w:val="1001"/>
+        </w:numPr>
+      </w:pPr>
+      <w:r>
+        <w:rPr>
+          <w:rFonts w:hint="eastAsia" w:ascii="Yu Gothic" w:hAnsi="Yu Gothic" w:eastAsia="Yu Gothic"/>
+        </w:rPr>
+        <w:t xml:space="preserve">推奨モデル</w:t>
       </w:r>
       <w:r>
         <w:rPr>
@@ -165,15 +207,9 @@
       </w:r>
       <w:r>
         <w:rPr>
-          <w:rFonts w:ascii="Yu Gothic" w:hAnsi="Yu Gothic" w:eastAsia="Yu Gothic"/>
-        </w:rPr>
-        <w:t xml:space="preserve">でCodex </w:t>
-      </w:r>
-      <w:r>
-        <w:rPr>
-          <w:rFonts w:hint="eastAsia" w:ascii="Yu Gothic" w:hAnsi="Yu Gothic" w:eastAsia="Yu Gothic"/>
-        </w:rPr>
-        <w:t xml:space="preserve">Appを使う</w:t>
+          <w:rFonts w:hint="eastAsia" w:ascii="Yu Gothic" w:hAnsi="Yu Gothic" w:eastAsia="Yu Gothic"/>
+        </w:rPr>
+        <w:t xml:space="preserve">へすぐ戻す</w:t>
       </w:r>
     </w:p>
     <w:p>
@@ -188,22 +224,7 @@
         <w:rPr>
           <w:rFonts w:hint="eastAsia" w:ascii="Yu Gothic" w:hAnsi="Yu Gothic" w:eastAsia="Yu Gothic"/>
         </w:rPr>
-        <w:t xml:space="preserve">将来のRAG・AIエージェント・自作AIアプリ用モデルをインストールする</w:t>
-      </w:r>
-    </w:p>
-    <w:p>
-      <w:pPr>
-        <w:pStyle w:val="Compact"/>
-        <w:numPr>
-          <w:ilvl w:val="0"/>
-          <w:numId w:val="1001"/>
-        </w:numPr>
-      </w:pPr>
-      <w:r>
-        <w:rPr>
-          <w:rFonts w:hint="eastAsia" w:ascii="Yu Gothic" w:hAnsi="Yu Gothic" w:eastAsia="Yu Gothic"/>
-        </w:rPr>
-        <w:t xml:space="preserve">インストール済みOllamaモデルを確認する</w:t>
+        <w:t xml:space="preserve">Ollamaモデルをインストール・確認する</w:t>
       </w:r>
     </w:p>
     <w:bookmarkEnd w:id="9"/>
@@ -221,17 +242,6 @@
     </w:p>
     <w:p>
       <w:pPr>
-        <w:pStyle w:val="FirstParagraph"/>
-      </w:pPr>
-      <w:r>
-        <w:rPr>
-          <w:rFonts w:hint="eastAsia" w:ascii="Yu Gothic" w:hAnsi="Yu Gothic" w:eastAsia="Yu Gothic"/>
-        </w:rPr>
-        <w:t xml:space="preserve">次のアプリをインストールしてください。</w:t>
-      </w:r>
-    </w:p>
-    <w:p>
-      <w:pPr>
         <w:pStyle w:val="Compact"/>
         <w:numPr>
           <w:ilvl w:val="0"/>
@@ -242,7 +252,7 @@
         <w:rPr>
           <w:rFonts w:ascii="Yu Gothic" w:hAnsi="Yu Gothic" w:eastAsia="Yu Gothic"/>
         </w:rPr>
-        <w:t xml:space="preserve">Codex App</w:t>
+        <w:t xml:space="preserve">Codex Appをインストールします。</w:t>
       </w:r>
     </w:p>
     <w:p>
@@ -263,24 +273,22 @@
         <w:rPr>
           <w:rFonts w:hint="eastAsia" w:ascii="Yu Gothic" w:hAnsi="Yu Gothic" w:eastAsia="Yu Gothic"/>
         </w:rPr>
-        <w:t xml:space="preserve">v0.24.0以降</w:t>
-      </w:r>
-    </w:p>
-    <w:p>
-      <w:pPr>
-        <w:pStyle w:val="FirstParagraph"/>
-      </w:pPr>
-      <w:r>
-        <w:rPr>
-          <w:rFonts w:ascii="Yu Gothic" w:hAnsi="Yu Gothic" w:eastAsia="Yu Gothic"/>
-        </w:rPr>
-        <w:t xml:space="preserve">Ollama </w:t>
-      </w:r>
-      <w:r>
-        <w:rPr>
-          <w:rFonts w:hint="eastAsia" w:ascii="Yu Gothic" w:hAnsi="Yu Gothic" w:eastAsia="Yu Gothic"/>
-        </w:rPr>
-        <w:t xml:space="preserve">Cloudモデルを使う場合は、Ollamaへサインインしてください。</w:t>
+        <w:t xml:space="preserve">v0.24.0以降をインストールします。</w:t>
+      </w:r>
+    </w:p>
+    <w:p>
+      <w:pPr>
+        <w:pStyle w:val="Compact"/>
+        <w:numPr>
+          <w:ilvl w:val="0"/>
+          <w:numId w:val="1002"/>
+        </w:numPr>
+      </w:pPr>
+      <w:r>
+        <w:rPr>
+          <w:rFonts w:hint="eastAsia" w:ascii="Yu Gothic" w:hAnsi="Yu Gothic" w:eastAsia="Yu Gothic"/>
+        </w:rPr>
+        <w:t xml:space="preserve">Cloudモデルを使う場合はOllamaへサインインします。</w:t>
       </w:r>
     </w:p>
     <w:bookmarkEnd w:id="10"/>
@@ -306,12 +314,6 @@
       </w:pPr>
       <w:r>
         <w:rPr>
-          <w:rFonts w:hint="eastAsia" w:ascii="Yu Gothic" w:hAnsi="Yu Gothic" w:eastAsia="Yu Gothic"/>
-        </w:rPr>
-        <w:t xml:space="preserve">配布された</w:t>
-      </w:r>
-      <w:r>
-        <w:rPr>
           <w:rStyle w:val="VerbatimChar"/>
           <w:rFonts w:ascii="Yu Gothic" w:hAnsi="Yu Gothic" w:eastAsia="Yu Gothic"/>
         </w:rPr>
@@ -343,7 +345,7 @@
         <w:rPr>
           <w:rFonts w:hint="eastAsia" w:ascii="Yu Gothic" w:hAnsi="Yu Gothic" w:eastAsia="Yu Gothic"/>
         </w:rPr>
-        <w:t xml:space="preserve">初回起動時にmacOSの警告が表示された場合、アプリを右クリックして「開く」を選択します。</w:t>
+        <w:t xml:space="preserve">初回起動時に警告が表示された場合、アプリを右クリックして「開く」を選びます。</w:t>
       </w:r>
     </w:p>
     <w:p>
@@ -358,7 +360,7 @@
         <w:rPr>
           <w:rFonts w:hint="eastAsia" w:ascii="Yu Gothic" w:hAnsi="Yu Gothic" w:eastAsia="Yu Gothic"/>
         </w:rPr>
-        <w:t xml:space="preserve">初回の接続切り替え時に、macOSからCodex</w:t>
+        <w:t xml:space="preserve">初回切り替え時にCodex</w:t>
       </w:r>
       <w:r>
         <w:rPr>
@@ -373,6 +375,19 @@
         <w:t xml:space="preserve">Appを制御する許可を求められた場合は許可します。</w:t>
       </w:r>
     </w:p>
+    <w:bookmarkEnd w:id="11"/>
+    <w:bookmarkStart w:id="12" w:name="推奨モデルを使う"/>
+    <w:p>
+      <w:pPr>
+        <w:pStyle w:val="Heading2"/>
+      </w:pPr>
+      <w:r>
+        <w:rPr>
+          <w:rFonts w:hint="eastAsia" w:ascii="Yu Gothic" w:hAnsi="Yu Gothic" w:eastAsia="Yu Gothic"/>
+        </w:rPr>
+        <w:t xml:space="preserve">推奨モデルを使う</w:t>
+      </w:r>
+    </w:p>
     <w:p>
       <w:pPr>
         <w:pStyle w:val="FirstParagraph"/>
@@ -381,11 +396,121 @@
         <w:rPr>
           <w:rFonts w:hint="eastAsia" w:ascii="Yu Gothic" w:hAnsi="Yu Gothic" w:eastAsia="Yu Gothic"/>
         </w:rPr>
-        <w:t xml:space="preserve">ターミナルは表示されません。</w:t>
-      </w:r>
-    </w:p>
-    <w:bookmarkEnd w:id="11"/>
-    <w:bookmarkStart w:id="12" w:name="通常のcodex-gptを使う"/>
+        <w:t xml:space="preserve">初期状態では、Ollama</w:t>
+      </w:r>
+      <w:r>
+        <w:rPr>
+          <w:rFonts w:ascii="Yu Gothic" w:hAnsi="Yu Gothic" w:eastAsia="Yu Gothic"/>
+        </w:rPr>
+        <w:t xml:space="preserve"> Cloudの</w:t>
+      </w:r>
+      <w:r>
+        <w:rPr>
+          <w:rStyle w:val="VerbatimChar"/>
+          <w:rFonts w:ascii="Yu Gothic" w:hAnsi="Yu Gothic" w:eastAsia="Yu Gothic"/>
+        </w:rPr>
+        <w:t xml:space="preserve">gpt-oss:120b-cloud</w:t>
+      </w:r>
+      <w:r>
+        <w:rPr>
+          <w:rFonts w:hint="eastAsia" w:ascii="Yu Gothic" w:hAnsi="Yu Gothic" w:eastAsia="Yu Gothic"/>
+        </w:rPr>
+        <w:t xml:space="preserve">が選択されています。</w:t>
+      </w:r>
+    </w:p>
+    <w:p>
+      <w:pPr>
+        <w:pStyle w:val="Compact"/>
+        <w:numPr>
+          <w:ilvl w:val="0"/>
+          <w:numId w:val="1004"/>
+        </w:numPr>
+      </w:pPr>
+      <w:r>
+        <w:rPr>
+          <w:rFonts w:hint="eastAsia" w:ascii="Yu Gothic" w:hAnsi="Yu Gothic" w:eastAsia="Yu Gothic"/>
+        </w:rPr>
+        <w:t xml:space="preserve">選択中のモデル名が</w:t>
+      </w:r>
+      <w:r>
+        <w:rPr>
+          <w:rStyle w:val="VerbatimChar"/>
+          <w:rFonts w:ascii="Yu Gothic" w:hAnsi="Yu Gothic" w:eastAsia="Yu Gothic"/>
+        </w:rPr>
+        <w:t xml:space="preserve">gpt-oss:120b-cloud</w:t>
+      </w:r>
+      <w:r>
+        <w:rPr>
+          <w:rFonts w:hint="eastAsia" w:ascii="Yu Gothic" w:hAnsi="Yu Gothic" w:eastAsia="Yu Gothic"/>
+        </w:rPr>
+        <w:t xml:space="preserve">になっていることを確認します。</w:t>
+      </w:r>
+    </w:p>
+    <w:p>
+      <w:pPr>
+        <w:pStyle w:val="Compact"/>
+        <w:numPr>
+          <w:ilvl w:val="0"/>
+          <w:numId w:val="1004"/>
+        </w:numPr>
+      </w:pPr>
+      <w:r>
+        <w:rPr>
+          <w:rFonts w:hint="eastAsia" w:ascii="Yu Gothic" w:hAnsi="Yu Gothic" w:eastAsia="Yu Gothic"/>
+        </w:rPr>
+        <w:t xml:space="preserve">「選択中のOllamaモデルで起動」を押します。</w:t>
+      </w:r>
+    </w:p>
+    <w:p>
+      <w:pPr>
+        <w:pStyle w:val="Compact"/>
+        <w:numPr>
+          <w:ilvl w:val="0"/>
+          <w:numId w:val="1004"/>
+        </w:numPr>
+      </w:pPr>
+      <w:r>
+        <w:rPr>
+          <w:rFonts w:ascii="Yu Gothic" w:hAnsi="Yu Gothic" w:eastAsia="Yu Gothic"/>
+        </w:rPr>
+        <w:t xml:space="preserve">Codex </w:t>
+      </w:r>
+      <w:r>
+        <w:rPr>
+          <w:rFonts w:hint="eastAsia" w:ascii="Yu Gothic" w:hAnsi="Yu Gothic" w:eastAsia="Yu Gothic"/>
+        </w:rPr>
+        <w:t xml:space="preserve">Appが起動中の場合は警告を読み、「はい」を押します。</w:t>
+      </w:r>
+    </w:p>
+    <w:p>
+      <w:pPr>
+        <w:pStyle w:val="Compact"/>
+        <w:numPr>
+          <w:ilvl w:val="0"/>
+          <w:numId w:val="1004"/>
+        </w:numPr>
+      </w:pPr>
+      <w:r>
+        <w:rPr>
+          <w:rFonts w:hint="eastAsia" w:ascii="Yu Gothic" w:hAnsi="Yu Gothic" w:eastAsia="Yu Gothic"/>
+        </w:rPr>
+        <w:t xml:space="preserve">切り替え後、Codex</w:t>
+      </w:r>
+      <w:r>
+        <w:rPr>
+          <w:rFonts w:ascii="Yu Gothic" w:hAnsi="Yu Gothic" w:eastAsia="Yu Gothic"/>
+        </w:rPr>
+        <w:t xml:space="preserve"> </w:t>
+      </w:r>
+      <w:r>
+        <w:rPr>
+          <w:rFonts w:hint="eastAsia" w:ascii="Yu Gothic" w:hAnsi="Yu Gothic" w:eastAsia="Yu Gothic"/>
+        </w:rPr>
+        <w:t xml:space="preserve">Appが起動します。</w:t>
+      </w:r>
+    </w:p>
+    <w:bookmarkEnd w:id="12"/>
+    <w:bookmarkStart w:id="13" w:name="cloudモデルを変更する"/>
     <w:p>
       <w:pPr>
         <w:pStyle w:val="Heading2"/>
@@ -394,6 +519,506 @@
         <w:rPr>
           <w:rFonts w:hint="eastAsia" w:ascii="Yu Gothic" w:hAnsi="Yu Gothic" w:eastAsia="Yu Gothic"/>
         </w:rPr>
+        <w:t xml:space="preserve">Cloudモデルを変更する</w:t>
+      </w:r>
+    </w:p>
+    <w:p>
+      <w:pPr>
+        <w:pStyle w:val="Compact"/>
+        <w:numPr>
+          <w:ilvl w:val="0"/>
+          <w:numId w:val="1005"/>
+        </w:numPr>
+      </w:pPr>
+      <w:r>
+        <w:rPr>
+          <w:rFonts w:hint="eastAsia" w:ascii="Yu Gothic" w:hAnsi="Yu Gothic" w:eastAsia="Yu Gothic"/>
+        </w:rPr>
+        <w:t xml:space="preserve">メイン画面の「モデルを変更」を押します。</w:t>
+      </w:r>
+    </w:p>
+    <w:p>
+      <w:pPr>
+        <w:pStyle w:val="Compact"/>
+        <w:numPr>
+          <w:ilvl w:val="0"/>
+          <w:numId w:val="1005"/>
+        </w:numPr>
+      </w:pPr>
+      <w:r>
+        <w:rPr>
+          <w:rFonts w:hint="eastAsia" w:ascii="Yu Gothic" w:hAnsi="Yu Gothic" w:eastAsia="Yu Gothic"/>
+        </w:rPr>
+        <w:t xml:space="preserve">「その他のCloudモデル」から使用するモデルを選びます。</w:t>
+      </w:r>
+    </w:p>
+    <w:p>
+      <w:pPr>
+        <w:pStyle w:val="Compact"/>
+        <w:numPr>
+          <w:ilvl w:val="0"/>
+          <w:numId w:val="1005"/>
+        </w:numPr>
+      </w:pPr>
+      <w:r>
+        <w:rPr>
+          <w:rFonts w:hint="eastAsia" w:ascii="Yu Gothic" w:hAnsi="Yu Gothic" w:eastAsia="Yu Gothic"/>
+        </w:rPr>
+        <w:t xml:space="preserve">「選択したCloudモデルを使う」を押します。</w:t>
+      </w:r>
+    </w:p>
+    <w:p>
+      <w:pPr>
+        <w:pStyle w:val="Compact"/>
+        <w:numPr>
+          <w:ilvl w:val="0"/>
+          <w:numId w:val="1005"/>
+        </w:numPr>
+      </w:pPr>
+      <w:r>
+        <w:rPr>
+          <w:rFonts w:hint="eastAsia" w:ascii="Yu Gothic" w:hAnsi="Yu Gothic" w:eastAsia="Yu Gothic"/>
+        </w:rPr>
+        <w:t xml:space="preserve">メイン画面で選択中のモデル名と「Cloudモデル」を確認します。</w:t>
+      </w:r>
+    </w:p>
+    <w:p>
+      <w:pPr>
+        <w:pStyle w:val="Compact"/>
+        <w:numPr>
+          <w:ilvl w:val="0"/>
+          <w:numId w:val="1005"/>
+        </w:numPr>
+      </w:pPr>
+      <w:r>
+        <w:rPr>
+          <w:rFonts w:hint="eastAsia" w:ascii="Yu Gothic" w:hAnsi="Yu Gothic" w:eastAsia="Yu Gothic"/>
+        </w:rPr>
+        <w:t xml:space="preserve">「選択中のOllamaモデルで起動」を押します。</w:t>
+      </w:r>
+    </w:p>
+    <w:p>
+      <w:pPr>
+        <w:pStyle w:val="FirstParagraph"/>
+      </w:pPr>
+      <w:r>
+        <w:rPr>
+          <w:rFonts w:hint="eastAsia" w:ascii="Yu Gothic" w:hAnsi="Yu Gothic" w:eastAsia="Yu Gothic"/>
+        </w:rPr>
+        <w:t xml:space="preserve">モデルを選んだだけではCodex</w:t>
+      </w:r>
+      <w:r>
+        <w:rPr>
+          <w:rFonts w:ascii="Yu Gothic" w:hAnsi="Yu Gothic" w:eastAsia="Yu Gothic"/>
+        </w:rPr>
+        <w:t xml:space="preserve"> </w:t>
+      </w:r>
+      <w:r>
+        <w:rPr>
+          <w:rFonts w:hint="eastAsia" w:ascii="Yu Gothic" w:hAnsi="Yu Gothic" w:eastAsia="Yu Gothic"/>
+        </w:rPr>
+        <w:t xml:space="preserve">Appは再起動しません。</w:t>
+      </w:r>
+    </w:p>
+    <w:bookmarkEnd w:id="13"/>
+    <w:bookmarkStart w:id="14" w:name="推奨モデルへ戻す"/>
+    <w:p>
+      <w:pPr>
+        <w:pStyle w:val="Heading2"/>
+      </w:pPr>
+      <w:r>
+        <w:rPr>
+          <w:rFonts w:hint="eastAsia" w:ascii="Yu Gothic" w:hAnsi="Yu Gothic" w:eastAsia="Yu Gothic"/>
+        </w:rPr>
+        <w:t xml:space="preserve">推奨モデルへ戻す</w:t>
+      </w:r>
+    </w:p>
+    <w:p>
+      <w:pPr>
+        <w:pStyle w:val="FirstParagraph"/>
+      </w:pPr>
+      <w:r>
+        <w:rPr>
+          <w:rFonts w:hint="eastAsia" w:ascii="Yu Gothic" w:hAnsi="Yu Gothic" w:eastAsia="Yu Gothic"/>
+        </w:rPr>
+        <w:t xml:space="preserve">メイン画面の「推奨モデルに戻す」を押します。選択モデルが</w:t>
+      </w:r>
+      <w:r>
+        <w:rPr>
+          <w:rStyle w:val="VerbatimChar"/>
+          <w:rFonts w:ascii="Yu Gothic" w:hAnsi="Yu Gothic" w:eastAsia="Yu Gothic"/>
+        </w:rPr>
+        <w:t xml:space="preserve">gpt-oss:120b-cloud</w:t>
+      </w:r>
+      <w:r>
+        <w:rPr>
+          <w:rFonts w:hint="eastAsia" w:ascii="Yu Gothic" w:hAnsi="Yu Gothic" w:eastAsia="Yu Gothic"/>
+        </w:rPr>
+        <w:t xml:space="preserve">へ戻ります。</w:t>
+      </w:r>
+      <w:r>
+        <w:rPr>
+          <w:rFonts w:ascii="Yu Gothic" w:hAnsi="Yu Gothic" w:eastAsia="Yu Gothic"/>
+        </w:rPr>
+        <w:t xml:space="preserve"> </w:t>
+      </w:r>
+      <w:r>
+        <w:rPr>
+          <w:rFonts w:hint="eastAsia" w:ascii="Yu Gothic" w:hAnsi="Yu Gothic" w:eastAsia="Yu Gothic"/>
+        </w:rPr>
+        <w:t xml:space="preserve">実際に切り替えるには「選択中のOllamaモデルで起動」を押します。</w:t>
+      </w:r>
+    </w:p>
+    <w:bookmarkEnd w:id="14"/>
+    <w:bookmarkStart w:id="15" w:name="ローカルモデルを選ぶ"/>
+    <w:p>
+      <w:pPr>
+        <w:pStyle w:val="Heading2"/>
+      </w:pPr>
+      <w:r>
+        <w:rPr>
+          <w:rFonts w:hint="eastAsia" w:ascii="Yu Gothic" w:hAnsi="Yu Gothic" w:eastAsia="Yu Gothic"/>
+        </w:rPr>
+        <w:t xml:space="preserve">ローカルモデルを選ぶ</w:t>
+      </w:r>
+    </w:p>
+    <w:p>
+      <w:pPr>
+        <w:pStyle w:val="FirstParagraph"/>
+      </w:pPr>
+      <w:r>
+        <w:rPr>
+          <w:rFonts w:hint="eastAsia" w:ascii="Yu Gothic" w:hAnsi="Yu Gothic" w:eastAsia="Yu Gothic"/>
+        </w:rPr>
+        <w:t xml:space="preserve">ローカルモデルは上級者向けです。Codex</w:t>
+      </w:r>
+      <w:r>
+        <w:rPr>
+          <w:rFonts w:ascii="Yu Gothic" w:hAnsi="Yu Gothic" w:eastAsia="Yu Gothic"/>
+        </w:rPr>
+        <w:t xml:space="preserve"> </w:t>
+      </w:r>
+      <w:r>
+        <w:rPr>
+          <w:rFonts w:hint="eastAsia" w:ascii="Yu Gothic" w:hAnsi="Yu Gothic" w:eastAsia="Yu Gothic"/>
+        </w:rPr>
+        <w:t xml:space="preserve">Appのファイル編集やエージェント機能が正常に動作しない</w:t>
+      </w:r>
+      <w:r>
+        <w:rPr>
+          <w:rFonts w:ascii="Yu Gothic" w:hAnsi="Yu Gothic" w:eastAsia="Yu Gothic"/>
+        </w:rPr>
+        <w:t xml:space="preserve"> </w:t>
+      </w:r>
+      <w:r>
+        <w:rPr>
+          <w:rFonts w:hint="eastAsia" w:ascii="Yu Gothic" w:hAnsi="Yu Gothic" w:eastAsia="Yu Gothic"/>
+        </w:rPr>
+        <w:t xml:space="preserve">可能性があります。</w:t>
+      </w:r>
+    </w:p>
+    <w:p>
+      <w:pPr>
+        <w:pStyle w:val="Compact"/>
+        <w:numPr>
+          <w:ilvl w:val="0"/>
+          <w:numId w:val="1006"/>
+        </w:numPr>
+      </w:pPr>
+      <w:r>
+        <w:rPr>
+          <w:rFonts w:hint="eastAsia" w:ascii="Yu Gothic" w:hAnsi="Yu Gothic" w:eastAsia="Yu Gothic"/>
+        </w:rPr>
+        <w:t xml:space="preserve">「モデルを変更」を押します。</w:t>
+      </w:r>
+    </w:p>
+    <w:p>
+      <w:pPr>
+        <w:pStyle w:val="Compact"/>
+        <w:numPr>
+          <w:ilvl w:val="0"/>
+          <w:numId w:val="1006"/>
+        </w:numPr>
+      </w:pPr>
+      <w:r>
+        <w:rPr>
+          <w:rFonts w:hint="eastAsia" w:ascii="Yu Gothic" w:hAnsi="Yu Gothic" w:eastAsia="Yu Gothic"/>
+        </w:rPr>
+        <w:t xml:space="preserve">「詳細設定を表示」をオンにします。</w:t>
+      </w:r>
+    </w:p>
+    <w:p>
+      <w:pPr>
+        <w:pStyle w:val="Compact"/>
+        <w:numPr>
+          <w:ilvl w:val="0"/>
+          <w:numId w:val="1006"/>
+        </w:numPr>
+      </w:pPr>
+      <w:r>
+        <w:rPr>
+          <w:rFonts w:hint="eastAsia" w:ascii="Yu Gothic" w:hAnsi="Yu Gothic" w:eastAsia="Yu Gothic"/>
+        </w:rPr>
+        <w:t xml:space="preserve">ローカルモデル一覧から選びます。</w:t>
+      </w:r>
+    </w:p>
+    <w:p>
+      <w:pPr>
+        <w:pStyle w:val="Compact"/>
+        <w:numPr>
+          <w:ilvl w:val="0"/>
+          <w:numId w:val="1006"/>
+        </w:numPr>
+      </w:pPr>
+      <w:r>
+        <w:rPr>
+          <w:rFonts w:hint="eastAsia" w:ascii="Yu Gothic" w:hAnsi="Yu Gothic" w:eastAsia="Yu Gothic"/>
+        </w:rPr>
+        <w:t xml:space="preserve">警告内容を確認して選択します。</w:t>
+      </w:r>
+    </w:p>
+    <w:p>
+      <w:pPr>
+        <w:pStyle w:val="Compact"/>
+        <w:numPr>
+          <w:ilvl w:val="0"/>
+          <w:numId w:val="1006"/>
+        </w:numPr>
+      </w:pPr>
+      <w:r>
+        <w:rPr>
+          <w:rFonts w:hint="eastAsia" w:ascii="Yu Gothic" w:hAnsi="Yu Gothic" w:eastAsia="Yu Gothic"/>
+        </w:rPr>
+        <w:t xml:space="preserve">メイン画面の「選択中のOllamaモデルで起動」を押します。</w:t>
+      </w:r>
+    </w:p>
+    <w:p>
+      <w:pPr>
+        <w:pStyle w:val="Compact"/>
+        <w:numPr>
+          <w:ilvl w:val="0"/>
+          <w:numId w:val="1006"/>
+        </w:numPr>
+      </w:pPr>
+      <w:r>
+        <w:rPr>
+          <w:rFonts w:hint="eastAsia" w:ascii="Yu Gothic" w:hAnsi="Yu Gothic" w:eastAsia="Yu Gothic"/>
+        </w:rPr>
+        <w:t xml:space="preserve">起動前の警告を再度確認します。</w:t>
+      </w:r>
+    </w:p>
+    <w:p>
+      <w:pPr>
+        <w:pStyle w:val="FirstParagraph"/>
+      </w:pPr>
+      <w:r>
+        <w:rPr>
+          <w:rFonts w:hint="eastAsia" w:ascii="Yu Gothic" w:hAnsi="Yu Gothic" w:eastAsia="Yu Gothic"/>
+        </w:rPr>
+        <w:t xml:space="preserve">問題が発生した場合は「推奨モデルに戻す」を押してください。</w:t>
+      </w:r>
+    </w:p>
+    <w:bookmarkEnd w:id="15"/>
+    <w:bookmarkStart w:id="16" w:name="モデル名を手動入力する"/>
+    <w:p>
+      <w:pPr>
+        <w:pStyle w:val="Heading2"/>
+      </w:pPr>
+      <w:r>
+        <w:rPr>
+          <w:rFonts w:hint="eastAsia" w:ascii="Yu Gothic" w:hAnsi="Yu Gothic" w:eastAsia="Yu Gothic"/>
+        </w:rPr>
+        <w:t xml:space="preserve">モデル名を手動入力する</w:t>
+      </w:r>
+    </w:p>
+    <w:p>
+      <w:pPr>
+        <w:pStyle w:val="Compact"/>
+        <w:numPr>
+          <w:ilvl w:val="0"/>
+          <w:numId w:val="1007"/>
+        </w:numPr>
+      </w:pPr>
+      <w:r>
+        <w:rPr>
+          <w:rFonts w:hint="eastAsia" w:ascii="Yu Gothic" w:hAnsi="Yu Gothic" w:eastAsia="Yu Gothic"/>
+        </w:rPr>
+        <w:t xml:space="preserve">「モデルを変更」を押し、「詳細設定を表示」をオンにします。</w:t>
+      </w:r>
+    </w:p>
+    <w:p>
+      <w:pPr>
+        <w:pStyle w:val="Compact"/>
+        <w:numPr>
+          <w:ilvl w:val="0"/>
+          <w:numId w:val="1007"/>
+        </w:numPr>
+      </w:pPr>
+      <w:r>
+        <w:rPr>
+          <w:rFonts w:hint="eastAsia" w:ascii="Yu Gothic" w:hAnsi="Yu Gothic" w:eastAsia="Yu Gothic"/>
+        </w:rPr>
+        <w:t xml:space="preserve">モデル名を入力し、「入力したモデルを選ぶ」を押します。</w:t>
+      </w:r>
+    </w:p>
+    <w:p>
+      <w:pPr>
+        <w:pStyle w:val="Compact"/>
+        <w:numPr>
+          <w:ilvl w:val="0"/>
+          <w:numId w:val="1007"/>
+        </w:numPr>
+      </w:pPr>
+      <w:r>
+        <w:rPr>
+          <w:rFonts w:hint="eastAsia" w:ascii="Yu Gothic" w:hAnsi="Yu Gothic" w:eastAsia="Yu Gothic"/>
+        </w:rPr>
+        <w:t xml:space="preserve">未準備と表示された場合は「Ollama</w:t>
+      </w:r>
+      <w:r>
+        <w:rPr>
+          <w:rFonts w:ascii="Yu Gothic" w:hAnsi="Yu Gothic" w:eastAsia="Yu Gothic"/>
+        </w:rPr>
+        <w:t xml:space="preserve"> </w:t>
+      </w:r>
+      <w:r>
+        <w:rPr>
+          <w:rFonts w:hint="eastAsia" w:ascii="Yu Gothic" w:hAnsi="Yu Gothic" w:eastAsia="Yu Gothic"/>
+        </w:rPr>
+        <w:t xml:space="preserve">モデル管理」タブでインストールします。</w:t>
+      </w:r>
+    </w:p>
+    <w:p>
+      <w:pPr>
+        <w:pStyle w:val="FirstParagraph"/>
+      </w:pPr>
+      <w:r>
+        <w:rPr>
+          <w:rFonts w:hint="eastAsia" w:ascii="Yu Gothic" w:hAnsi="Yu Gothic" w:eastAsia="Yu Gothic"/>
+        </w:rPr>
+        <w:t xml:space="preserve">安全のため、モデル名はOllama公式ライブラリで確認してください。</w:t>
+      </w:r>
+    </w:p>
+    <w:bookmarkEnd w:id="16"/>
+    <w:bookmarkStart w:id="17" w:name="未準備モデルをインストールする"/>
+    <w:p>
+      <w:pPr>
+        <w:pStyle w:val="Heading2"/>
+      </w:pPr>
+      <w:r>
+        <w:rPr>
+          <w:rFonts w:hint="eastAsia" w:ascii="Yu Gothic" w:hAnsi="Yu Gothic" w:eastAsia="Yu Gothic"/>
+        </w:rPr>
+        <w:t xml:space="preserve">未準備モデルをインストールする</w:t>
+      </w:r>
+    </w:p>
+    <w:p>
+      <w:pPr>
+        <w:pStyle w:val="FirstParagraph"/>
+      </w:pPr>
+      <w:r>
+        <w:rPr>
+          <w:rFonts w:hint="eastAsia" w:ascii="Yu Gothic" w:hAnsi="Yu Gothic" w:eastAsia="Yu Gothic"/>
+        </w:rPr>
+        <w:t xml:space="preserve">選択したモデルが一覧にない場合、起動は行われずモデル管理タブへ移動します。</w:t>
+      </w:r>
+    </w:p>
+    <w:p>
+      <w:pPr>
+        <w:pStyle w:val="Compact"/>
+        <w:numPr>
+          <w:ilvl w:val="0"/>
+          <w:numId w:val="1008"/>
+        </w:numPr>
+      </w:pPr>
+      <w:r>
+        <w:rPr>
+          <w:rFonts w:hint="eastAsia" w:ascii="Yu Gothic" w:hAnsi="Yu Gothic" w:eastAsia="Yu Gothic"/>
+        </w:rPr>
+        <w:t xml:space="preserve">入力済みのモデル名を確認します。</w:t>
+      </w:r>
+    </w:p>
+    <w:p>
+      <w:pPr>
+        <w:pStyle w:val="Compact"/>
+        <w:numPr>
+          <w:ilvl w:val="0"/>
+          <w:numId w:val="1008"/>
+        </w:numPr>
+      </w:pPr>
+      <w:r>
+        <w:rPr>
+          <w:rFonts w:hint="eastAsia" w:ascii="Yu Gothic" w:hAnsi="Yu Gothic" w:eastAsia="Yu Gothic"/>
+        </w:rPr>
+        <w:t xml:space="preserve">「モデルをインストール」を押します。</w:t>
+      </w:r>
+    </w:p>
+    <w:p>
+      <w:pPr>
+        <w:pStyle w:val="Compact"/>
+        <w:numPr>
+          <w:ilvl w:val="0"/>
+          <w:numId w:val="1008"/>
+        </w:numPr>
+      </w:pPr>
+      <w:r>
+        <w:rPr>
+          <w:rFonts w:hint="eastAsia" w:ascii="Yu Gothic" w:hAnsi="Yu Gothic" w:eastAsia="Yu Gothic"/>
+        </w:rPr>
+        <w:t xml:space="preserve">モデル名、種類、注意事項を確認して「はい」を押します。</w:t>
+      </w:r>
+    </w:p>
+    <w:p>
+      <w:pPr>
+        <w:pStyle w:val="Compact"/>
+        <w:numPr>
+          <w:ilvl w:val="0"/>
+          <w:numId w:val="1008"/>
+        </w:numPr>
+      </w:pPr>
+      <w:r>
+        <w:rPr>
+          <w:rFonts w:hint="eastAsia" w:ascii="Yu Gothic" w:hAnsi="Yu Gothic" w:eastAsia="Yu Gothic"/>
+        </w:rPr>
+        <w:t xml:space="preserve">完了するまでPCを閉じずに待ちます。</w:t>
+      </w:r>
+    </w:p>
+    <w:p>
+      <w:pPr>
+        <w:pStyle w:val="Compact"/>
+        <w:numPr>
+          <w:ilvl w:val="0"/>
+          <w:numId w:val="1008"/>
+        </w:numPr>
+      </w:pPr>
+      <w:r>
+        <w:rPr>
+          <w:rFonts w:hint="eastAsia" w:ascii="Yu Gothic" w:hAnsi="Yu Gothic" w:eastAsia="Yu Gothic"/>
+        </w:rPr>
+        <w:t xml:space="preserve">メイン画面へ戻り、「選択中のOllamaモデルで起動」を押します。</w:t>
+      </w:r>
+    </w:p>
+    <w:p>
+      <w:pPr>
+        <w:pStyle w:val="FirstParagraph"/>
+      </w:pPr>
+      <w:r>
+        <w:rPr>
+          <w:rFonts w:hint="eastAsia" w:ascii="Yu Gothic" w:hAnsi="Yu Gothic" w:eastAsia="Yu Gothic"/>
+        </w:rPr>
+        <w:t xml:space="preserve">ローカルモデルは数GB以上の通信量とディスク容量を使う場合があります。</w:t>
+      </w:r>
+    </w:p>
+    <w:bookmarkEnd w:id="17"/>
+    <w:bookmarkStart w:id="18" w:name="通常のcodex-gptへ戻す"/>
+    <w:p>
+      <w:pPr>
+        <w:pStyle w:val="Heading2"/>
+      </w:pPr>
+      <w:r>
+        <w:rPr>
+          <w:rFonts w:hint="eastAsia" w:ascii="Yu Gothic" w:hAnsi="Yu Gothic" w:eastAsia="Yu Gothic"/>
+        </w:rPr>
         <w:t xml:space="preserve">通常のCodex</w:t>
       </w:r>
       <w:r>
@@ -406,37 +1031,12 @@
         <w:rPr>
           <w:rFonts w:hint="eastAsia" w:ascii="Yu Gothic" w:hAnsi="Yu Gothic" w:eastAsia="Yu Gothic"/>
         </w:rPr>
-        <w:t xml:space="preserve">GPTを使う</w:t>
-      </w:r>
-    </w:p>
-    <w:p>
-      <w:pPr>
-        <w:pStyle w:val="Compact"/>
-        <w:numPr>
-          <w:ilvl w:val="0"/>
-          <w:numId w:val="1004"/>
-        </w:numPr>
-      </w:pPr>
-      <w:r>
-        <w:rPr>
-          <w:rFonts w:ascii="Yu Gothic" w:hAnsi="Yu Gothic" w:eastAsia="Yu Gothic"/>
-        </w:rPr>
-        <w:t xml:space="preserve">「Codex App </w:t>
-      </w:r>
-      <w:r>
-        <w:rPr>
-          <w:rFonts w:hint="eastAsia" w:ascii="Yu Gothic" w:hAnsi="Yu Gothic" w:eastAsia="Yu Gothic"/>
-        </w:rPr>
-        <w:t xml:space="preserve">かんたん切り替え」タブを開きます。</w:t>
-      </w:r>
-    </w:p>
-    <w:p>
-      <w:pPr>
-        <w:pStyle w:val="Compact"/>
-        <w:numPr>
-          <w:ilvl w:val="0"/>
-          <w:numId w:val="1004"/>
-        </w:numPr>
+        <w:t xml:space="preserve">GPTへ戻す</w:t>
+      </w:r>
+    </w:p>
+    <w:p>
+      <w:pPr>
+        <w:pStyle w:val="FirstParagraph"/>
       </w:pPr>
       <w:r>
         <w:rPr>
@@ -454,28 +1054,20 @@
         <w:rPr>
           <w:rFonts w:hint="eastAsia" w:ascii="Yu Gothic" w:hAnsi="Yu Gothic" w:eastAsia="Yu Gothic"/>
         </w:rPr>
-        <w:t xml:space="preserve">GPTで起動」を押します。</w:t>
-      </w:r>
-    </w:p>
-    <w:p>
-      <w:pPr>
-        <w:pStyle w:val="Compact"/>
-        <w:numPr>
-          <w:ilvl w:val="0"/>
-          <w:numId w:val="1004"/>
-        </w:numPr>
-      </w:pPr>
-      <w:r>
-        <w:rPr>
-          <w:rFonts w:ascii="Yu Gothic" w:hAnsi="Yu Gothic" w:eastAsia="Yu Gothic"/>
-        </w:rPr>
-        <w:t xml:space="preserve">Codex </w:t>
-      </w:r>
-      <w:r>
-        <w:rPr>
-          <w:rFonts w:hint="eastAsia" w:ascii="Yu Gothic" w:hAnsi="Yu Gothic" w:eastAsia="Yu Gothic"/>
-        </w:rPr>
-        <w:t xml:space="preserve">Appが起動します。</w:t>
+        <w:t xml:space="preserve">GPTで起動」を押します。勉強会終了時や通常利用へ戻るときに使用します。</w:t>
+      </w:r>
+    </w:p>
+    <w:bookmarkEnd w:id="18"/>
+    <w:bookmarkStart w:id="19" w:name="ランチャー終了時の確認"/>
+    <w:p>
+      <w:pPr>
+        <w:pStyle w:val="Heading2"/>
+      </w:pPr>
+      <w:r>
+        <w:rPr>
+          <w:rFonts w:hint="eastAsia" w:ascii="Yu Gothic" w:hAnsi="Yu Gothic" w:eastAsia="Yu Gothic"/>
+        </w:rPr>
+        <w:t xml:space="preserve">ランチャー終了時の確認</w:t>
       </w:r>
     </w:p>
     <w:p>
@@ -486,145 +1078,16 @@
         <w:rPr>
           <w:rFonts w:hint="eastAsia" w:ascii="Yu Gothic" w:hAnsi="Yu Gothic" w:eastAsia="Yu Gothic"/>
         </w:rPr>
-        <w:t xml:space="preserve">すでに通常のCodexになっている場合、設定変更は行わずCodex</w:t>
-      </w:r>
-      <w:r>
-        <w:rPr>
-          <w:rFonts w:ascii="Yu Gothic" w:hAnsi="Yu Gothic" w:eastAsia="Yu Gothic"/>
-        </w:rPr>
-        <w:t xml:space="preserve"> </w:t>
-      </w:r>
-      <w:r>
-        <w:rPr>
-          <w:rFonts w:hint="eastAsia" w:ascii="Yu Gothic" w:hAnsi="Yu Gothic" w:eastAsia="Yu Gothic"/>
-        </w:rPr>
-        <w:t xml:space="preserve">Appを起動します。</w:t>
-      </w:r>
-    </w:p>
-    <w:bookmarkEnd w:id="12"/>
-    <w:bookmarkStart w:id="13" w:name="gpt-oss120b-cloudを使う"/>
-    <w:p>
-      <w:pPr>
-        <w:pStyle w:val="Heading2"/>
-      </w:pPr>
-      <w:r>
-        <w:rPr>
-          <w:rFonts w:hint="eastAsia" w:ascii="Yu Gothic" w:hAnsi="Yu Gothic" w:eastAsia="Yu Gothic"/>
-        </w:rPr>
-        <w:t xml:space="preserve">gpt-oss:120b-cloudを使う</w:t>
-      </w:r>
-    </w:p>
-    <w:p>
-      <w:pPr>
-        <w:pStyle w:val="Compact"/>
-        <w:numPr>
-          <w:ilvl w:val="0"/>
-          <w:numId w:val="1005"/>
-        </w:numPr>
-      </w:pPr>
-      <w:r>
-        <w:rPr>
-          <w:rFonts w:ascii="Yu Gothic" w:hAnsi="Yu Gothic" w:eastAsia="Yu Gothic"/>
-        </w:rPr>
-        <w:t xml:space="preserve">「Codex App </w:t>
-      </w:r>
-      <w:r>
-        <w:rPr>
-          <w:rFonts w:hint="eastAsia" w:ascii="Yu Gothic" w:hAnsi="Yu Gothic" w:eastAsia="Yu Gothic"/>
-        </w:rPr>
-        <w:t xml:space="preserve">かんたん切り替え」タブを開きます。</w:t>
-      </w:r>
-    </w:p>
-    <w:p>
-      <w:pPr>
-        <w:pStyle w:val="Compact"/>
-        <w:numPr>
-          <w:ilvl w:val="0"/>
-          <w:numId w:val="1005"/>
-        </w:numPr>
-      </w:pPr>
-      <w:r>
-        <w:rPr>
-          <w:rFonts w:hint="eastAsia" w:ascii="Yu Gothic" w:hAnsi="Yu Gothic" w:eastAsia="Yu Gothic"/>
-        </w:rPr>
-        <w:t xml:space="preserve">「gpt-oss:120b-cloudで起動」を押します。</w:t>
-      </w:r>
-    </w:p>
-    <w:p>
-      <w:pPr>
-        <w:pStyle w:val="Compact"/>
-        <w:numPr>
-          <w:ilvl w:val="0"/>
-          <w:numId w:val="1005"/>
-        </w:numPr>
-      </w:pPr>
-      <w:r>
-        <w:rPr>
-          <w:rFonts w:ascii="Yu Gothic" w:hAnsi="Yu Gothic" w:eastAsia="Yu Gothic"/>
-        </w:rPr>
-        <w:t xml:space="preserve">Codex </w:t>
-      </w:r>
-      <w:r>
-        <w:rPr>
-          <w:rFonts w:hint="eastAsia" w:ascii="Yu Gothic" w:hAnsi="Yu Gothic" w:eastAsia="Yu Gothic"/>
-        </w:rPr>
-        <w:t xml:space="preserve">Appが起動中の場合、警告を読み「はい」を押します。</w:t>
-      </w:r>
-    </w:p>
-    <w:p>
-      <w:pPr>
-        <w:pStyle w:val="Compact"/>
-        <w:numPr>
-          <w:ilvl w:val="0"/>
-          <w:numId w:val="1005"/>
-        </w:numPr>
-      </w:pPr>
-      <w:r>
-        <w:rPr>
-          <w:rFonts w:hint="eastAsia" w:ascii="Yu Gothic" w:hAnsi="Yu Gothic" w:eastAsia="Yu Gothic"/>
-        </w:rPr>
-        <w:t xml:space="preserve">切り替え完了後、Codex</w:t>
-      </w:r>
-      <w:r>
-        <w:rPr>
-          <w:rFonts w:ascii="Yu Gothic" w:hAnsi="Yu Gothic" w:eastAsia="Yu Gothic"/>
-        </w:rPr>
-        <w:t xml:space="preserve"> </w:t>
-      </w:r>
-      <w:r>
-        <w:rPr>
-          <w:rFonts w:hint="eastAsia" w:ascii="Yu Gothic" w:hAnsi="Yu Gothic" w:eastAsia="Yu Gothic"/>
-        </w:rPr>
-        <w:t xml:space="preserve">Appが起動します。</w:t>
-      </w:r>
-    </w:p>
-    <w:p>
-      <w:pPr>
-        <w:pStyle w:val="FirstParagraph"/>
-      </w:pPr>
-      <w:r>
-        <w:rPr>
-          <w:rStyle w:val="VerbatimChar"/>
-          <w:rFonts w:ascii="Yu Gothic" w:hAnsi="Yu Gothic" w:eastAsia="Yu Gothic"/>
-        </w:rPr>
-        <w:t xml:space="preserve">gpt-oss:120b-cloud</w:t>
-      </w:r>
-      <w:r>
-        <w:rPr>
-          <w:rFonts w:ascii="Yu Gothic" w:hAnsi="Yu Gothic" w:eastAsia="Yu Gothic"/>
-        </w:rPr>
-        <w:t xml:space="preserve">はOllama </w:t>
-      </w:r>
-      <w:r>
-        <w:rPr>
-          <w:rFonts w:hint="eastAsia" w:ascii="Yu Gothic" w:hAnsi="Yu Gothic" w:eastAsia="Yu Gothic"/>
-        </w:rPr>
-        <w:t xml:space="preserve">Cloudモデルです。PC上で120Bモデルを直接動かすものではありません。</w:t>
-      </w:r>
-    </w:p>
-    <w:p>
-      <w:pPr>
-        <w:pStyle w:val="BlockText"/>
+        <w:t xml:space="preserve">Ollama接続状態でランチャーを閉じると、次から選べます。</w:t>
+      </w:r>
+    </w:p>
+    <w:p>
+      <w:pPr>
+        <w:pStyle w:val="Compact"/>
+        <w:numPr>
+          <w:ilvl w:val="0"/>
+          <w:numId w:val="1009"/>
+        </w:numPr>
       </w:pPr>
       <w:r>
         <w:rPr>
@@ -632,129 +1095,27 @@
           <w:b/>
           <w:bCs/>
         </w:rPr>
-        <w:t xml:space="preserve">重要:</w:t>
-      </w:r>
-      <w:r>
-        <w:rPr>
-          <w:rFonts w:ascii="Yu Gothic" w:hAnsi="Yu Gothic" w:eastAsia="Yu Gothic"/>
-        </w:rPr>
-        <w:t xml:space="preserve"> </w:t>
-      </w:r>
-      <w:r>
-        <w:rPr>
-          <w:rFonts w:ascii="Yu Gothic" w:hAnsi="Yu Gothic" w:eastAsia="Yu Gothic"/>
-        </w:rPr>
-        <w:t xml:space="preserve">Codex </w:t>
-      </w:r>
-      <w:r>
-        <w:rPr>
-          <w:rFonts w:hint="eastAsia" w:ascii="Yu Gothic" w:hAnsi="Yu Gothic" w:eastAsia="Yu Gothic"/>
-        </w:rPr>
-        <w:t xml:space="preserve">Appを切り替えるときは、Codex</w:t>
-      </w:r>
-      <w:r>
-        <w:rPr>
-          <w:rFonts w:ascii="Yu Gothic" w:hAnsi="Yu Gothic" w:eastAsia="Yu Gothic"/>
-        </w:rPr>
-        <w:t xml:space="preserve"> </w:t>
-      </w:r>
-      <w:r>
-        <w:rPr>
-          <w:rFonts w:hint="eastAsia" w:ascii="Yu Gothic" w:hAnsi="Yu Gothic" w:eastAsia="Yu Gothic"/>
-        </w:rPr>
-        <w:t xml:space="preserve">Appがいったん終了します。</w:t>
-      </w:r>
-      <w:r>
-        <w:rPr>
-          <w:rFonts w:ascii="Yu Gothic" w:hAnsi="Yu Gothic" w:eastAsia="Yu Gothic"/>
-        </w:rPr>
-        <w:t xml:space="preserve"> </w:t>
-      </w:r>
-      <w:r>
-        <w:rPr>
-          <w:rFonts w:hint="eastAsia" w:ascii="Yu Gothic" w:hAnsi="Yu Gothic" w:eastAsia="Yu Gothic"/>
-        </w:rPr>
-        <w:t xml:space="preserve">入力途中の内容がある場合は、切り替え前に送信または保存してください。</w:t>
-      </w:r>
-    </w:p>
-    <w:bookmarkEnd w:id="13"/>
-    <w:bookmarkStart w:id="14" w:name="通常のcodexへ戻す"/>
-    <w:p>
-      <w:pPr>
-        <w:pStyle w:val="Heading2"/>
-      </w:pPr>
-      <w:r>
-        <w:rPr>
-          <w:rFonts w:hint="eastAsia" w:ascii="Yu Gothic" w:hAnsi="Yu Gothic" w:eastAsia="Yu Gothic"/>
-        </w:rPr>
-        <w:t xml:space="preserve">通常のCodexへ戻す</w:t>
-      </w:r>
-    </w:p>
-    <w:p>
-      <w:pPr>
-        <w:pStyle w:val="FirstParagraph"/>
-      </w:pPr>
-      <w:r>
-        <w:rPr>
-          <w:rFonts w:hint="eastAsia" w:ascii="Yu Gothic" w:hAnsi="Yu Gothic" w:eastAsia="Yu Gothic"/>
-        </w:rPr>
-        <w:t xml:space="preserve">「通常のCodex</w:t>
-      </w:r>
-      <w:r>
-        <w:rPr>
-          <w:rFonts w:ascii="Yu Gothic" w:hAnsi="Yu Gothic" w:eastAsia="Yu Gothic"/>
-        </w:rPr>
-        <w:t xml:space="preserve"> </w:t>
-      </w:r>
-      <w:r>
-        <w:rPr>
-          <w:rFonts w:hint="eastAsia" w:ascii="Yu Gothic" w:hAnsi="Yu Gothic" w:eastAsia="Yu Gothic"/>
-        </w:rPr>
-        <w:t xml:space="preserve">GPTで起動」を押します。勉強会終了時や通常利用へ戻るときは、</w:t>
-      </w:r>
-      <w:r>
-        <w:rPr>
-          <w:rFonts w:ascii="Yu Gothic" w:hAnsi="Yu Gothic" w:eastAsia="Yu Gothic"/>
-        </w:rPr>
-        <w:t xml:space="preserve"> </w:t>
-      </w:r>
-      <w:r>
-        <w:rPr>
-          <w:rFonts w:hint="eastAsia" w:ascii="Yu Gothic" w:hAnsi="Yu Gothic" w:eastAsia="Yu Gothic"/>
-        </w:rPr>
-        <w:t xml:space="preserve">この操作を行ってください。</w:t>
-      </w:r>
-    </w:p>
-    <w:bookmarkEnd w:id="14"/>
-    <w:bookmarkStart w:id="15" w:name="ランチャー終了時の確認"/>
-    <w:p>
-      <w:pPr>
-        <w:pStyle w:val="Heading2"/>
-      </w:pPr>
-      <w:r>
-        <w:rPr>
-          <w:rFonts w:hint="eastAsia" w:ascii="Yu Gothic" w:hAnsi="Yu Gothic" w:eastAsia="Yu Gothic"/>
-        </w:rPr>
-        <w:t xml:space="preserve">ランチャー終了時の確認</w:t>
-      </w:r>
-    </w:p>
-    <w:p>
-      <w:pPr>
-        <w:pStyle w:val="FirstParagraph"/>
-      </w:pPr>
-      <w:r>
-        <w:rPr>
-          <w:rFonts w:hint="eastAsia" w:ascii="Yu Gothic" w:hAnsi="Yu Gothic" w:eastAsia="Yu Gothic"/>
-        </w:rPr>
-        <w:t xml:space="preserve">Ollama接続状態でランチャーを閉じると、次の選択肢が表示されます。</w:t>
-      </w:r>
-    </w:p>
-    <w:p>
-      <w:pPr>
-        <w:pStyle w:val="Compact"/>
-        <w:numPr>
-          <w:ilvl w:val="0"/>
-          <w:numId w:val="1006"/>
+        <w:t xml:space="preserve">通常のCodexに戻して終了</w:t>
+      </w:r>
+      <w:r>
+        <w:rPr>
+          <w:rFonts w:ascii="Yu Gothic" w:hAnsi="Yu Gothic" w:eastAsia="Yu Gothic"/>
+        </w:rPr>
+        <w:t xml:space="preserve">: </w:t>
+      </w:r>
+      <w:r>
+        <w:rPr>
+          <w:rFonts w:hint="eastAsia" w:ascii="Yu Gothic" w:hAnsi="Yu Gothic" w:eastAsia="Yu Gothic"/>
+        </w:rPr>
+        <w:t xml:space="preserve">通常状態へ復元して終了します。</w:t>
+      </w:r>
+    </w:p>
+    <w:p>
+      <w:pPr>
+        <w:pStyle w:val="Compact"/>
+        <w:numPr>
+          <w:ilvl w:val="0"/>
+          <w:numId w:val="1009"/>
         </w:numPr>
       </w:pPr>
       <w:r>
@@ -763,7 +1124,7 @@
           <w:b/>
           <w:bCs/>
         </w:rPr>
-        <w:t xml:space="preserve">通常のCodexに戻して終了</w:t>
+        <w:t xml:space="preserve">Ollama状態のまま終了</w:t>
       </w:r>
       <w:r>
         <w:rPr>
@@ -775,24 +1136,24 @@
         <w:rPr>
           <w:rFonts w:hint="eastAsia" w:ascii="Yu Gothic" w:hAnsi="Yu Gothic" w:eastAsia="Yu Gothic"/>
         </w:rPr>
-        <w:t xml:space="preserve">通常状態へ復元してランチャーを閉じます。</w:t>
-      </w:r>
-    </w:p>
-    <w:p>
-      <w:pPr>
-        <w:pStyle w:val="Compact"/>
-        <w:numPr>
-          <w:ilvl w:val="0"/>
-          <w:numId w:val="1006"/>
-        </w:numPr>
-      </w:pPr>
-      <w:r>
-        <w:rPr>
-          <w:rFonts w:hint="eastAsia" w:ascii="Yu Gothic" w:hAnsi="Yu Gothic" w:eastAsia="Yu Gothic"/>
+        <w:t xml:space="preserve">接続状態を維持して終了します。</w:t>
+      </w:r>
+    </w:p>
+    <w:p>
+      <w:pPr>
+        <w:pStyle w:val="Compact"/>
+        <w:numPr>
+          <w:ilvl w:val="0"/>
+          <w:numId w:val="1009"/>
+        </w:numPr>
+      </w:pPr>
+      <w:r>
+        <w:rPr>
+          <w:rFonts w:ascii="Yu Gothic" w:hAnsi="Yu Gothic" w:eastAsia="Yu Gothic"/>
           <w:b/>
           <w:bCs/>
         </w:rPr>
-        <w:t xml:space="preserve">Ollama状態のまま終了</w:t>
+        <w:t xml:space="preserve">キャンセル</w:t>
       </w:r>
       <w:r>
         <w:rPr>
@@ -804,224 +1165,11 @@
         <w:rPr>
           <w:rFonts w:hint="eastAsia" w:ascii="Yu Gothic" w:hAnsi="Yu Gothic" w:eastAsia="Yu Gothic"/>
         </w:rPr>
-        <w:t xml:space="preserve">接続状態を維持して閉じます。</w:t>
-      </w:r>
-    </w:p>
-    <w:p>
-      <w:pPr>
-        <w:pStyle w:val="Compact"/>
-        <w:numPr>
-          <w:ilvl w:val="0"/>
-          <w:numId w:val="1006"/>
-        </w:numPr>
-      </w:pPr>
-      <w:r>
-        <w:rPr>
-          <w:rFonts w:ascii="Yu Gothic" w:hAnsi="Yu Gothic" w:eastAsia="Yu Gothic"/>
-          <w:b/>
-          <w:bCs/>
-        </w:rPr>
-        <w:t xml:space="preserve">キャンセル</w:t>
-      </w:r>
-      <w:r>
-        <w:rPr>
-          <w:rFonts w:ascii="Yu Gothic" w:hAnsi="Yu Gothic" w:eastAsia="Yu Gothic"/>
-        </w:rPr>
-        <w:t xml:space="preserve">: </w:t>
-      </w:r>
-      <w:r>
-        <w:rPr>
-          <w:rFonts w:hint="eastAsia" w:ascii="Yu Gothic" w:hAnsi="Yu Gothic" w:eastAsia="Yu Gothic"/>
-        </w:rPr>
         <w:t xml:space="preserve">ランチャーへ戻ります。</w:t>
       </w:r>
     </w:p>
-    <w:bookmarkEnd w:id="15"/>
-    <w:bookmarkStart w:id="16" w:name="新しいollamaモデルをインストールする"/>
-    <w:p>
-      <w:pPr>
-        <w:pStyle w:val="Heading2"/>
-      </w:pPr>
-      <w:r>
-        <w:rPr>
-          <w:rFonts w:hint="eastAsia" w:ascii="Yu Gothic" w:hAnsi="Yu Gothic" w:eastAsia="Yu Gothic"/>
-        </w:rPr>
-        <w:t xml:space="preserve">新しいOllamaモデルをインストールする</w:t>
-      </w:r>
-    </w:p>
-    <w:p>
-      <w:pPr>
-        <w:pStyle w:val="Compact"/>
-        <w:numPr>
-          <w:ilvl w:val="0"/>
-          <w:numId w:val="1007"/>
-        </w:numPr>
-      </w:pPr>
-      <w:r>
-        <w:rPr>
-          <w:rFonts w:ascii="Yu Gothic" w:hAnsi="Yu Gothic" w:eastAsia="Yu Gothic"/>
-        </w:rPr>
-        <w:t xml:space="preserve">「Ollama </w:t>
-      </w:r>
-      <w:r>
-        <w:rPr>
-          <w:rFonts w:hint="eastAsia" w:ascii="Yu Gothic" w:hAnsi="Yu Gothic" w:eastAsia="Yu Gothic"/>
-        </w:rPr>
-        <w:t xml:space="preserve">モデル管理」タブを開きます。</w:t>
-      </w:r>
-    </w:p>
-    <w:p>
-      <w:pPr>
-        <w:pStyle w:val="Compact"/>
-        <w:numPr>
-          <w:ilvl w:val="0"/>
-          <w:numId w:val="1007"/>
-        </w:numPr>
-      </w:pPr>
-      <w:r>
-        <w:rPr>
-          <w:rFonts w:hint="eastAsia" w:ascii="Yu Gothic" w:hAnsi="Yu Gothic" w:eastAsia="Yu Gothic"/>
-        </w:rPr>
-        <w:t xml:space="preserve">Ollama公式ライブラリで確認したモデル名を入力します。</w:t>
-      </w:r>
-    </w:p>
-    <w:p>
-      <w:pPr>
-        <w:pStyle w:val="Compact"/>
-        <w:numPr>
-          <w:ilvl w:val="0"/>
-          <w:numId w:val="1007"/>
-        </w:numPr>
-      </w:pPr>
-      <w:r>
-        <w:rPr>
-          <w:rFonts w:hint="eastAsia" w:ascii="Yu Gothic" w:hAnsi="Yu Gothic" w:eastAsia="Yu Gothic"/>
-        </w:rPr>
-        <w:t xml:space="preserve">「モデルをインストール」を押します。</w:t>
-      </w:r>
-    </w:p>
-    <w:p>
-      <w:pPr>
-        <w:pStyle w:val="Compact"/>
-        <w:numPr>
-          <w:ilvl w:val="0"/>
-          <w:numId w:val="1007"/>
-        </w:numPr>
-      </w:pPr>
-      <w:r>
-        <w:rPr>
-          <w:rFonts w:hint="eastAsia" w:ascii="Yu Gothic" w:hAnsi="Yu Gothic" w:eastAsia="Yu Gothic"/>
-        </w:rPr>
-        <w:t xml:space="preserve">モデル名、種類、注意事項を確認し「はい」を押します。</w:t>
-      </w:r>
-    </w:p>
-    <w:p>
-      <w:pPr>
-        <w:pStyle w:val="Compact"/>
-        <w:numPr>
-          <w:ilvl w:val="0"/>
-          <w:numId w:val="1007"/>
-        </w:numPr>
-      </w:pPr>
-      <w:r>
-        <w:rPr>
-          <w:rFonts w:hint="eastAsia" w:ascii="Yu Gothic" w:hAnsi="Yu Gothic" w:eastAsia="Yu Gothic"/>
-        </w:rPr>
-        <w:t xml:space="preserve">完了するまでPCを閉じずに待ちます。</w:t>
-      </w:r>
-    </w:p>
-    <w:p>
-      <w:pPr>
-        <w:pStyle w:val="FirstParagraph"/>
-      </w:pPr>
-      <w:r>
-        <w:rPr>
-          <w:rFonts w:hint="eastAsia" w:ascii="Yu Gothic" w:hAnsi="Yu Gothic" w:eastAsia="Yu Gothic"/>
-        </w:rPr>
-        <w:t xml:space="preserve">入力例:</w:t>
-      </w:r>
-    </w:p>
-    <w:p>
-      <w:pPr>
-        <w:pStyle w:val="SourceCode"/>
-        <w:ind w:left="227" w:right="227"/>
-      </w:pPr>
-      <w:r>
-        <w:rPr>
-          <w:rStyle w:val="VerbatimChar"/>
-          <w:rFonts w:ascii="Menlo" w:hAnsi="Menlo" w:eastAsia="Menlo"/>
-          <w:sz w:val="18"/>
-        </w:rPr>
-        <w:t xml:space="preserve">qwen2.5-coder:7b</w:t>
-      </w:r>
-      <w:r>
-        <w:rPr>
-          <w:rFonts w:ascii="Menlo" w:hAnsi="Menlo" w:eastAsia="Menlo"/>
-          <w:sz w:val="18"/>
-        </w:rPr>
-        <w:br/>
-      </w:r>
-      <w:r>
-        <w:rPr>
-          <w:rStyle w:val="VerbatimChar"/>
-          <w:rFonts w:ascii="Menlo" w:hAnsi="Menlo" w:eastAsia="Menlo"/>
-          <w:sz w:val="18"/>
-        </w:rPr>
-        <w:t xml:space="preserve">gemma3:4b</w:t>
-      </w:r>
-      <w:r>
-        <w:rPr>
-          <w:rFonts w:ascii="Menlo" w:hAnsi="Menlo" w:eastAsia="Menlo"/>
-          <w:sz w:val="18"/>
-        </w:rPr>
-        <w:br/>
-      </w:r>
-      <w:r>
-        <w:rPr>
-          <w:rStyle w:val="VerbatimChar"/>
-          <w:rFonts w:ascii="Menlo" w:hAnsi="Menlo" w:eastAsia="Menlo"/>
-          <w:sz w:val="18"/>
-        </w:rPr>
-        <w:t xml:space="preserve">gpt-oss:20b</w:t>
-      </w:r>
-    </w:p>
-    <w:p>
-      <w:pPr>
-        <w:pStyle w:val="FirstParagraph"/>
-      </w:pPr>
-      <w:r>
-        <w:rPr>
-          <w:rFonts w:hint="eastAsia" w:ascii="Yu Gothic" w:hAnsi="Yu Gothic" w:eastAsia="Yu Gothic"/>
-        </w:rPr>
-        <w:t xml:space="preserve">ローカルモデルは数GB以上の通信量とディスク容量を使用する場合があります。</w:t>
-      </w:r>
-    </w:p>
-    <w:bookmarkEnd w:id="16"/>
-    <w:bookmarkStart w:id="17" w:name="インストールを中止する"/>
-    <w:p>
-      <w:pPr>
-        <w:pStyle w:val="Heading2"/>
-      </w:pPr>
-      <w:r>
-        <w:rPr>
-          <w:rFonts w:hint="eastAsia" w:ascii="Yu Gothic" w:hAnsi="Yu Gothic" w:eastAsia="Yu Gothic"/>
-        </w:rPr>
-        <w:t xml:space="preserve">インストールを中止する</w:t>
-      </w:r>
-    </w:p>
-    <w:p>
-      <w:pPr>
-        <w:pStyle w:val="FirstParagraph"/>
-      </w:pPr>
-      <w:r>
-        <w:rPr>
-          <w:rFonts w:hint="eastAsia" w:ascii="Yu Gothic" w:hAnsi="Yu Gothic" w:eastAsia="Yu Gothic"/>
-        </w:rPr>
-        <w:t xml:space="preserve">モデルのインストール中に「中止」を押します。確認画面で「はい」を押すと中止します。</w:t>
-      </w:r>
-    </w:p>
-    <w:bookmarkEnd w:id="17"/>
-    <w:bookmarkStart w:id="18" w:name="モデル一覧の見方"/>
+    <w:bookmarkEnd w:id="19"/>
+    <w:bookmarkStart w:id="20" w:name="モデル一覧の見方"/>
     <w:p>
       <w:pPr>
         <w:pStyle w:val="Heading2"/>
@@ -1152,7 +1300,7 @@
                 <w:rFonts w:hint="eastAsia" w:ascii="Yu Gothic" w:hAnsi="Yu Gothic" w:eastAsia="Yu Gothic"/>
                 <w:sz w:val="19"/>
               </w:rPr>
-              <w:t xml:space="preserve">Ollamaのクラウド側で動作するモデル</w:t>
+              <w:t xml:space="preserve">Ollamaのクラウド側で動作するモデル。Codex用として優先表示されます。</w:t>
             </w:r>
           </w:p>
         </w:tc>
@@ -1207,25 +1355,14 @@
                 <w:rFonts w:hint="eastAsia" w:ascii="Yu Gothic" w:hAnsi="Yu Gothic" w:eastAsia="Yu Gothic"/>
                 <w:sz w:val="19"/>
               </w:rPr>
-              <w:t xml:space="preserve">PCへダウンロードし、PC上で動作するモデル</w:t>
+              <w:t xml:space="preserve">PCへダウンロードし、PC上で動作するモデル。Codex互換性は保証されません。</w:t>
             </w:r>
           </w:p>
         </w:tc>
       </w:tr>
     </w:tbl>
-    <w:p>
-      <w:pPr>
-        <w:pStyle w:val="BodyText"/>
-      </w:pPr>
-      <w:r>
-        <w:rPr>
-          <w:rFonts w:hint="eastAsia" w:ascii="Yu Gothic" w:hAnsi="Yu Gothic" w:eastAsia="Yu Gothic"/>
-        </w:rPr>
-        <w:t xml:space="preserve">「モデル一覧を更新」を押すと、現在の一覧を再取得します。</w:t>
-      </w:r>
-    </w:p>
-    <w:bookmarkEnd w:id="18"/>
-    <w:bookmarkStart w:id="25" w:name="困ったとき"/>
+    <w:bookmarkEnd w:id="20"/>
+    <w:bookmarkStart w:id="26" w:name="困ったとき"/>
     <w:p>
       <w:pPr>
         <w:pStyle w:val="Heading2"/>
@@ -1237,7 +1374,7 @@
         <w:t xml:space="preserve">困ったとき</w:t>
       </w:r>
     </w:p>
-    <w:bookmarkStart w:id="19" w:name="ollamaが見つからない"/>
+    <w:bookmarkStart w:id="21" w:name="選択したモデルで起動できない"/>
     <w:p>
       <w:pPr>
         <w:pStyle w:val="Heading3"/>
@@ -1246,6 +1383,85 @@
         <w:rPr>
           <w:rFonts w:hint="eastAsia" w:ascii="Yu Gothic" w:hAnsi="Yu Gothic" w:eastAsia="Yu Gothic"/>
         </w:rPr>
+        <w:t xml:space="preserve">選択したモデルで起動できない</w:t>
+      </w:r>
+    </w:p>
+    <w:p>
+      <w:pPr>
+        <w:pStyle w:val="FirstParagraph"/>
+      </w:pPr>
+      <w:r>
+        <w:rPr>
+          <w:rFonts w:ascii="Yu Gothic" w:hAnsi="Yu Gothic" w:eastAsia="Yu Gothic"/>
+        </w:rPr>
+        <w:t xml:space="preserve">「Ollama </w:t>
+      </w:r>
+      <w:r>
+        <w:rPr>
+          <w:rFonts w:hint="eastAsia" w:ascii="Yu Gothic" w:hAnsi="Yu Gothic" w:eastAsia="Yu Gothic"/>
+        </w:rPr>
+        <w:t xml:space="preserve">モデル管理」タブでモデルが一覧にあるか確認します。Cloudモデルの場合はOllamaへの</w:t>
+      </w:r>
+      <w:r>
+        <w:rPr>
+          <w:rFonts w:ascii="Yu Gothic" w:hAnsi="Yu Gothic" w:eastAsia="Yu Gothic"/>
+        </w:rPr>
+        <w:t xml:space="preserve"> </w:t>
+      </w:r>
+      <w:r>
+        <w:rPr>
+          <w:rFonts w:hint="eastAsia" w:ascii="Yu Gothic" w:hAnsi="Yu Gothic" w:eastAsia="Yu Gothic"/>
+        </w:rPr>
+        <w:t xml:space="preserve">サインイン状態とインターネット接続も確認してください。</w:t>
+      </w:r>
+    </w:p>
+    <w:bookmarkEnd w:id="21"/>
+    <w:bookmarkStart w:id="22" w:name="ローカルモデルでcodexが正常に動かない"/>
+    <w:p>
+      <w:pPr>
+        <w:pStyle w:val="Heading3"/>
+      </w:pPr>
+      <w:r>
+        <w:rPr>
+          <w:rFonts w:hint="eastAsia" w:ascii="Yu Gothic" w:hAnsi="Yu Gothic" w:eastAsia="Yu Gothic"/>
+        </w:rPr>
+        <w:t xml:space="preserve">ローカルモデルでCodexが正常に動かない</w:t>
+      </w:r>
+    </w:p>
+    <w:p>
+      <w:pPr>
+        <w:pStyle w:val="FirstParagraph"/>
+      </w:pPr>
+      <w:r>
+        <w:rPr>
+          <w:rFonts w:hint="eastAsia" w:ascii="Yu Gothic" w:hAnsi="Yu Gothic" w:eastAsia="Yu Gothic"/>
+        </w:rPr>
+        <w:t xml:space="preserve">「推奨モデルに戻す」を押し、</w:t>
+      </w:r>
+      <w:r>
+        <w:rPr>
+          <w:rStyle w:val="VerbatimChar"/>
+          <w:rFonts w:ascii="Yu Gothic" w:hAnsi="Yu Gothic" w:eastAsia="Yu Gothic"/>
+        </w:rPr>
+        <w:t xml:space="preserve">gpt-oss:120b-cloud</w:t>
+      </w:r>
+      <w:r>
+        <w:rPr>
+          <w:rFonts w:hint="eastAsia" w:ascii="Yu Gothic" w:hAnsi="Yu Gothic" w:eastAsia="Yu Gothic"/>
+        </w:rPr>
+        <w:t xml:space="preserve">で起動してください。</w:t>
+      </w:r>
+    </w:p>
+    <w:bookmarkEnd w:id="22"/>
+    <w:bookmarkStart w:id="23" w:name="ollamaが見つからない"/>
+    <w:p>
+      <w:pPr>
+        <w:pStyle w:val="Heading3"/>
+      </w:pPr>
+      <w:r>
+        <w:rPr>
+          <w:rFonts w:hint="eastAsia" w:ascii="Yu Gothic" w:hAnsi="Yu Gothic" w:eastAsia="Yu Gothic"/>
+        </w:rPr>
         <w:t xml:space="preserve">Ollamaが見つからない</w:t>
       </w:r>
     </w:p>
@@ -1260,17 +1476,23 @@
         <w:t xml:space="preserve">画面の「Ollama公式ダウンロードページを開く」を押し、Ollamaをインストールしてください。</w:t>
       </w:r>
     </w:p>
-    <w:bookmarkEnd w:id="19"/>
-    <w:bookmarkStart w:id="20" w:name="モデル一覧を取得できない"/>
+    <w:bookmarkEnd w:id="23"/>
+    <w:bookmarkStart w:id="24" w:name="unknown-integration-codex-app-と表示される"/>
     <w:p>
       <w:pPr>
         <w:pStyle w:val="Heading3"/>
       </w:pPr>
       <w:r>
         <w:rPr>
-          <w:rFonts w:hint="eastAsia" w:ascii="Yu Gothic" w:hAnsi="Yu Gothic" w:eastAsia="Yu Gothic"/>
-        </w:rPr>
-        <w:t xml:space="preserve">モデル一覧を取得できない</w:t>
+          <w:rFonts w:ascii="Yu Gothic" w:hAnsi="Yu Gothic" w:eastAsia="Yu Gothic"/>
+        </w:rPr>
+        <w:t xml:space="preserve">unknown integration: codex-app </w:t>
+      </w:r>
+      <w:r>
+        <w:rPr>
+          <w:rFonts w:hint="eastAsia" w:ascii="Yu Gothic" w:hAnsi="Yu Gothic" w:eastAsia="Yu Gothic"/>
+        </w:rPr>
+        <w:t xml:space="preserve">と表示される</w:t>
       </w:r>
     </w:p>
     <w:p>
@@ -1281,26 +1503,20 @@
         <w:rPr>
           <w:rFonts w:hint="eastAsia" w:ascii="Yu Gothic" w:hAnsi="Yu Gothic" w:eastAsia="Yu Gothic"/>
         </w:rPr>
-        <w:t xml:space="preserve">Ollamaアプリが起動しているか確認し、「状態を再確認」を押してください。</w:t>
-      </w:r>
-    </w:p>
-    <w:bookmarkEnd w:id="20"/>
-    <w:bookmarkStart w:id="21" w:name="unknown-integration-codex-app-と表示される"/>
+        <w:t xml:space="preserve">Ollamaをv0.24.0以降へ更新してください。</w:t>
+      </w:r>
+    </w:p>
+    <w:bookmarkEnd w:id="24"/>
+    <w:bookmarkStart w:id="25" w:name="初回起動時にmacosがアプリを開けない"/>
     <w:p>
       <w:pPr>
         <w:pStyle w:val="Heading3"/>
       </w:pPr>
       <w:r>
         <w:rPr>
-          <w:rFonts w:ascii="Yu Gothic" w:hAnsi="Yu Gothic" w:eastAsia="Yu Gothic"/>
-        </w:rPr>
-        <w:t xml:space="preserve">unknown integration: codex-app </w:t>
-      </w:r>
-      <w:r>
-        <w:rPr>
-          <w:rFonts w:hint="eastAsia" w:ascii="Yu Gothic" w:hAnsi="Yu Gothic" w:eastAsia="Yu Gothic"/>
-        </w:rPr>
-        <w:t xml:space="preserve">と表示される</w:t>
+          <w:rFonts w:hint="eastAsia" w:ascii="Yu Gothic" w:hAnsi="Yu Gothic" w:eastAsia="Yu Gothic"/>
+        </w:rPr>
+        <w:t xml:space="preserve">初回起動時にmacOSがアプリを開けない</w:t>
       </w:r>
     </w:p>
     <w:p>
@@ -1311,61 +1527,36 @@
         <w:rPr>
           <w:rFonts w:hint="eastAsia" w:ascii="Yu Gothic" w:hAnsi="Yu Gothic" w:eastAsia="Yu Gothic"/>
         </w:rPr>
-        <w:t xml:space="preserve">Ollamaが古い可能性があります。v0.24.0以降へ更新してください。</w:t>
-      </w:r>
-    </w:p>
-    <w:bookmarkEnd w:id="21"/>
-    <w:bookmarkStart w:id="22" w:name="cloudモデルを使えない"/>
-    <w:p>
-      <w:pPr>
-        <w:pStyle w:val="Heading3"/>
-      </w:pPr>
-      <w:r>
-        <w:rPr>
-          <w:rFonts w:hint="eastAsia" w:ascii="Yu Gothic" w:hAnsi="Yu Gothic" w:eastAsia="Yu Gothic"/>
-        </w:rPr>
-        <w:t xml:space="preserve">Cloudモデルを使えない</w:t>
-      </w:r>
-    </w:p>
-    <w:p>
-      <w:pPr>
-        <w:pStyle w:val="FirstParagraph"/>
-      </w:pPr>
-      <w:r>
-        <w:rPr>
-          <w:rFonts w:hint="eastAsia" w:ascii="Yu Gothic" w:hAnsi="Yu Gothic" w:eastAsia="Yu Gothic"/>
-        </w:rPr>
-        <w:t xml:space="preserve">Ollamaへのサインイン状態とインターネット接続を確認してください。</w:t>
-      </w:r>
-    </w:p>
-    <w:bookmarkEnd w:id="22"/>
-    <w:bookmarkStart w:id="23" w:name="codex-appを終了できない"/>
-    <w:p>
-      <w:pPr>
-        <w:pStyle w:val="Heading3"/>
-      </w:pPr>
-      <w:r>
-        <w:rPr>
-          <w:rFonts w:ascii="Yu Gothic" w:hAnsi="Yu Gothic" w:eastAsia="Yu Gothic"/>
-        </w:rPr>
-        <w:t xml:space="preserve">Codex </w:t>
-      </w:r>
-      <w:r>
-        <w:rPr>
-          <w:rFonts w:hint="eastAsia" w:ascii="Yu Gothic" w:hAnsi="Yu Gothic" w:eastAsia="Yu Gothic"/>
-        </w:rPr>
-        <w:t xml:space="preserve">Appを終了できない</w:t>
-      </w:r>
-    </w:p>
-    <w:p>
-      <w:pPr>
-        <w:pStyle w:val="FirstParagraph"/>
-      </w:pPr>
-      <w:r>
-        <w:rPr>
-          <w:rFonts w:hint="eastAsia" w:ascii="Yu Gothic" w:hAnsi="Yu Gothic" w:eastAsia="Yu Gothic"/>
-        </w:rPr>
-        <w:t xml:space="preserve">macOSの許可画面が表示された場合は許可してください。必要に応じてCodex</w:t>
+        <w:t xml:space="preserve">アプリを右クリックして「開く」を選択してください。この配布版はApple公証を行っていません。</w:t>
+      </w:r>
+    </w:p>
+    <w:bookmarkEnd w:id="25"/>
+    <w:bookmarkEnd w:id="26"/>
+    <w:bookmarkStart w:id="27" w:name="安全に使うための注意"/>
+    <w:p>
+      <w:pPr>
+        <w:pStyle w:val="Heading2"/>
+      </w:pPr>
+      <w:r>
+        <w:rPr>
+          <w:rFonts w:hint="eastAsia" w:ascii="Yu Gothic" w:hAnsi="Yu Gothic" w:eastAsia="Yu Gothic"/>
+        </w:rPr>
+        <w:t xml:space="preserve">安全に使うための注意</w:t>
+      </w:r>
+    </w:p>
+    <w:p>
+      <w:pPr>
+        <w:pStyle w:val="Compact"/>
+        <w:numPr>
+          <w:ilvl w:val="0"/>
+          <w:numId w:val="1010"/>
+        </w:numPr>
+      </w:pPr>
+      <w:r>
+        <w:rPr>
+          <w:rFonts w:hint="eastAsia" w:ascii="Yu Gothic" w:hAnsi="Yu Gothic" w:eastAsia="Yu Gothic"/>
+        </w:rPr>
+        <w:t xml:space="preserve">接続切り替え前に、Codex</w:t>
       </w:r>
       <w:r>
         <w:rPr>
@@ -1377,83 +1568,6 @@
         <w:rPr>
           <w:rFonts w:hint="eastAsia" w:ascii="Yu Gothic" w:hAnsi="Yu Gothic" w:eastAsia="Yu Gothic"/>
         </w:rPr>
-        <w:t xml:space="preserve">Appを手動で終了し、</w:t>
-      </w:r>
-      <w:r>
-        <w:rPr>
-          <w:rFonts w:ascii="Yu Gothic" w:hAnsi="Yu Gothic" w:eastAsia="Yu Gothic"/>
-        </w:rPr>
-        <w:t xml:space="preserve"> </w:t>
-      </w:r>
-      <w:r>
-        <w:rPr>
-          <w:rFonts w:hint="eastAsia" w:ascii="Yu Gothic" w:hAnsi="Yu Gothic" w:eastAsia="Yu Gothic"/>
-        </w:rPr>
-        <w:t xml:space="preserve">もう一度操作してください。</w:t>
-      </w:r>
-    </w:p>
-    <w:bookmarkEnd w:id="23"/>
-    <w:bookmarkStart w:id="24" w:name="初回起動時にmacosがアプリを開けない"/>
-    <w:p>
-      <w:pPr>
-        <w:pStyle w:val="Heading3"/>
-      </w:pPr>
-      <w:r>
-        <w:rPr>
-          <w:rFonts w:hint="eastAsia" w:ascii="Yu Gothic" w:hAnsi="Yu Gothic" w:eastAsia="Yu Gothic"/>
-        </w:rPr>
-        <w:t xml:space="preserve">初回起動時にmacOSがアプリを開けない</w:t>
-      </w:r>
-    </w:p>
-    <w:p>
-      <w:pPr>
-        <w:pStyle w:val="FirstParagraph"/>
-      </w:pPr>
-      <w:r>
-        <w:rPr>
-          <w:rFonts w:hint="eastAsia" w:ascii="Yu Gothic" w:hAnsi="Yu Gothic" w:eastAsia="Yu Gothic"/>
-        </w:rPr>
-        <w:t xml:space="preserve">アプリを右クリックして「開く」を選択してください。この配布版はApple公証を行っていません。</w:t>
-      </w:r>
-    </w:p>
-    <w:bookmarkEnd w:id="24"/>
-    <w:bookmarkEnd w:id="25"/>
-    <w:bookmarkStart w:id="26" w:name="安全に使うための注意"/>
-    <w:p>
-      <w:pPr>
-        <w:pStyle w:val="Heading2"/>
-      </w:pPr>
-      <w:r>
-        <w:rPr>
-          <w:rFonts w:hint="eastAsia" w:ascii="Yu Gothic" w:hAnsi="Yu Gothic" w:eastAsia="Yu Gothic"/>
-        </w:rPr>
-        <w:t xml:space="preserve">安全に使うための注意</w:t>
-      </w:r>
-    </w:p>
-    <w:p>
-      <w:pPr>
-        <w:pStyle w:val="Compact"/>
-        <w:numPr>
-          <w:ilvl w:val="0"/>
-          <w:numId w:val="1008"/>
-        </w:numPr>
-      </w:pPr>
-      <w:r>
-        <w:rPr>
-          <w:rFonts w:hint="eastAsia" w:ascii="Yu Gothic" w:hAnsi="Yu Gothic" w:eastAsia="Yu Gothic"/>
-        </w:rPr>
-        <w:t xml:space="preserve">接続切り替え前に、Codex</w:t>
-      </w:r>
-      <w:r>
-        <w:rPr>
-          <w:rFonts w:ascii="Yu Gothic" w:hAnsi="Yu Gothic" w:eastAsia="Yu Gothic"/>
-        </w:rPr>
-        <w:t xml:space="preserve"> </w:t>
-      </w:r>
-      <w:r>
-        <w:rPr>
-          <w:rFonts w:hint="eastAsia" w:ascii="Yu Gothic" w:hAnsi="Yu Gothic" w:eastAsia="Yu Gothic"/>
-        </w:rPr>
         <w:t xml:space="preserve">Appの入力途中の内容を確認してください。</w:t>
       </w:r>
     </w:p>
@@ -1462,7 +1576,7 @@
         <w:pStyle w:val="Compact"/>
         <w:numPr>
           <w:ilvl w:val="0"/>
-          <w:numId w:val="1008"/>
+          <w:numId w:val="1010"/>
         </w:numPr>
       </w:pPr>
       <w:r>
@@ -1477,7 +1591,7 @@
         <w:pStyle w:val="Compact"/>
         <w:numPr>
           <w:ilvl w:val="0"/>
-          <w:numId w:val="1008"/>
+          <w:numId w:val="1010"/>
         </w:numPr>
       </w:pPr>
       <w:r>
@@ -1492,33 +1606,18 @@
         <w:pStyle w:val="Compact"/>
         <w:numPr>
           <w:ilvl w:val="0"/>
-          <w:numId w:val="1008"/>
-        </w:numPr>
-      </w:pPr>
-      <w:r>
-        <w:rPr>
-          <w:rFonts w:hint="eastAsia" w:ascii="Yu Gothic" w:hAnsi="Yu Gothic" w:eastAsia="Yu Gothic"/>
-        </w:rPr>
-        <w:t xml:space="preserve">業務上の機密情報をCloudモデルへ送信するかは、所属組織のルールに従ってください。</w:t>
-      </w:r>
-    </w:p>
-    <w:p>
-      <w:pPr>
-        <w:pStyle w:val="Compact"/>
-        <w:numPr>
-          <w:ilvl w:val="0"/>
-          <w:numId w:val="1008"/>
-        </w:numPr>
-      </w:pPr>
-      <w:r>
-        <w:rPr>
-          <w:rFonts w:hint="eastAsia" w:ascii="Yu Gothic" w:hAnsi="Yu Gothic" w:eastAsia="Yu Gothic"/>
-        </w:rPr>
-        <w:t xml:space="preserve">不明なエラーが続く場合は操作を止め、講師または管理者へ相談してください。</w:t>
-      </w:r>
-    </w:p>
-    <w:bookmarkEnd w:id="26"/>
+          <w:numId w:val="1010"/>
+        </w:numPr>
+      </w:pPr>
+      <w:r>
+        <w:rPr>
+          <w:rFonts w:hint="eastAsia" w:ascii="Yu Gothic" w:hAnsi="Yu Gothic" w:eastAsia="Yu Gothic"/>
+        </w:rPr>
+        <w:t xml:space="preserve">業務上の機密情報をCloudモデルへ送信する場合は、所属組織のルールに従ってください。</w:t>
+      </w:r>
+    </w:p>
     <w:bookmarkEnd w:id="27"/>
+    <w:bookmarkEnd w:id="28"/>
     <w:sectPr>
       <w:footerReference w:type="default" r:id="rId10"/>
       <w:footnotePr>
@@ -1966,7 +2065,34 @@
     </w:lvlOverride>
   </w:num>
   <w:num w:numId="1006">
-    <w:abstractNumId w:val="991"/>
+    <w:abstractNumId w:val="99411"/>
+    <w:lvlOverride w:ilvl="0">
+      <w:startOverride w:val="1"/>
+    </w:lvlOverride>
+    <w:lvlOverride w:ilvl="1">
+      <w:startOverride w:val="1"/>
+    </w:lvlOverride>
+    <w:lvlOverride w:ilvl="2">
+      <w:startOverride w:val="1"/>
+    </w:lvlOverride>
+    <w:lvlOverride w:ilvl="3">
+      <w:startOverride w:val="1"/>
+    </w:lvlOverride>
+    <w:lvlOverride w:ilvl="4">
+      <w:startOverride w:val="1"/>
+    </w:lvlOverride>
+    <w:lvlOverride w:ilvl="5">
+      <w:startOverride w:val="1"/>
+    </w:lvlOverride>
+    <w:lvlOverride w:ilvl="6">
+      <w:startOverride w:val="1"/>
+    </w:lvlOverride>
+    <w:lvlOverride w:ilvl="7">
+      <w:startOverride w:val="1"/>
+    </w:lvlOverride>
+    <w:lvlOverride w:ilvl="8">
+      <w:startOverride w:val="1"/>
+    </w:lvlOverride>
   </w:num>
   <w:num w:numId="1007">
     <w:abstractNumId w:val="99411"/>
@@ -1999,6 +2125,39 @@
     </w:lvlOverride>
   </w:num>
   <w:num w:numId="1008">
+    <w:abstractNumId w:val="99411"/>
+    <w:lvlOverride w:ilvl="0">
+      <w:startOverride w:val="1"/>
+    </w:lvlOverride>
+    <w:lvlOverride w:ilvl="1">
+      <w:startOverride w:val="1"/>
+    </w:lvlOverride>
+    <w:lvlOverride w:ilvl="2">
+      <w:startOverride w:val="1"/>
+    </w:lvlOverride>
+    <w:lvlOverride w:ilvl="3">
+      <w:startOverride w:val="1"/>
+    </w:lvlOverride>
+    <w:lvlOverride w:ilvl="4">
+      <w:startOverride w:val="1"/>
+    </w:lvlOverride>
+    <w:lvlOverride w:ilvl="5">
+      <w:startOverride w:val="1"/>
+    </w:lvlOverride>
+    <w:lvlOverride w:ilvl="6">
+      <w:startOverride w:val="1"/>
+    </w:lvlOverride>
+    <w:lvlOverride w:ilvl="7">
+      <w:startOverride w:val="1"/>
+    </w:lvlOverride>
+    <w:lvlOverride w:ilvl="8">
+      <w:startOverride w:val="1"/>
+    </w:lvlOverride>
+  </w:num>
+  <w:num w:numId="1009">
+    <w:abstractNumId w:val="991"/>
+  </w:num>
+  <w:num w:numId="1010">
     <w:abstractNumId w:val="991"/>
   </w:num>
 </w:numbering>

--- a/docs/Codex_App_かんたん切り替え_操作マニュアル.docx
+++ b/docs/Codex_App_かんたん切り替え_操作マニュアル.docx
@@ -2,7 +2,7 @@
 <file path=word/document.xml><?xml version="1.0" encoding="utf-8"?>
 <w:document xmlns:w="http://schemas.openxmlformats.org/wordprocessingml/2006/main" xmlns:m="http://schemas.openxmlformats.org/officeDocument/2006/math" xmlns:r="http://schemas.openxmlformats.org/officeDocument/2006/relationships" xmlns:o="urn:schemas-microsoft-com:office:office" xmlns:v="urn:schemas-microsoft-com:vml" xmlns:w10="urn:schemas-microsoft-com:office:word" xmlns:a="http://schemas.openxmlformats.org/drawingml/2006/main" xmlns:pic="http://schemas.openxmlformats.org/drawingml/2006/picture" xmlns:wp="http://schemas.openxmlformats.org/drawingml/2006/wordprocessingDrawing">
   <w:body>
-    <w:bookmarkStart w:id="28" w:name="codex-app-かんたん切り替え-操作マニュアル"/>
+    <w:bookmarkStart w:id="35" w:name="codex-app-かんたん切り替え-操作マニュアル"/>
     <w:p>
       <w:pPr>
         <w:jc w:val="center"/>
@@ -55,7 +55,7 @@
           <w:color w:val="5A6E78"/>
           <w:sz w:val="19"/>
         </w:rPr>
-        <w:t>バージョン 0.2.0  |  操作マニュアル</w:t>
+        <w:t>バージョン 0.3.0  |  操作マニュアル</w:t>
       </w:r>
     </w:p>
     <w:p>
@@ -292,16 +292,27 @@
       </w:r>
     </w:p>
     <w:bookmarkEnd w:id="10"/>
-    <w:bookmarkStart w:id="11" w:name="起動方法"/>
+    <w:bookmarkStart w:id="14" w:name="ダウンロード"/>
     <w:p>
       <w:pPr>
         <w:pStyle w:val="Heading2"/>
       </w:pPr>
       <w:r>
         <w:rPr>
-          <w:rFonts w:hint="eastAsia" w:ascii="Yu Gothic" w:hAnsi="Yu Gothic" w:eastAsia="Yu Gothic"/>
-        </w:rPr>
-        <w:t xml:space="preserve">起動方法</w:t>
+          <w:rFonts w:ascii="Yu Gothic" w:hAnsi="Yu Gothic" w:eastAsia="Yu Gothic"/>
+        </w:rPr>
+        <w:t xml:space="preserve">ダウンロード</w:t>
+      </w:r>
+    </w:p>
+    <w:p>
+      <w:pPr>
+        <w:pStyle w:val="FirstParagraph"/>
+      </w:pPr>
+      <w:r>
+        <w:rPr>
+          <w:rFonts w:hint="eastAsia" w:ascii="Yu Gothic" w:hAnsi="Yu Gothic" w:eastAsia="Yu Gothic"/>
+        </w:rPr>
+        <w:t xml:space="preserve">最新版の配布ページ:</w:t>
       </w:r>
     </w:p>
     <w:p>
@@ -312,6 +323,79 @@
           <w:numId w:val="1003"/>
         </w:numPr>
       </w:pPr>
+      <w:hyperlink r:id="rId11">
+        <w:r>
+          <w:rPr>
+            <w:rStyle w:val="Hyperlink"/>
+          </w:rPr>
+          <w:t xml:space="preserve">GitHub </w:t>
+        </w:r>
+        <w:r>
+          <w:rPr>
+            <w:rStyle w:val="Hyperlink"/>
+            <w:rFonts w:hint="eastAsia"/>
+          </w:rPr>
+          <w:t xml:space="preserve">Releasesから最新版を選ぶ</w:t>
+        </w:r>
+      </w:hyperlink>
+    </w:p>
+    <w:p>
+      <w:pPr>
+        <w:pStyle w:val="Compact"/>
+        <w:numPr>
+          <w:ilvl w:val="0"/>
+          <w:numId w:val="1003"/>
+        </w:numPr>
+      </w:pPr>
+      <w:hyperlink r:id="rId12">
+        <w:r>
+          <w:rPr>
+            <w:rStyle w:val="Hyperlink"/>
+            <w:rFonts w:hint="eastAsia"/>
+          </w:rPr>
+          <w:t xml:space="preserve">Mac版を直接ダウンロード</w:t>
+        </w:r>
+      </w:hyperlink>
+    </w:p>
+    <w:p>
+      <w:pPr>
+        <w:pStyle w:val="Compact"/>
+        <w:numPr>
+          <w:ilvl w:val="0"/>
+          <w:numId w:val="1003"/>
+        </w:numPr>
+      </w:pPr>
+      <w:hyperlink r:id="rId13">
+        <w:r>
+          <w:rPr>
+            <w:rStyle w:val="Hyperlink"/>
+            <w:rFonts w:hint="eastAsia"/>
+          </w:rPr>
+          <w:t xml:space="preserve">Windows版EXEを直接ダウンロード</w:t>
+        </w:r>
+      </w:hyperlink>
+    </w:p>
+    <w:bookmarkEnd w:id="14"/>
+    <w:bookmarkStart w:id="15" w:name="macosでの起動方法"/>
+    <w:p>
+      <w:pPr>
+        <w:pStyle w:val="Heading2"/>
+      </w:pPr>
+      <w:r>
+        <w:rPr>
+          <w:rFonts w:hint="eastAsia" w:ascii="Yu Gothic" w:hAnsi="Yu Gothic" w:eastAsia="Yu Gothic"/>
+        </w:rPr>
+        <w:t xml:space="preserve">macOSでの起動方法</w:t>
+      </w:r>
+    </w:p>
+    <w:p>
+      <w:pPr>
+        <w:pStyle w:val="Compact"/>
+        <w:numPr>
+          <w:ilvl w:val="0"/>
+          <w:numId w:val="1004"/>
+        </w:numPr>
+      </w:pPr>
       <w:r>
         <w:rPr>
           <w:rStyle w:val="VerbatimChar"/>
@@ -338,7 +422,7 @@
         <w:pStyle w:val="Compact"/>
         <w:numPr>
           <w:ilvl w:val="0"/>
-          <w:numId w:val="1003"/>
+          <w:numId w:val="1004"/>
         </w:numPr>
       </w:pPr>
       <w:r>
@@ -353,7 +437,7 @@
         <w:pStyle w:val="Compact"/>
         <w:numPr>
           <w:ilvl w:val="0"/>
-          <w:numId w:val="1003"/>
+          <w:numId w:val="1004"/>
         </w:numPr>
       </w:pPr>
       <w:r>
@@ -375,8 +459,8 @@
         <w:t xml:space="preserve">Appを制御する許可を求められた場合は許可します。</w:t>
       </w:r>
     </w:p>
-    <w:bookmarkEnd w:id="11"/>
-    <w:bookmarkStart w:id="12" w:name="推奨モデルを使う"/>
+    <w:bookmarkEnd w:id="15"/>
+    <w:bookmarkStart w:id="16" w:name="windowsでの起動方法"/>
     <w:p>
       <w:pPr>
         <w:pStyle w:val="Heading2"/>
@@ -385,6 +469,121 @@
         <w:rPr>
           <w:rFonts w:hint="eastAsia" w:ascii="Yu Gothic" w:hAnsi="Yu Gothic" w:eastAsia="Yu Gothic"/>
         </w:rPr>
+        <w:t xml:space="preserve">Windowsでの起動方法</w:t>
+      </w:r>
+    </w:p>
+    <w:p>
+      <w:pPr>
+        <w:pStyle w:val="Compact"/>
+        <w:numPr>
+          <w:ilvl w:val="0"/>
+          <w:numId w:val="1005"/>
+        </w:numPr>
+      </w:pPr>
+      <w:r>
+        <w:rPr>
+          <w:rStyle w:val="VerbatimChar"/>
+          <w:rFonts w:ascii="Yu Gothic" w:hAnsi="Yu Gothic" w:eastAsia="Yu Gothic"/>
+        </w:rPr>
+        <w:t xml:space="preserve">Codex-App-Easy-Switcher-Windows.exe</w:t>
+      </w:r>
+      <w:r>
+        <w:rPr>
+          <w:rFonts w:ascii="Yu Gothic" w:hAnsi="Yu Gothic" w:eastAsia="Yu Gothic"/>
+        </w:rPr>
+        <w:t xml:space="preserve">をダウンロードします。</w:t>
+      </w:r>
+    </w:p>
+    <w:p>
+      <w:pPr>
+        <w:pStyle w:val="Compact"/>
+        <w:numPr>
+          <w:ilvl w:val="0"/>
+          <w:numId w:val="1005"/>
+        </w:numPr>
+      </w:pPr>
+      <w:r>
+        <w:rPr>
+          <w:rFonts w:hint="eastAsia" w:ascii="Yu Gothic" w:hAnsi="Yu Gothic" w:eastAsia="Yu Gothic"/>
+        </w:rPr>
+        <w:t xml:space="preserve">EXEをダブルクリックします。コマンドプロンプトは表示されません。</w:t>
+      </w:r>
+    </w:p>
+    <w:p>
+      <w:pPr>
+        <w:pStyle w:val="Compact"/>
+        <w:numPr>
+          <w:ilvl w:val="0"/>
+          <w:numId w:val="1005"/>
+        </w:numPr>
+      </w:pPr>
+      <w:r>
+        <w:rPr>
+          <w:rFonts w:hint="eastAsia" w:ascii="Yu Gothic" w:hAnsi="Yu Gothic" w:eastAsia="Yu Gothic"/>
+        </w:rPr>
+        <w:t xml:space="preserve">SmartScreen警告が表示された場合、GitHubからダウンロードしたことを確認します。</w:t>
+      </w:r>
+    </w:p>
+    <w:p>
+      <w:pPr>
+        <w:pStyle w:val="Compact"/>
+        <w:numPr>
+          <w:ilvl w:val="0"/>
+          <w:numId w:val="1005"/>
+        </w:numPr>
+      </w:pPr>
+      <w:r>
+        <w:rPr>
+          <w:rFonts w:hint="eastAsia" w:ascii="Yu Gothic" w:hAnsi="Yu Gothic" w:eastAsia="Yu Gothic"/>
+        </w:rPr>
+        <w:t xml:space="preserve">必要な場合だけ「詳細情報」→「実行」を選びます。</w:t>
+      </w:r>
+    </w:p>
+    <w:p>
+      <w:pPr>
+        <w:pStyle w:val="FirstParagraph"/>
+      </w:pPr>
+      <w:r>
+        <w:rPr>
+          <w:rFonts w:hint="eastAsia" w:ascii="Yu Gothic" w:hAnsi="Yu Gothic" w:eastAsia="Yu Gothic"/>
+        </w:rPr>
+        <w:t xml:space="preserve">Windows版はコード署名証明書による署名を行っていません。GitHub以外から入手したEXEは</w:t>
+      </w:r>
+      <w:r>
+        <w:rPr>
+          <w:rFonts w:ascii="Yu Gothic" w:hAnsi="Yu Gothic" w:eastAsia="Yu Gothic"/>
+        </w:rPr>
+        <w:t xml:space="preserve"> </w:t>
+      </w:r>
+      <w:r>
+        <w:rPr>
+          <w:rFonts w:hint="eastAsia" w:ascii="Yu Gothic" w:hAnsi="Yu Gothic" w:eastAsia="Yu Gothic"/>
+        </w:rPr>
+        <w:t xml:space="preserve">実行しないでください。Windows実機での初回検証では、起動・状態確認・モデル一覧確認を</w:t>
+      </w:r>
+      <w:r>
+        <w:rPr>
+          <w:rFonts w:ascii="Yu Gothic" w:hAnsi="Yu Gothic" w:eastAsia="Yu Gothic"/>
+        </w:rPr>
+        <w:t xml:space="preserve"> </w:t>
+      </w:r>
+      <w:r>
+        <w:rPr>
+          <w:rFonts w:hint="eastAsia" w:ascii="Yu Gothic" w:hAnsi="Yu Gothic" w:eastAsia="Yu Gothic"/>
+        </w:rPr>
+        <w:t xml:space="preserve">先に行い、入力途中のCodexセッションがない状態で切り替えを試してください。</w:t>
+      </w:r>
+    </w:p>
+    <w:bookmarkEnd w:id="16"/>
+    <w:bookmarkStart w:id="17" w:name="推奨モデルを使う"/>
+    <w:p>
+      <w:pPr>
+        <w:pStyle w:val="Heading2"/>
+      </w:pPr>
+      <w:r>
+        <w:rPr>
+          <w:rFonts w:hint="eastAsia" w:ascii="Yu Gothic" w:hAnsi="Yu Gothic" w:eastAsia="Yu Gothic"/>
+        </w:rPr>
         <w:t xml:space="preserve">推奨モデルを使う</w:t>
       </w:r>
     </w:p>
@@ -423,7 +622,7 @@
         <w:pStyle w:val="Compact"/>
         <w:numPr>
           <w:ilvl w:val="0"/>
-          <w:numId w:val="1004"/>
+          <w:numId w:val="1006"/>
         </w:numPr>
       </w:pPr>
       <w:r>
@@ -451,7 +650,7 @@
         <w:pStyle w:val="Compact"/>
         <w:numPr>
           <w:ilvl w:val="0"/>
-          <w:numId w:val="1004"/>
+          <w:numId w:val="1006"/>
         </w:numPr>
       </w:pPr>
       <w:r>
@@ -466,7 +665,7 @@
         <w:pStyle w:val="Compact"/>
         <w:numPr>
           <w:ilvl w:val="0"/>
-          <w:numId w:val="1004"/>
+          <w:numId w:val="1006"/>
         </w:numPr>
       </w:pPr>
       <w:r>
@@ -487,7 +686,7 @@
         <w:pStyle w:val="Compact"/>
         <w:numPr>
           <w:ilvl w:val="0"/>
-          <w:numId w:val="1004"/>
+          <w:numId w:val="1006"/>
         </w:numPr>
       </w:pPr>
       <w:r>
@@ -509,8 +708,8 @@
         <w:t xml:space="preserve">Appが起動します。</w:t>
       </w:r>
     </w:p>
-    <w:bookmarkEnd w:id="12"/>
-    <w:bookmarkStart w:id="13" w:name="cloudモデルを変更する"/>
+    <w:bookmarkEnd w:id="17"/>
+    <w:bookmarkStart w:id="18" w:name="cloudモデルを変更する"/>
     <w:p>
       <w:pPr>
         <w:pStyle w:val="Heading2"/>
@@ -527,7 +726,7 @@
         <w:pStyle w:val="Compact"/>
         <w:numPr>
           <w:ilvl w:val="0"/>
-          <w:numId w:val="1005"/>
+          <w:numId w:val="1007"/>
         </w:numPr>
       </w:pPr>
       <w:r>
@@ -542,7 +741,7 @@
         <w:pStyle w:val="Compact"/>
         <w:numPr>
           <w:ilvl w:val="0"/>
-          <w:numId w:val="1005"/>
+          <w:numId w:val="1007"/>
         </w:numPr>
       </w:pPr>
       <w:r>
@@ -557,7 +756,7 @@
         <w:pStyle w:val="Compact"/>
         <w:numPr>
           <w:ilvl w:val="0"/>
-          <w:numId w:val="1005"/>
+          <w:numId w:val="1007"/>
         </w:numPr>
       </w:pPr>
       <w:r>
@@ -572,7 +771,7 @@
         <w:pStyle w:val="Compact"/>
         <w:numPr>
           <w:ilvl w:val="0"/>
-          <w:numId w:val="1005"/>
+          <w:numId w:val="1007"/>
         </w:numPr>
       </w:pPr>
       <w:r>
@@ -587,7 +786,7 @@
         <w:pStyle w:val="Compact"/>
         <w:numPr>
           <w:ilvl w:val="0"/>
-          <w:numId w:val="1005"/>
+          <w:numId w:val="1007"/>
         </w:numPr>
       </w:pPr>
       <w:r>
@@ -620,8 +819,8 @@
         <w:t xml:space="preserve">Appは再起動しません。</w:t>
       </w:r>
     </w:p>
-    <w:bookmarkEnd w:id="13"/>
-    <w:bookmarkStart w:id="14" w:name="推奨モデルへ戻す"/>
+    <w:bookmarkEnd w:id="18"/>
+    <w:bookmarkStart w:id="19" w:name="推奨モデルへ戻す"/>
     <w:p>
       <w:pPr>
         <w:pStyle w:val="Heading2"/>
@@ -669,8 +868,8 @@
         <w:t xml:space="preserve">実際に切り替えるには「選択中のOllamaモデルで起動」を押します。</w:t>
       </w:r>
     </w:p>
-    <w:bookmarkEnd w:id="14"/>
-    <w:bookmarkStart w:id="15" w:name="ローカルモデルを選ぶ"/>
+    <w:bookmarkEnd w:id="19"/>
+    <w:bookmarkStart w:id="20" w:name="ローカルモデルを選ぶ"/>
     <w:p>
       <w:pPr>
         <w:pStyle w:val="Heading2"/>
@@ -722,7 +921,7 @@
         <w:pStyle w:val="Compact"/>
         <w:numPr>
           <w:ilvl w:val="0"/>
-          <w:numId w:val="1006"/>
+          <w:numId w:val="1008"/>
         </w:numPr>
       </w:pPr>
       <w:r>
@@ -737,7 +936,7 @@
         <w:pStyle w:val="Compact"/>
         <w:numPr>
           <w:ilvl w:val="0"/>
-          <w:numId w:val="1006"/>
+          <w:numId w:val="1008"/>
         </w:numPr>
       </w:pPr>
       <w:r>
@@ -752,7 +951,7 @@
         <w:pStyle w:val="Compact"/>
         <w:numPr>
           <w:ilvl w:val="0"/>
-          <w:numId w:val="1006"/>
+          <w:numId w:val="1008"/>
         </w:numPr>
       </w:pPr>
       <w:r>
@@ -767,7 +966,7 @@
         <w:pStyle w:val="Compact"/>
         <w:numPr>
           <w:ilvl w:val="0"/>
-          <w:numId w:val="1006"/>
+          <w:numId w:val="1008"/>
         </w:numPr>
       </w:pPr>
       <w:r>
@@ -782,7 +981,7 @@
         <w:pStyle w:val="Compact"/>
         <w:numPr>
           <w:ilvl w:val="0"/>
-          <w:numId w:val="1006"/>
+          <w:numId w:val="1008"/>
         </w:numPr>
       </w:pPr>
       <w:r>
@@ -797,7 +996,7 @@
         <w:pStyle w:val="Compact"/>
         <w:numPr>
           <w:ilvl w:val="0"/>
-          <w:numId w:val="1006"/>
+          <w:numId w:val="1008"/>
         </w:numPr>
       </w:pPr>
       <w:r>
@@ -818,8 +1017,8 @@
         <w:t xml:space="preserve">問題が発生した場合は「推奨モデルに戻す」を押してください。</w:t>
       </w:r>
     </w:p>
-    <w:bookmarkEnd w:id="15"/>
-    <w:bookmarkStart w:id="16" w:name="モデル名を手動入力する"/>
+    <w:bookmarkEnd w:id="20"/>
+    <w:bookmarkStart w:id="21" w:name="モデル名を手動入力する"/>
     <w:p>
       <w:pPr>
         <w:pStyle w:val="Heading2"/>
@@ -836,7 +1035,7 @@
         <w:pStyle w:val="Compact"/>
         <w:numPr>
           <w:ilvl w:val="0"/>
-          <w:numId w:val="1007"/>
+          <w:numId w:val="1009"/>
         </w:numPr>
       </w:pPr>
       <w:r>
@@ -851,7 +1050,7 @@
         <w:pStyle w:val="Compact"/>
         <w:numPr>
           <w:ilvl w:val="0"/>
-          <w:numId w:val="1007"/>
+          <w:numId w:val="1009"/>
         </w:numPr>
       </w:pPr>
       <w:r>
@@ -866,7 +1065,7 @@
         <w:pStyle w:val="Compact"/>
         <w:numPr>
           <w:ilvl w:val="0"/>
-          <w:numId w:val="1007"/>
+          <w:numId w:val="1009"/>
         </w:numPr>
       </w:pPr>
       <w:r>
@@ -899,8 +1098,8 @@
         <w:t xml:space="preserve">安全のため、モデル名はOllama公式ライブラリで確認してください。</w:t>
       </w:r>
     </w:p>
-    <w:bookmarkEnd w:id="16"/>
-    <w:bookmarkStart w:id="17" w:name="未準備モデルをインストールする"/>
+    <w:bookmarkEnd w:id="21"/>
+    <w:bookmarkStart w:id="22" w:name="未準備モデルをインストールする"/>
     <w:p>
       <w:pPr>
         <w:pStyle w:val="Heading2"/>
@@ -928,7 +1127,7 @@
         <w:pStyle w:val="Compact"/>
         <w:numPr>
           <w:ilvl w:val="0"/>
-          <w:numId w:val="1008"/>
+          <w:numId w:val="1010"/>
         </w:numPr>
       </w:pPr>
       <w:r>
@@ -943,7 +1142,7 @@
         <w:pStyle w:val="Compact"/>
         <w:numPr>
           <w:ilvl w:val="0"/>
-          <w:numId w:val="1008"/>
+          <w:numId w:val="1010"/>
         </w:numPr>
       </w:pPr>
       <w:r>
@@ -958,7 +1157,7 @@
         <w:pStyle w:val="Compact"/>
         <w:numPr>
           <w:ilvl w:val="0"/>
-          <w:numId w:val="1008"/>
+          <w:numId w:val="1010"/>
         </w:numPr>
       </w:pPr>
       <w:r>
@@ -973,7 +1172,7 @@
         <w:pStyle w:val="Compact"/>
         <w:numPr>
           <w:ilvl w:val="0"/>
-          <w:numId w:val="1008"/>
+          <w:numId w:val="1010"/>
         </w:numPr>
       </w:pPr>
       <w:r>
@@ -988,7 +1187,7 @@
         <w:pStyle w:val="Compact"/>
         <w:numPr>
           <w:ilvl w:val="0"/>
-          <w:numId w:val="1008"/>
+          <w:numId w:val="1010"/>
         </w:numPr>
       </w:pPr>
       <w:r>
@@ -1009,8 +1208,8 @@
         <w:t xml:space="preserve">ローカルモデルは数GB以上の通信量とディスク容量を使う場合があります。</w:t>
       </w:r>
     </w:p>
-    <w:bookmarkEnd w:id="17"/>
-    <w:bookmarkStart w:id="18" w:name="通常のcodex-gptへ戻す"/>
+    <w:bookmarkEnd w:id="22"/>
+    <w:bookmarkStart w:id="23" w:name="通常のcodex-gptへ戻す"/>
     <w:p>
       <w:pPr>
         <w:pStyle w:val="Heading2"/>
@@ -1057,8 +1256,8 @@
         <w:t xml:space="preserve">GPTで起動」を押します。勉強会終了時や通常利用へ戻るときに使用します。</w:t>
       </w:r>
     </w:p>
-    <w:bookmarkEnd w:id="18"/>
-    <w:bookmarkStart w:id="19" w:name="ランチャー終了時の確認"/>
+    <w:bookmarkEnd w:id="23"/>
+    <w:bookmarkStart w:id="24" w:name="ランチャー終了時の確認"/>
     <w:p>
       <w:pPr>
         <w:pStyle w:val="Heading2"/>
@@ -1086,7 +1285,7 @@
         <w:pStyle w:val="Compact"/>
         <w:numPr>
           <w:ilvl w:val="0"/>
-          <w:numId w:val="1009"/>
+          <w:numId w:val="1011"/>
         </w:numPr>
       </w:pPr>
       <w:r>
@@ -1115,7 +1314,7 @@
         <w:pStyle w:val="Compact"/>
         <w:numPr>
           <w:ilvl w:val="0"/>
-          <w:numId w:val="1009"/>
+          <w:numId w:val="1011"/>
         </w:numPr>
       </w:pPr>
       <w:r>
@@ -1144,7 +1343,7 @@
         <w:pStyle w:val="Compact"/>
         <w:numPr>
           <w:ilvl w:val="0"/>
-          <w:numId w:val="1009"/>
+          <w:numId w:val="1011"/>
         </w:numPr>
       </w:pPr>
       <w:r>
@@ -1168,8 +1367,8 @@
         <w:t xml:space="preserve">ランチャーへ戻ります。</w:t>
       </w:r>
     </w:p>
-    <w:bookmarkEnd w:id="19"/>
-    <w:bookmarkStart w:id="20" w:name="モデル一覧の見方"/>
+    <w:bookmarkEnd w:id="24"/>
+    <w:bookmarkStart w:id="25" w:name="モデル一覧の見方"/>
     <w:p>
       <w:pPr>
         <w:pStyle w:val="Heading2"/>
@@ -1361,8 +1560,8 @@
         </w:tc>
       </w:tr>
     </w:tbl>
-    <w:bookmarkEnd w:id="20"/>
-    <w:bookmarkStart w:id="26" w:name="困ったとき"/>
+    <w:bookmarkEnd w:id="25"/>
+    <w:bookmarkStart w:id="33" w:name="困ったとき"/>
     <w:p>
       <w:pPr>
         <w:pStyle w:val="Heading2"/>
@@ -1374,7 +1573,7 @@
         <w:t xml:space="preserve">困ったとき</w:t>
       </w:r>
     </w:p>
-    <w:bookmarkStart w:id="21" w:name="選択したモデルで起動できない"/>
+    <w:bookmarkStart w:id="26" w:name="選択したモデルで起動できない"/>
     <w:p>
       <w:pPr>
         <w:pStyle w:val="Heading3"/>
@@ -1415,8 +1614,8 @@
         <w:t xml:space="preserve">サインイン状態とインターネット接続も確認してください。</w:t>
       </w:r>
     </w:p>
-    <w:bookmarkEnd w:id="21"/>
-    <w:bookmarkStart w:id="22" w:name="ローカルモデルでcodexが正常に動かない"/>
+    <w:bookmarkEnd w:id="26"/>
+    <w:bookmarkStart w:id="27" w:name="ローカルモデルでcodexが正常に動かない"/>
     <w:p>
       <w:pPr>
         <w:pStyle w:val="Heading3"/>
@@ -1452,8 +1651,8 @@
         <w:t xml:space="preserve">で起動してください。</w:t>
       </w:r>
     </w:p>
-    <w:bookmarkEnd w:id="22"/>
-    <w:bookmarkStart w:id="23" w:name="ollamaが見つからない"/>
+    <w:bookmarkEnd w:id="27"/>
+    <w:bookmarkStart w:id="28" w:name="ollamaが見つからない"/>
     <w:p>
       <w:pPr>
         <w:pStyle w:val="Heading3"/>
@@ -1476,8 +1675,8 @@
         <w:t xml:space="preserve">画面の「Ollama公式ダウンロードページを開く」を押し、Ollamaをインストールしてください。</w:t>
       </w:r>
     </w:p>
-    <w:bookmarkEnd w:id="23"/>
-    <w:bookmarkStart w:id="24" w:name="unknown-integration-codex-app-と表示される"/>
+    <w:bookmarkEnd w:id="28"/>
+    <w:bookmarkStart w:id="29" w:name="unknown-integration-codex-app-と表示される"/>
     <w:p>
       <w:pPr>
         <w:pStyle w:val="Heading3"/>
@@ -1506,8 +1705,8 @@
         <w:t xml:space="preserve">Ollamaをv0.24.0以降へ更新してください。</w:t>
       </w:r>
     </w:p>
-    <w:bookmarkEnd w:id="24"/>
-    <w:bookmarkStart w:id="25" w:name="初回起動時にmacosがアプリを開けない"/>
+    <w:bookmarkEnd w:id="29"/>
+    <w:bookmarkStart w:id="30" w:name="初回起動時にmacosがアプリを開けない"/>
     <w:p>
       <w:pPr>
         <w:pStyle w:val="Heading3"/>
@@ -1530,9 +1729,117 @@
         <w:t xml:space="preserve">アプリを右クリックして「開く」を選択してください。この配布版はApple公証を行っていません。</w:t>
       </w:r>
     </w:p>
-    <w:bookmarkEnd w:id="25"/>
-    <w:bookmarkEnd w:id="26"/>
-    <w:bookmarkStart w:id="27" w:name="安全に使うための注意"/>
+    <w:bookmarkEnd w:id="30"/>
+    <w:bookmarkStart w:id="31" w:name="windows-smartscreenが表示される"/>
+    <w:p>
+      <w:pPr>
+        <w:pStyle w:val="Heading3"/>
+      </w:pPr>
+      <w:r>
+        <w:rPr>
+          <w:rFonts w:ascii="Yu Gothic" w:hAnsi="Yu Gothic" w:eastAsia="Yu Gothic"/>
+        </w:rPr>
+        <w:t xml:space="preserve">Windows </w:t>
+      </w:r>
+      <w:r>
+        <w:rPr>
+          <w:rFonts w:hint="eastAsia" w:ascii="Yu Gothic" w:hAnsi="Yu Gothic" w:eastAsia="Yu Gothic"/>
+        </w:rPr>
+        <w:t xml:space="preserve">SmartScreenが表示される</w:t>
+      </w:r>
+    </w:p>
+    <w:p>
+      <w:pPr>
+        <w:pStyle w:val="FirstParagraph"/>
+      </w:pPr>
+      <w:r>
+        <w:rPr>
+          <w:rFonts w:hint="eastAsia" w:ascii="Yu Gothic" w:hAnsi="Yu Gothic" w:eastAsia="Yu Gothic"/>
+        </w:rPr>
+        <w:t xml:space="preserve">Windows版EXEはコード署名証明書による署名を行っていないため、警告される場合があります。</w:t>
+      </w:r>
+      <w:r>
+        <w:rPr>
+          <w:rFonts w:ascii="Yu Gothic" w:hAnsi="Yu Gothic" w:eastAsia="Yu Gothic"/>
+        </w:rPr>
+        <w:t xml:space="preserve"> </w:t>
+      </w:r>
+      <w:r>
+        <w:rPr>
+          <w:rFonts w:hint="eastAsia" w:ascii="Yu Gothic" w:hAnsi="Yu Gothic" w:eastAsia="Yu Gothic"/>
+        </w:rPr>
+        <w:t xml:space="preserve">GitHubの最新版Releaseからダウンロードしたことを確認し、必要に応じてRelease掲載のSHA256と</w:t>
+      </w:r>
+      <w:r>
+        <w:rPr>
+          <w:rFonts w:ascii="Yu Gothic" w:hAnsi="Yu Gothic" w:eastAsia="Yu Gothic"/>
+        </w:rPr>
+        <w:t xml:space="preserve"> </w:t>
+      </w:r>
+      <w:r>
+        <w:rPr>
+          <w:rFonts w:hint="eastAsia" w:ascii="Yu Gothic" w:hAnsi="Yu Gothic" w:eastAsia="Yu Gothic"/>
+        </w:rPr>
+        <w:t xml:space="preserve">一致することを確認してから実行してください。</w:t>
+      </w:r>
+    </w:p>
+    <w:bookmarkEnd w:id="31"/>
+    <w:bookmarkStart w:id="32" w:name="windowsでcodex-appを閉じられない"/>
+    <w:p>
+      <w:pPr>
+        <w:pStyle w:val="Heading3"/>
+      </w:pPr>
+      <w:r>
+        <w:rPr>
+          <w:rFonts w:ascii="Yu Gothic" w:hAnsi="Yu Gothic" w:eastAsia="Yu Gothic"/>
+        </w:rPr>
+        <w:t xml:space="preserve">WindowsでCodex </w:t>
+      </w:r>
+      <w:r>
+        <w:rPr>
+          <w:rFonts w:hint="eastAsia" w:ascii="Yu Gothic" w:hAnsi="Yu Gothic" w:eastAsia="Yu Gothic"/>
+        </w:rPr>
+        <w:t xml:space="preserve">Appを閉じられない</w:t>
+      </w:r>
+    </w:p>
+    <w:p>
+      <w:pPr>
+        <w:pStyle w:val="FirstParagraph"/>
+      </w:pPr>
+      <w:r>
+        <w:rPr>
+          <w:rFonts w:hint="eastAsia" w:ascii="Yu Gothic" w:hAnsi="Yu Gothic" w:eastAsia="Yu Gothic"/>
+        </w:rPr>
+        <w:t xml:space="preserve">安全のため強制終了は行いません。Codex</w:t>
+      </w:r>
+      <w:r>
+        <w:rPr>
+          <w:rFonts w:ascii="Yu Gothic" w:hAnsi="Yu Gothic" w:eastAsia="Yu Gothic"/>
+        </w:rPr>
+        <w:t xml:space="preserve"> </w:t>
+      </w:r>
+      <w:r>
+        <w:rPr>
+          <w:rFonts w:hint="eastAsia" w:ascii="Yu Gothic" w:hAnsi="Yu Gothic" w:eastAsia="Yu Gothic"/>
+        </w:rPr>
+        <w:t xml:space="preserve">Appを手動で閉じてから、もう一度切り替えボタンを</w:t>
+      </w:r>
+      <w:r>
+        <w:rPr>
+          <w:rFonts w:ascii="Yu Gothic" w:hAnsi="Yu Gothic" w:eastAsia="Yu Gothic"/>
+        </w:rPr>
+        <w:t xml:space="preserve"> </w:t>
+      </w:r>
+      <w:r>
+        <w:rPr>
+          <w:rFonts w:hint="eastAsia" w:ascii="Yu Gothic" w:hAnsi="Yu Gothic" w:eastAsia="Yu Gothic"/>
+        </w:rPr>
+        <w:t xml:space="preserve">押してください。</w:t>
+      </w:r>
+    </w:p>
+    <w:bookmarkEnd w:id="32"/>
+    <w:bookmarkEnd w:id="33"/>
+    <w:bookmarkStart w:id="34" w:name="安全に使うための注意"/>
     <w:p>
       <w:pPr>
         <w:pStyle w:val="Heading2"/>
@@ -1549,7 +1856,7 @@
         <w:pStyle w:val="Compact"/>
         <w:numPr>
           <w:ilvl w:val="0"/>
-          <w:numId w:val="1010"/>
+          <w:numId w:val="1012"/>
         </w:numPr>
       </w:pPr>
       <w:r>
@@ -1576,7 +1883,7 @@
         <w:pStyle w:val="Compact"/>
         <w:numPr>
           <w:ilvl w:val="0"/>
-          <w:numId w:val="1010"/>
+          <w:numId w:val="1012"/>
         </w:numPr>
       </w:pPr>
       <w:r>
@@ -1591,7 +1898,7 @@
         <w:pStyle w:val="Compact"/>
         <w:numPr>
           <w:ilvl w:val="0"/>
-          <w:numId w:val="1010"/>
+          <w:numId w:val="1012"/>
         </w:numPr>
       </w:pPr>
       <w:r>
@@ -1606,7 +1913,7 @@
         <w:pStyle w:val="Compact"/>
         <w:numPr>
           <w:ilvl w:val="0"/>
-          <w:numId w:val="1010"/>
+          <w:numId w:val="1012"/>
         </w:numPr>
       </w:pPr>
       <w:r>
@@ -1616,8 +1923,8 @@
         <w:t xml:space="preserve">業務上の機密情報をCloudモデルへ送信する場合は、所属組織のルールに従ってください。</w:t>
       </w:r>
     </w:p>
-    <w:bookmarkEnd w:id="27"/>
-    <w:bookmarkEnd w:id="28"/>
+    <w:bookmarkEnd w:id="34"/>
+    <w:bookmarkEnd w:id="35"/>
     <w:sectPr>
       <w:footerReference w:type="default" r:id="rId10"/>
       <w:footnotePr>
@@ -1975,34 +2282,7 @@
     </w:lvlOverride>
   </w:num>
   <w:num w:numId="1003">
-    <w:abstractNumId w:val="99411"/>
-    <w:lvlOverride w:ilvl="0">
-      <w:startOverride w:val="1"/>
-    </w:lvlOverride>
-    <w:lvlOverride w:ilvl="1">
-      <w:startOverride w:val="1"/>
-    </w:lvlOverride>
-    <w:lvlOverride w:ilvl="2">
-      <w:startOverride w:val="1"/>
-    </w:lvlOverride>
-    <w:lvlOverride w:ilvl="3">
-      <w:startOverride w:val="1"/>
-    </w:lvlOverride>
-    <w:lvlOverride w:ilvl="4">
-      <w:startOverride w:val="1"/>
-    </w:lvlOverride>
-    <w:lvlOverride w:ilvl="5">
-      <w:startOverride w:val="1"/>
-    </w:lvlOverride>
-    <w:lvlOverride w:ilvl="6">
-      <w:startOverride w:val="1"/>
-    </w:lvlOverride>
-    <w:lvlOverride w:ilvl="7">
-      <w:startOverride w:val="1"/>
-    </w:lvlOverride>
-    <w:lvlOverride w:ilvl="8">
-      <w:startOverride w:val="1"/>
-    </w:lvlOverride>
+    <w:abstractNumId w:val="991"/>
   </w:num>
   <w:num w:numId="1004">
     <w:abstractNumId w:val="99411"/>
@@ -2155,9 +2435,69 @@
     </w:lvlOverride>
   </w:num>
   <w:num w:numId="1009">
+    <w:abstractNumId w:val="99411"/>
+    <w:lvlOverride w:ilvl="0">
+      <w:startOverride w:val="1"/>
+    </w:lvlOverride>
+    <w:lvlOverride w:ilvl="1">
+      <w:startOverride w:val="1"/>
+    </w:lvlOverride>
+    <w:lvlOverride w:ilvl="2">
+      <w:startOverride w:val="1"/>
+    </w:lvlOverride>
+    <w:lvlOverride w:ilvl="3">
+      <w:startOverride w:val="1"/>
+    </w:lvlOverride>
+    <w:lvlOverride w:ilvl="4">
+      <w:startOverride w:val="1"/>
+    </w:lvlOverride>
+    <w:lvlOverride w:ilvl="5">
+      <w:startOverride w:val="1"/>
+    </w:lvlOverride>
+    <w:lvlOverride w:ilvl="6">
+      <w:startOverride w:val="1"/>
+    </w:lvlOverride>
+    <w:lvlOverride w:ilvl="7">
+      <w:startOverride w:val="1"/>
+    </w:lvlOverride>
+    <w:lvlOverride w:ilvl="8">
+      <w:startOverride w:val="1"/>
+    </w:lvlOverride>
+  </w:num>
+  <w:num w:numId="1010">
+    <w:abstractNumId w:val="99411"/>
+    <w:lvlOverride w:ilvl="0">
+      <w:startOverride w:val="1"/>
+    </w:lvlOverride>
+    <w:lvlOverride w:ilvl="1">
+      <w:startOverride w:val="1"/>
+    </w:lvlOverride>
+    <w:lvlOverride w:ilvl="2">
+      <w:startOverride w:val="1"/>
+    </w:lvlOverride>
+    <w:lvlOverride w:ilvl="3">
+      <w:startOverride w:val="1"/>
+    </w:lvlOverride>
+    <w:lvlOverride w:ilvl="4">
+      <w:startOverride w:val="1"/>
+    </w:lvlOverride>
+    <w:lvlOverride w:ilvl="5">
+      <w:startOverride w:val="1"/>
+    </w:lvlOverride>
+    <w:lvlOverride w:ilvl="6">
+      <w:startOverride w:val="1"/>
+    </w:lvlOverride>
+    <w:lvlOverride w:ilvl="7">
+      <w:startOverride w:val="1"/>
+    </w:lvlOverride>
+    <w:lvlOverride w:ilvl="8">
+      <w:startOverride w:val="1"/>
+    </w:lvlOverride>
+  </w:num>
+  <w:num w:numId="1011">
     <w:abstractNumId w:val="991"/>
   </w:num>
-  <w:num w:numId="1010">
+  <w:num w:numId="1012">
     <w:abstractNumId w:val="991"/>
   </w:num>
 </w:numbering>

--- a/docs/Codex_App_かんたん切り替え_操作マニュアル.docx
+++ b/docs/Codex_App_かんたん切り替え_操作マニュアル.docx
@@ -353,7 +353,7 @@
             <w:rStyle w:val="Hyperlink"/>
             <w:rFonts w:hint="eastAsia"/>
           </w:rPr>
-          <w:t xml:space="preserve">Mac版を直接ダウンロード</w:t>
+          <w:t xml:space="preserve">Mac版（安定版v0.2.0）を直接ダウンロード</w:t>
         </w:r>
       </w:hyperlink>
     </w:p>

--- a/docs/Codex_App_かんたん切り替え_操作マニュアル.docx
+++ b/docs/Codex_App_かんたん切り替え_操作マニュアル.docx
@@ -2,105 +2,36 @@
 <file path=word/document.xml><?xml version="1.0" encoding="utf-8"?>
 <w:document xmlns:w="http://schemas.openxmlformats.org/wordprocessingml/2006/main" xmlns:m="http://schemas.openxmlformats.org/officeDocument/2006/math" xmlns:r="http://schemas.openxmlformats.org/officeDocument/2006/relationships" xmlns:o="urn:schemas-microsoft-com:office:office" xmlns:v="urn:schemas-microsoft-com:vml" xmlns:w10="urn:schemas-microsoft-com:office:word" xmlns:a="http://schemas.openxmlformats.org/drawingml/2006/main" xmlns:pic="http://schemas.openxmlformats.org/drawingml/2006/picture" xmlns:wp="http://schemas.openxmlformats.org/drawingml/2006/wordprocessingDrawing">
   <w:body>
-    <w:bookmarkStart w:id="35" w:name="codex-app-かんたん切り替え-操作マニュアル"/>
-    <w:p>
-      <w:pPr>
-        <w:jc w:val="center"/>
-      </w:pPr>
-      <w:r>
-        <w:rPr>
-          <w:rFonts w:ascii="Yu Gothic" w:hAnsi="Yu Gothic" w:eastAsia="Yu Gothic"/>
-        </w:rPr>
-        <w:drawing>
-          <wp:inline>
-            <wp:extent cx="914400" cy="914400"/>
-            <wp:docPr id="1" name="Picture 1"/>
-            <wp:cNvGraphicFramePr>
-              <a:graphicFrameLocks noChangeAspect="1"/>
-            </wp:cNvGraphicFramePr>
-            <a:graphic>
-              <a:graphicData uri="http://schemas.openxmlformats.org/drawingml/2006/picture">
-                <pic:pic>
-                  <pic:nvPicPr>
-                    <pic:cNvPr id="0" name="app_icon_source.png"/>
-                    <pic:cNvPicPr/>
-                  </pic:nvPicPr>
-                  <pic:blipFill>
-                    <a:blip r:embed="rId9"/>
-                    <a:stretch>
-                      <a:fillRect/>
-                    </a:stretch>
-                  </pic:blipFill>
-                  <pic:spPr>
-                    <a:xfrm>
-                      <a:off x="0" y="0"/>
-                      <a:ext cx="914400" cy="914400"/>
-                    </a:xfrm>
-                    <a:prstGeom prst="rect"/>
-                  </pic:spPr>
-                </pic:pic>
-              </a:graphicData>
-            </a:graphic>
-          </wp:inline>
-        </w:drawing>
-      </w:r>
-    </w:p>
-    <w:p>
-      <w:pPr>
-        <w:jc w:val="center"/>
-      </w:pPr>
-      <w:r>
-        <w:rPr>
-          <w:rFonts w:ascii="Yu Gothic" w:hAnsi="Yu Gothic" w:eastAsia="Yu Gothic"/>
-          <w:color w:val="5A6E78"/>
-          <w:sz w:val="19"/>
-        </w:rPr>
-        <w:t>バージョン 0.3.0  |  操作マニュアル</w:t>
-      </w:r>
-    </w:p>
-    <w:p>
-      <w:pPr>
-        <w:pStyle w:val="Title"/>
-        <w:jc w:val="center"/>
-      </w:pPr>
-      <w:r>
-        <w:rPr>
-          <w:rFonts w:ascii="Yu Gothic" w:hAnsi="Yu Gothic" w:eastAsia="Yu Gothic"/>
-          <w:sz w:val="40"/>
-        </w:rPr>
+    <w:bookmarkStart w:id="47" w:name="codex-app-かんたん切り替え-操作マニュアル"/>
+    <w:p>
+      <w:pPr>
+        <w:pStyle w:val="Heading1"/>
+      </w:pPr>
+      <w:r>
         <w:t xml:space="preserve">Codex App </w:t>
       </w:r>
       <w:r>
         <w:rPr>
-          <w:rFonts w:hint="eastAsia" w:ascii="Yu Gothic" w:hAnsi="Yu Gothic" w:eastAsia="Yu Gothic"/>
-          <w:sz w:val="40"/>
+          <w:rFonts w:hint="eastAsia"/>
         </w:rPr>
         <w:t xml:space="preserve">かんたん切り替え</w:t>
       </w:r>
       <w:r>
-        <w:rPr>
-          <w:rFonts w:ascii="Yu Gothic" w:hAnsi="Yu Gothic" w:eastAsia="Yu Gothic"/>
-          <w:sz w:val="40"/>
-        </w:rPr>
-        <w:t xml:space="preserve"> </w:t>
-      </w:r>
-      <w:r>
-        <w:rPr>
-          <w:rFonts w:hint="eastAsia" w:ascii="Yu Gothic" w:hAnsi="Yu Gothic" w:eastAsia="Yu Gothic"/>
-          <w:sz w:val="40"/>
+        <w:t xml:space="preserve"> </w:t>
+      </w:r>
+      <w:r>
+        <w:rPr>
+          <w:rFonts w:hint="eastAsia"/>
         </w:rPr>
         <w:t xml:space="preserve">操作マニュアル</w:t>
       </w:r>
     </w:p>
-    <w:bookmarkStart w:id="9" w:name="このアプリでできること"/>
+    <w:bookmarkStart w:id="19" w:name="このアプリでできること"/>
     <w:p>
       <w:pPr>
         <w:pStyle w:val="Heading2"/>
       </w:pPr>
       <w:r>
-        <w:rPr>
-          <w:rFonts w:ascii="Yu Gothic" w:hAnsi="Yu Gothic" w:eastAsia="Yu Gothic"/>
-        </w:rPr>
         <w:t xml:space="preserve">このアプリでできること</w:t>
       </w:r>
     </w:p>
@@ -110,7 +41,7 @@
       </w:pPr>
       <w:r>
         <w:rPr>
-          <w:rFonts w:hint="eastAsia" w:ascii="Yu Gothic" w:hAnsi="Yu Gothic" w:eastAsia="Yu Gothic"/>
+          <w:rFonts w:hint="eastAsia"/>
         </w:rPr>
         <w:t xml:space="preserve">ターミナルやコマンドを使わず、次の操作ができます。</w:t>
       </w:r>
@@ -125,19 +56,16 @@
       </w:pPr>
       <w:r>
         <w:rPr>
-          <w:rFonts w:hint="eastAsia" w:ascii="Yu Gothic" w:hAnsi="Yu Gothic" w:eastAsia="Yu Gothic"/>
+          <w:rFonts w:hint="eastAsia"/>
         </w:rPr>
         <w:t xml:space="preserve">通常のCodex</w:t>
       </w:r>
       <w:r>
-        <w:rPr>
-          <w:rFonts w:ascii="Yu Gothic" w:hAnsi="Yu Gothic" w:eastAsia="Yu Gothic"/>
-        </w:rPr>
         <w:t xml:space="preserve"> GPTでCodex </w:t>
       </w:r>
       <w:r>
         <w:rPr>
-          <w:rFonts w:hint="eastAsia" w:ascii="Yu Gothic" w:hAnsi="Yu Gothic" w:eastAsia="Yu Gothic"/>
+          <w:rFonts w:hint="eastAsia"/>
         </w:rPr>
         <w:t xml:space="preserve">Appを使う</w:t>
       </w:r>
@@ -152,21 +80,9 @@
       </w:pPr>
       <w:r>
         <w:rPr>
-          <w:rFonts w:hint="eastAsia" w:ascii="Yu Gothic" w:hAnsi="Yu Gothic" w:eastAsia="Yu Gothic"/>
-        </w:rPr>
-        <w:t xml:space="preserve">選択したOllama</w:t>
-      </w:r>
-      <w:r>
-        <w:rPr>
-          <w:rFonts w:ascii="Yu Gothic" w:hAnsi="Yu Gothic" w:eastAsia="Yu Gothic"/>
-        </w:rPr>
-        <w:t xml:space="preserve"> CloudモデルでCodex </w:t>
-      </w:r>
-      <w:r>
-        <w:rPr>
-          <w:rFonts w:hint="eastAsia" w:ascii="Yu Gothic" w:hAnsi="Yu Gothic" w:eastAsia="Yu Gothic"/>
-        </w:rPr>
-        <w:t xml:space="preserve">Appを使う</w:t>
+          <w:rFonts w:hint="eastAsia"/>
+        </w:rPr>
+        <w:t xml:space="preserve">インストール済みのOllamaモデルからCodex対応モデルを選ぶ</w:t>
       </w:r>
     </w:p>
     <w:p>
@@ -179,9 +95,9 @@
       </w:pPr>
       <w:r>
         <w:rPr>
-          <w:rFonts w:hint="eastAsia" w:ascii="Yu Gothic" w:hAnsi="Yu Gothic" w:eastAsia="Yu Gothic"/>
-        </w:rPr>
-        <w:t xml:space="preserve">詳細設定からローカルモデルを選ぶ</w:t>
+          <w:rFonts w:hint="eastAsia"/>
+        </w:rPr>
+        <w:t xml:space="preserve">Ollamaモデルをインストール・確認する</w:t>
       </w:r>
     </w:p>
     <w:p>
@@ -194,48 +110,20 @@
       </w:pPr>
       <w:r>
         <w:rPr>
-          <w:rFonts w:hint="eastAsia" w:ascii="Yu Gothic" w:hAnsi="Yu Gothic" w:eastAsia="Yu Gothic"/>
-        </w:rPr>
-        <w:t xml:space="preserve">推奨モデル</w:t>
-      </w:r>
-      <w:r>
-        <w:rPr>
-          <w:rStyle w:val="VerbatimChar"/>
-          <w:rFonts w:ascii="Yu Gothic" w:hAnsi="Yu Gothic" w:eastAsia="Yu Gothic"/>
-        </w:rPr>
-        <w:t xml:space="preserve">gpt-oss:120b-cloud</w:t>
-      </w:r>
-      <w:r>
-        <w:rPr>
-          <w:rFonts w:hint="eastAsia" w:ascii="Yu Gothic" w:hAnsi="Yu Gothic" w:eastAsia="Yu Gothic"/>
-        </w:rPr>
-        <w:t xml:space="preserve">へすぐ戻す</w:t>
-      </w:r>
-    </w:p>
-    <w:p>
-      <w:pPr>
-        <w:pStyle w:val="Compact"/>
-        <w:numPr>
-          <w:ilvl w:val="0"/>
-          <w:numId w:val="1001"/>
-        </w:numPr>
-      </w:pPr>
-      <w:r>
-        <w:rPr>
-          <w:rFonts w:hint="eastAsia" w:ascii="Yu Gothic" w:hAnsi="Yu Gothic" w:eastAsia="Yu Gothic"/>
-        </w:rPr>
-        <w:t xml:space="preserve">Ollamaモデルをインストール・確認する</w:t>
-      </w:r>
-    </w:p>
-    <w:bookmarkEnd w:id="9"/>
-    <w:bookmarkStart w:id="10" w:name="事前準備"/>
+          <w:rFonts w:hint="eastAsia"/>
+        </w:rPr>
+        <w:t xml:space="preserve">各モデルのOllama公式ページを開き、モデル名やコマンドをコピーする</w:t>
+      </w:r>
+    </w:p>
+    <w:bookmarkEnd w:id="19"/>
+    <w:bookmarkStart w:id="20" w:name="事前準備"/>
     <w:p>
       <w:pPr>
         <w:pStyle w:val="Heading2"/>
       </w:pPr>
       <w:r>
         <w:rPr>
-          <w:rFonts w:hint="eastAsia" w:ascii="Yu Gothic" w:hAnsi="Yu Gothic" w:eastAsia="Yu Gothic"/>
+          <w:rFonts w:hint="eastAsia"/>
         </w:rPr>
         <w:t xml:space="preserve">事前準備</w:t>
       </w:r>
@@ -249,9 +137,6 @@
         </w:numPr>
       </w:pPr>
       <w:r>
-        <w:rPr>
-          <w:rFonts w:ascii="Yu Gothic" w:hAnsi="Yu Gothic" w:eastAsia="Yu Gothic"/>
-        </w:rPr>
         <w:t xml:space="preserve">Codex Appをインストールします。</w:t>
       </w:r>
     </w:p>
@@ -264,14 +149,11 @@
         </w:numPr>
       </w:pPr>
       <w:r>
-        <w:rPr>
-          <w:rFonts w:ascii="Yu Gothic" w:hAnsi="Yu Gothic" w:eastAsia="Yu Gothic"/>
-        </w:rPr>
         <w:t xml:space="preserve">Ollama </w:t>
       </w:r>
       <w:r>
         <w:rPr>
-          <w:rFonts w:hint="eastAsia" w:ascii="Yu Gothic" w:hAnsi="Yu Gothic" w:eastAsia="Yu Gothic"/>
+          <w:rFonts w:hint="eastAsia"/>
         </w:rPr>
         <w:t xml:space="preserve">v0.24.0以降をインストールします。</w:t>
       </w:r>
@@ -286,21 +168,18 @@
       </w:pPr>
       <w:r>
         <w:rPr>
-          <w:rFonts w:hint="eastAsia" w:ascii="Yu Gothic" w:hAnsi="Yu Gothic" w:eastAsia="Yu Gothic"/>
+          <w:rFonts w:hint="eastAsia"/>
         </w:rPr>
         <w:t xml:space="preserve">Cloudモデルを使う場合はOllamaへサインインします。</w:t>
       </w:r>
     </w:p>
-    <w:bookmarkEnd w:id="10"/>
-    <w:bookmarkStart w:id="14" w:name="ダウンロード"/>
+    <w:bookmarkEnd w:id="20"/>
+    <w:bookmarkStart w:id="24" w:name="ダウンロード"/>
     <w:p>
       <w:pPr>
         <w:pStyle w:val="Heading2"/>
       </w:pPr>
       <w:r>
-        <w:rPr>
-          <w:rFonts w:ascii="Yu Gothic" w:hAnsi="Yu Gothic" w:eastAsia="Yu Gothic"/>
-        </w:rPr>
         <w:t xml:space="preserve">ダウンロード</w:t>
       </w:r>
     </w:p>
@@ -310,7 +189,7 @@
       </w:pPr>
       <w:r>
         <w:rPr>
-          <w:rFonts w:hint="eastAsia" w:ascii="Yu Gothic" w:hAnsi="Yu Gothic" w:eastAsia="Yu Gothic"/>
+          <w:rFonts w:hint="eastAsia"/>
         </w:rPr>
         <w:t xml:space="preserve">最新版の配布ページ:</w:t>
       </w:r>
@@ -323,7 +202,7 @@
           <w:numId w:val="1003"/>
         </w:numPr>
       </w:pPr>
-      <w:hyperlink r:id="rId11">
+      <w:hyperlink r:id="rId21">
         <w:r>
           <w:rPr>
             <w:rStyle w:val="Hyperlink"/>
@@ -347,13 +226,13 @@
           <w:numId w:val="1003"/>
         </w:numPr>
       </w:pPr>
-      <w:hyperlink r:id="rId12">
+      <w:hyperlink r:id="rId22">
         <w:r>
           <w:rPr>
             <w:rStyle w:val="Hyperlink"/>
             <w:rFonts w:hint="eastAsia"/>
           </w:rPr>
-          <w:t xml:space="preserve">Mac版（安定版v0.2.0）を直接ダウンロード</w:t>
+          <w:t xml:space="preserve">Mac版（公開済みv0.4.0）を直接ダウンロード</w:t>
         </w:r>
       </w:hyperlink>
     </w:p>
@@ -365,25 +244,25 @@
           <w:numId w:val="1003"/>
         </w:numPr>
       </w:pPr>
-      <w:hyperlink r:id="rId13">
+      <w:hyperlink r:id="rId23">
         <w:r>
           <w:rPr>
             <w:rStyle w:val="Hyperlink"/>
             <w:rFonts w:hint="eastAsia"/>
           </w:rPr>
-          <w:t xml:space="preserve">Windows版EXEを直接ダウンロード</w:t>
+          <w:t xml:space="preserve">Windows版EXE（公開済みv0.4.0）を直接ダウンロード</w:t>
         </w:r>
       </w:hyperlink>
     </w:p>
-    <w:bookmarkEnd w:id="14"/>
-    <w:bookmarkStart w:id="15" w:name="macosでの起動方法"/>
+    <w:bookmarkEnd w:id="24"/>
+    <w:bookmarkStart w:id="25" w:name="macosでの起動方法"/>
     <w:p>
       <w:pPr>
         <w:pStyle w:val="Heading2"/>
       </w:pPr>
       <w:r>
         <w:rPr>
-          <w:rFonts w:hint="eastAsia" w:ascii="Yu Gothic" w:hAnsi="Yu Gothic" w:eastAsia="Yu Gothic"/>
+          <w:rFonts w:hint="eastAsia"/>
         </w:rPr>
         <w:t xml:space="preserve">macOSでの起動方法</w:t>
       </w:r>
@@ -399,21 +278,17 @@
       <w:r>
         <w:rPr>
           <w:rStyle w:val="VerbatimChar"/>
-          <w:rFonts w:ascii="Yu Gothic" w:hAnsi="Yu Gothic" w:eastAsia="Yu Gothic"/>
         </w:rPr>
         <w:t xml:space="preserve">Codex App </w:t>
       </w:r>
       <w:r>
         <w:rPr>
           <w:rStyle w:val="VerbatimChar"/>
-          <w:rFonts w:hint="eastAsia" w:ascii="Yu Gothic" w:hAnsi="Yu Gothic" w:eastAsia="Yu Gothic"/>
+          <w:rFonts w:hint="eastAsia"/>
         </w:rPr>
         <w:t xml:space="preserve">かんたん切り替え.app</w:t>
       </w:r>
       <w:r>
-        <w:rPr>
-          <w:rFonts w:ascii="Yu Gothic" w:hAnsi="Yu Gothic" w:eastAsia="Yu Gothic"/>
-        </w:rPr>
         <w:t xml:space="preserve">をダブルクリックします。</w:t>
       </w:r>
     </w:p>
@@ -427,7 +302,7 @@
       </w:pPr>
       <w:r>
         <w:rPr>
-          <w:rFonts w:hint="eastAsia" w:ascii="Yu Gothic" w:hAnsi="Yu Gothic" w:eastAsia="Yu Gothic"/>
+          <w:rFonts w:hint="eastAsia"/>
         </w:rPr>
         <w:t xml:space="preserve">初回起動時に警告が表示された場合、アプリを右クリックして「開く」を選びます。</w:t>
       </w:r>
@@ -442,32 +317,29 @@
       </w:pPr>
       <w:r>
         <w:rPr>
-          <w:rFonts w:hint="eastAsia" w:ascii="Yu Gothic" w:hAnsi="Yu Gothic" w:eastAsia="Yu Gothic"/>
+          <w:rFonts w:hint="eastAsia"/>
         </w:rPr>
         <w:t xml:space="preserve">初回切り替え時にCodex</w:t>
       </w:r>
       <w:r>
-        <w:rPr>
-          <w:rFonts w:ascii="Yu Gothic" w:hAnsi="Yu Gothic" w:eastAsia="Yu Gothic"/>
-        </w:rPr>
-        <w:t xml:space="preserve"> </w:t>
-      </w:r>
-      <w:r>
-        <w:rPr>
-          <w:rFonts w:hint="eastAsia" w:ascii="Yu Gothic" w:hAnsi="Yu Gothic" w:eastAsia="Yu Gothic"/>
+        <w:t xml:space="preserve"> </w:t>
+      </w:r>
+      <w:r>
+        <w:rPr>
+          <w:rFonts w:hint="eastAsia"/>
         </w:rPr>
         <w:t xml:space="preserve">Appを制御する許可を求められた場合は許可します。</w:t>
       </w:r>
     </w:p>
-    <w:bookmarkEnd w:id="15"/>
-    <w:bookmarkStart w:id="16" w:name="windowsでの起動方法"/>
+    <w:bookmarkEnd w:id="25"/>
+    <w:bookmarkStart w:id="26" w:name="windowsでの起動方法"/>
     <w:p>
       <w:pPr>
         <w:pStyle w:val="Heading2"/>
       </w:pPr>
       <w:r>
         <w:rPr>
-          <w:rFonts w:hint="eastAsia" w:ascii="Yu Gothic" w:hAnsi="Yu Gothic" w:eastAsia="Yu Gothic"/>
+          <w:rFonts w:hint="eastAsia"/>
         </w:rPr>
         <w:t xml:space="preserve">Windowsでの起動方法</w:t>
       </w:r>
@@ -483,14 +355,10 @@
       <w:r>
         <w:rPr>
           <w:rStyle w:val="VerbatimChar"/>
-          <w:rFonts w:ascii="Yu Gothic" w:hAnsi="Yu Gothic" w:eastAsia="Yu Gothic"/>
         </w:rPr>
         <w:t xml:space="preserve">Codex-App-Easy-Switcher-Windows.exe</w:t>
       </w:r>
       <w:r>
-        <w:rPr>
-          <w:rFonts w:ascii="Yu Gothic" w:hAnsi="Yu Gothic" w:eastAsia="Yu Gothic"/>
-        </w:rPr>
         <w:t xml:space="preserve">をダウンロードします。</w:t>
       </w:r>
     </w:p>
@@ -504,7 +372,7 @@
       </w:pPr>
       <w:r>
         <w:rPr>
-          <w:rFonts w:hint="eastAsia" w:ascii="Yu Gothic" w:hAnsi="Yu Gothic" w:eastAsia="Yu Gothic"/>
+          <w:rFonts w:hint="eastAsia"/>
         </w:rPr>
         <w:t xml:space="preserve">EXEをダブルクリックします。コマンドプロンプトは表示されません。</w:t>
       </w:r>
@@ -519,7 +387,7 @@
       </w:pPr>
       <w:r>
         <w:rPr>
-          <w:rFonts w:hint="eastAsia" w:ascii="Yu Gothic" w:hAnsi="Yu Gothic" w:eastAsia="Yu Gothic"/>
+          <w:rFonts w:hint="eastAsia"/>
         </w:rPr>
         <w:t xml:space="preserve">SmartScreen警告が表示された場合、GitHubからダウンロードしたことを確認します。</w:t>
       </w:r>
@@ -534,7 +402,7 @@
       </w:pPr>
       <w:r>
         <w:rPr>
-          <w:rFonts w:hint="eastAsia" w:ascii="Yu Gothic" w:hAnsi="Yu Gothic" w:eastAsia="Yu Gothic"/>
+          <w:rFonts w:hint="eastAsia"/>
         </w:rPr>
         <w:t xml:space="preserve">必要な場合だけ「詳細情報」→「実行」を選びます。</w:t>
       </w:r>
@@ -545,46 +413,160 @@
       </w:pPr>
       <w:r>
         <w:rPr>
-          <w:rFonts w:hint="eastAsia" w:ascii="Yu Gothic" w:hAnsi="Yu Gothic" w:eastAsia="Yu Gothic"/>
+          <w:rFonts w:hint="eastAsia"/>
         </w:rPr>
         <w:t xml:space="preserve">Windows版はコード署名証明書による署名を行っていません。GitHub以外から入手したEXEは</w:t>
       </w:r>
       <w:r>
-        <w:rPr>
-          <w:rFonts w:ascii="Yu Gothic" w:hAnsi="Yu Gothic" w:eastAsia="Yu Gothic"/>
-        </w:rPr>
-        <w:t xml:space="preserve"> </w:t>
-      </w:r>
-      <w:r>
-        <w:rPr>
-          <w:rFonts w:hint="eastAsia" w:ascii="Yu Gothic" w:hAnsi="Yu Gothic" w:eastAsia="Yu Gothic"/>
+        <w:t xml:space="preserve"> </w:t>
+      </w:r>
+      <w:r>
+        <w:rPr>
+          <w:rFonts w:hint="eastAsia"/>
         </w:rPr>
         <w:t xml:space="preserve">実行しないでください。Windows実機での初回検証では、起動・状態確認・モデル一覧確認を</w:t>
       </w:r>
       <w:r>
-        <w:rPr>
-          <w:rFonts w:ascii="Yu Gothic" w:hAnsi="Yu Gothic" w:eastAsia="Yu Gothic"/>
-        </w:rPr>
-        <w:t xml:space="preserve"> </w:t>
-      </w:r>
-      <w:r>
-        <w:rPr>
-          <w:rFonts w:hint="eastAsia" w:ascii="Yu Gothic" w:hAnsi="Yu Gothic" w:eastAsia="Yu Gothic"/>
+        <w:t xml:space="preserve"> </w:t>
+      </w:r>
+      <w:r>
+        <w:rPr>
+          <w:rFonts w:hint="eastAsia"/>
         </w:rPr>
         <w:t xml:space="preserve">先に行い、入力途中のCodexセッションがない状態で切り替えを試してください。</w:t>
       </w:r>
     </w:p>
-    <w:bookmarkEnd w:id="16"/>
-    <w:bookmarkStart w:id="17" w:name="推奨モデルを使う"/>
+    <w:bookmarkEnd w:id="26"/>
+    <w:bookmarkStart w:id="27" w:name="ollama未導入のpcでセットアップする"/>
     <w:p>
       <w:pPr>
         <w:pStyle w:val="Heading2"/>
       </w:pPr>
       <w:r>
         <w:rPr>
-          <w:rFonts w:hint="eastAsia" w:ascii="Yu Gothic" w:hAnsi="Yu Gothic" w:eastAsia="Yu Gothic"/>
-        </w:rPr>
-        <w:t xml:space="preserve">推奨モデルを使う</w:t>
+          <w:rFonts w:hint="eastAsia"/>
+        </w:rPr>
+        <w:t xml:space="preserve">Ollama未導入のPCでセットアップする</w:t>
+      </w:r>
+    </w:p>
+    <w:p>
+      <w:pPr>
+        <w:pStyle w:val="Compact"/>
+        <w:numPr>
+          <w:ilvl w:val="0"/>
+          <w:numId w:val="1006"/>
+        </w:numPr>
+      </w:pPr>
+      <w:r>
+        <w:rPr>
+          <w:rFonts w:hint="eastAsia"/>
+        </w:rPr>
+        <w:t xml:space="preserve">本アプリを起動し、画面上部が「Ollama:</w:t>
+      </w:r>
+      <w:r>
+        <w:t xml:space="preserve"> </w:t>
+      </w:r>
+      <w:r>
+        <w:rPr>
+          <w:rFonts w:hint="eastAsia"/>
+        </w:rPr>
+        <w:t xml:space="preserve">未インストール」になっていることを確認します。</w:t>
+      </w:r>
+    </w:p>
+    <w:p>
+      <w:pPr>
+        <w:pStyle w:val="Compact"/>
+        <w:numPr>
+          <w:ilvl w:val="0"/>
+          <w:numId w:val="1006"/>
+        </w:numPr>
+      </w:pPr>
+      <w:r>
+        <w:t xml:space="preserve">「Ollama </w:t>
+      </w:r>
+      <w:r>
+        <w:rPr>
+          <w:rFonts w:hint="eastAsia"/>
+        </w:rPr>
+        <w:t xml:space="preserve">モデル管理」タブを開き、「Ollama公式ダウンロード」を押します。</w:t>
+      </w:r>
+    </w:p>
+    <w:p>
+      <w:pPr>
+        <w:pStyle w:val="Compact"/>
+        <w:numPr>
+          <w:ilvl w:val="0"/>
+          <w:numId w:val="1006"/>
+        </w:numPr>
+      </w:pPr>
+      <w:r>
+        <w:rPr>
+          <w:rFonts w:hint="eastAsia"/>
+        </w:rPr>
+        <w:t xml:space="preserve">開いたOllama公式サイトからWindows版をダウンロードします。</w:t>
+      </w:r>
+    </w:p>
+    <w:p>
+      <w:pPr>
+        <w:pStyle w:val="Compact"/>
+        <w:numPr>
+          <w:ilvl w:val="0"/>
+          <w:numId w:val="1006"/>
+        </w:numPr>
+      </w:pPr>
+      <w:r>
+        <w:rPr>
+          <w:rFonts w:hint="eastAsia"/>
+        </w:rPr>
+        <w:t xml:space="preserve">ダウンロードしたOllamaインストーラーを実行します。</w:t>
+      </w:r>
+    </w:p>
+    <w:p>
+      <w:pPr>
+        <w:pStyle w:val="Compact"/>
+        <w:numPr>
+          <w:ilvl w:val="0"/>
+          <w:numId w:val="1006"/>
+        </w:numPr>
+      </w:pPr>
+      <w:r>
+        <w:rPr>
+          <w:rFonts w:hint="eastAsia"/>
+        </w:rPr>
+        <w:t xml:space="preserve">本アプリへ戻り、「状態を再確認」を押します。</w:t>
+      </w:r>
+    </w:p>
+    <w:p>
+      <w:pPr>
+        <w:pStyle w:val="Compact"/>
+        <w:numPr>
+          <w:ilvl w:val="0"/>
+          <w:numId w:val="1006"/>
+        </w:numPr>
+      </w:pPr>
+      <w:r>
+        <w:t xml:space="preserve">「Ollama: </w:t>
+      </w:r>
+      <w:r>
+        <w:rPr>
+          <w:rFonts w:hint="eastAsia"/>
+        </w:rPr>
+        <w:t xml:space="preserve">起動中（バージョン）」と表示されれば準備完了です。</w:t>
+      </w:r>
+    </w:p>
+    <w:p>
+      <w:pPr>
+        <w:pStyle w:val="Compact"/>
+        <w:numPr>
+          <w:ilvl w:val="0"/>
+          <w:numId w:val="1006"/>
+        </w:numPr>
+      </w:pPr>
+      <w:r>
+        <w:rPr>
+          <w:rFonts w:hint="eastAsia"/>
+        </w:rPr>
+        <w:t xml:space="preserve">PCメモリに合うモデルカードを選び、確認画面からモデルをダウンロードします。</w:t>
       </w:r>
     </w:p>
     <w:p>
@@ -593,207 +575,177 @@
       </w:pPr>
       <w:r>
         <w:rPr>
-          <w:rFonts w:hint="eastAsia" w:ascii="Yu Gothic" w:hAnsi="Yu Gothic" w:eastAsia="Yu Gothic"/>
-        </w:rPr>
-        <w:t xml:space="preserve">初期状態では、Ollama</w:t>
-      </w:r>
-      <w:r>
-        <w:rPr>
-          <w:rFonts w:ascii="Yu Gothic" w:hAnsi="Yu Gothic" w:eastAsia="Yu Gothic"/>
-        </w:rPr>
-        <w:t xml:space="preserve"> Cloudの</w:t>
-      </w:r>
-      <w:r>
-        <w:rPr>
-          <w:rStyle w:val="VerbatimChar"/>
-          <w:rFonts w:ascii="Yu Gothic" w:hAnsi="Yu Gothic" w:eastAsia="Yu Gothic"/>
-        </w:rPr>
-        <w:t xml:space="preserve">gpt-oss:120b-cloud</w:t>
-      </w:r>
-      <w:r>
-        <w:rPr>
-          <w:rFonts w:hint="eastAsia" w:ascii="Yu Gothic" w:hAnsi="Yu Gothic" w:eastAsia="Yu Gothic"/>
-        </w:rPr>
-        <w:t xml:space="preserve">が選択されています。</w:t>
-      </w:r>
-    </w:p>
-    <w:p>
-      <w:pPr>
-        <w:pStyle w:val="Compact"/>
-        <w:numPr>
-          <w:ilvl w:val="0"/>
-          <w:numId w:val="1006"/>
-        </w:numPr>
-      </w:pPr>
-      <w:r>
-        <w:rPr>
-          <w:rFonts w:hint="eastAsia" w:ascii="Yu Gothic" w:hAnsi="Yu Gothic" w:eastAsia="Yu Gothic"/>
-        </w:rPr>
-        <w:t xml:space="preserve">選択中のモデル名が</w:t>
-      </w:r>
-      <w:r>
-        <w:rPr>
-          <w:rStyle w:val="VerbatimChar"/>
-          <w:rFonts w:ascii="Yu Gothic" w:hAnsi="Yu Gothic" w:eastAsia="Yu Gothic"/>
-        </w:rPr>
-        <w:t xml:space="preserve">gpt-oss:120b-cloud</w:t>
-      </w:r>
-      <w:r>
-        <w:rPr>
-          <w:rFonts w:hint="eastAsia" w:ascii="Yu Gothic" w:hAnsi="Yu Gothic" w:eastAsia="Yu Gothic"/>
-        </w:rPr>
-        <w:t xml:space="preserve">になっていることを確認します。</w:t>
-      </w:r>
-    </w:p>
-    <w:p>
-      <w:pPr>
-        <w:pStyle w:val="Compact"/>
-        <w:numPr>
-          <w:ilvl w:val="0"/>
-          <w:numId w:val="1006"/>
-        </w:numPr>
-      </w:pPr>
-      <w:r>
-        <w:rPr>
-          <w:rFonts w:hint="eastAsia" w:ascii="Yu Gothic" w:hAnsi="Yu Gothic" w:eastAsia="Yu Gothic"/>
+          <w:rFonts w:hint="eastAsia"/>
+        </w:rPr>
+        <w:t xml:space="preserve">本アプリはOllamaのインストーラーを自動実行しません。公式ページを開くところまでを行います。</w:t>
+      </w:r>
+      <w:r>
+        <w:t xml:space="preserve"> </w:t>
+      </w:r>
+      <w:r>
+        <w:rPr>
+          <w:rFonts w:hint="eastAsia"/>
+        </w:rPr>
+        <w:t xml:space="preserve">この手順はOllamaとモデルを削除したWindows</w:t>
+      </w:r>
+      <w:r>
+        <w:t xml:space="preserve"> </w:t>
+      </w:r>
+      <w:r>
+        <w:rPr>
+          <w:rFonts w:hint="eastAsia"/>
+        </w:rPr>
+        <w:t xml:space="preserve">PCで、2026年8月20日に実機確認済みです。</w:t>
+      </w:r>
+    </w:p>
+    <w:bookmarkEnd w:id="27"/>
+    <w:bookmarkStart w:id="28" w:name="ollamaモデルを変更する"/>
+    <w:p>
+      <w:pPr>
+        <w:pStyle w:val="Heading2"/>
+      </w:pPr>
+      <w:r>
+        <w:rPr>
+          <w:rFonts w:hint="eastAsia"/>
+        </w:rPr>
+        <w:t xml:space="preserve">Ollamaモデルを変更する</w:t>
+      </w:r>
+    </w:p>
+    <w:p>
+      <w:pPr>
+        <w:pStyle w:val="Compact"/>
+        <w:numPr>
+          <w:ilvl w:val="0"/>
+          <w:numId w:val="1007"/>
+        </w:numPr>
+      </w:pPr>
+      <w:r>
+        <w:rPr>
+          <w:rFonts w:hint="eastAsia"/>
+        </w:rPr>
+        <w:t xml:space="preserve">メイン画面の「モデルを変更」を押します。</w:t>
+      </w:r>
+    </w:p>
+    <w:p>
+      <w:pPr>
+        <w:pStyle w:val="Compact"/>
+        <w:numPr>
+          <w:ilvl w:val="0"/>
+          <w:numId w:val="1007"/>
+        </w:numPr>
+      </w:pPr>
+      <w:r>
+        <w:rPr>
+          <w:rFonts w:hint="eastAsia"/>
+        </w:rPr>
+        <w:t xml:space="preserve">最新のインストール済みモデル一覧が自動で再取得されるまで待ちます。</w:t>
+      </w:r>
+    </w:p>
+    <w:p>
+      <w:pPr>
+        <w:pStyle w:val="Compact"/>
+        <w:numPr>
+          <w:ilvl w:val="0"/>
+          <w:numId w:val="1007"/>
+        </w:numPr>
+      </w:pPr>
+      <w:r>
+        <w:rPr>
+          <w:rFonts w:hint="eastAsia"/>
+        </w:rPr>
+        <w:t xml:space="preserve">「Codex対応」と表示されたモデルを選び、「選択したモデルを使う」を押します。</w:t>
+      </w:r>
+    </w:p>
+    <w:p>
+      <w:pPr>
+        <w:pStyle w:val="Compact"/>
+        <w:numPr>
+          <w:ilvl w:val="0"/>
+          <w:numId w:val="1007"/>
+        </w:numPr>
+      </w:pPr>
+      <w:r>
+        <w:rPr>
+          <w:rFonts w:hint="eastAsia"/>
+        </w:rPr>
+        <w:t xml:space="preserve">メイン画面で選択中のモデル名を確認します。</w:t>
+      </w:r>
+    </w:p>
+    <w:p>
+      <w:pPr>
+        <w:pStyle w:val="Compact"/>
+        <w:numPr>
+          <w:ilvl w:val="0"/>
+          <w:numId w:val="1007"/>
+        </w:numPr>
+      </w:pPr>
+      <w:r>
+        <w:rPr>
+          <w:rFonts w:hint="eastAsia"/>
         </w:rPr>
         <w:t xml:space="preserve">「選択中のOllamaモデルで起動」を押します。</w:t>
       </w:r>
     </w:p>
     <w:p>
       <w:pPr>
-        <w:pStyle w:val="Compact"/>
-        <w:numPr>
-          <w:ilvl w:val="0"/>
-          <w:numId w:val="1006"/>
-        </w:numPr>
-      </w:pPr>
-      <w:r>
-        <w:rPr>
-          <w:rFonts w:ascii="Yu Gothic" w:hAnsi="Yu Gothic" w:eastAsia="Yu Gothic"/>
-        </w:rPr>
-        <w:t xml:space="preserve">Codex </w:t>
-      </w:r>
-      <w:r>
-        <w:rPr>
-          <w:rFonts w:hint="eastAsia" w:ascii="Yu Gothic" w:hAnsi="Yu Gothic" w:eastAsia="Yu Gothic"/>
-        </w:rPr>
-        <w:t xml:space="preserve">Appが起動中の場合は警告を読み、「はい」を押します。</w:t>
-      </w:r>
-    </w:p>
-    <w:p>
-      <w:pPr>
-        <w:pStyle w:val="Compact"/>
-        <w:numPr>
-          <w:ilvl w:val="0"/>
-          <w:numId w:val="1006"/>
-        </w:numPr>
-      </w:pPr>
-      <w:r>
-        <w:rPr>
-          <w:rFonts w:hint="eastAsia" w:ascii="Yu Gothic" w:hAnsi="Yu Gothic" w:eastAsia="Yu Gothic"/>
-        </w:rPr>
-        <w:t xml:space="preserve">切り替え後、Codex</w:t>
-      </w:r>
-      <w:r>
-        <w:rPr>
-          <w:rFonts w:ascii="Yu Gothic" w:hAnsi="Yu Gothic" w:eastAsia="Yu Gothic"/>
-        </w:rPr>
-        <w:t xml:space="preserve"> </w:t>
-      </w:r>
-      <w:r>
-        <w:rPr>
-          <w:rFonts w:hint="eastAsia" w:ascii="Yu Gothic" w:hAnsi="Yu Gothic" w:eastAsia="Yu Gothic"/>
-        </w:rPr>
-        <w:t xml:space="preserve">Appが起動します。</w:t>
-      </w:r>
-    </w:p>
-    <w:bookmarkEnd w:id="17"/>
-    <w:bookmarkStart w:id="18" w:name="cloudモデルを変更する"/>
+        <w:pStyle w:val="FirstParagraph"/>
+      </w:pPr>
+      <w:r>
+        <w:rPr>
+          <w:rFonts w:hint="eastAsia"/>
+        </w:rPr>
+        <w:t xml:space="preserve">モデルを選んだだけではCodex</w:t>
+      </w:r>
+      <w:r>
+        <w:t xml:space="preserve"> </w:t>
+      </w:r>
+      <w:r>
+        <w:rPr>
+          <w:rFonts w:hint="eastAsia"/>
+        </w:rPr>
+        <w:t xml:space="preserve">Appは再起動しません。</w:t>
+      </w:r>
+    </w:p>
+    <w:p>
+      <w:pPr>
+        <w:pStyle w:val="BodyText"/>
+      </w:pPr>
+      <w:r>
+        <w:rPr>
+          <w:rFonts w:hint="eastAsia"/>
+        </w:rPr>
+        <w:t xml:space="preserve">Ollamaが停止中の場合は「Ollamaを起動して続けますか？」と表示されます。「はい」を選ぶと</w:t>
+      </w:r>
+      <w:r>
+        <w:t xml:space="preserve"> </w:t>
+      </w:r>
+      <w:r>
+        <w:rPr>
+          <w:rFonts w:hint="eastAsia"/>
+        </w:rPr>
+        <w:t xml:space="preserve">Ollamaを起動し、最大15秒だけ接続を待ってからモデル一覧を取得します。15秒以内に接続できない</w:t>
+      </w:r>
+      <w:r>
+        <w:t xml:space="preserve"> </w:t>
+      </w:r>
+      <w:r>
+        <w:rPr>
+          <w:rFonts w:hint="eastAsia"/>
+        </w:rPr>
+        <w:t xml:space="preserve">場合は処理を終了し、起動エラーを表示します。</w:t>
+      </w:r>
+    </w:p>
+    <w:bookmarkEnd w:id="28"/>
+    <w:bookmarkStart w:id="29" w:name="ローカルモデルを選ぶ"/>
     <w:p>
       <w:pPr>
         <w:pStyle w:val="Heading2"/>
       </w:pPr>
       <w:r>
         <w:rPr>
-          <w:rFonts w:hint="eastAsia" w:ascii="Yu Gothic" w:hAnsi="Yu Gothic" w:eastAsia="Yu Gothic"/>
-        </w:rPr>
-        <w:t xml:space="preserve">Cloudモデルを変更する</w:t>
-      </w:r>
-    </w:p>
-    <w:p>
-      <w:pPr>
-        <w:pStyle w:val="Compact"/>
-        <w:numPr>
-          <w:ilvl w:val="0"/>
-          <w:numId w:val="1007"/>
-        </w:numPr>
-      </w:pPr>
-      <w:r>
-        <w:rPr>
-          <w:rFonts w:hint="eastAsia" w:ascii="Yu Gothic" w:hAnsi="Yu Gothic" w:eastAsia="Yu Gothic"/>
-        </w:rPr>
-        <w:t xml:space="preserve">メイン画面の「モデルを変更」を押します。</w:t>
-      </w:r>
-    </w:p>
-    <w:p>
-      <w:pPr>
-        <w:pStyle w:val="Compact"/>
-        <w:numPr>
-          <w:ilvl w:val="0"/>
-          <w:numId w:val="1007"/>
-        </w:numPr>
-      </w:pPr>
-      <w:r>
-        <w:rPr>
-          <w:rFonts w:hint="eastAsia" w:ascii="Yu Gothic" w:hAnsi="Yu Gothic" w:eastAsia="Yu Gothic"/>
-        </w:rPr>
-        <w:t xml:space="preserve">「その他のCloudモデル」から使用するモデルを選びます。</w:t>
-      </w:r>
-    </w:p>
-    <w:p>
-      <w:pPr>
-        <w:pStyle w:val="Compact"/>
-        <w:numPr>
-          <w:ilvl w:val="0"/>
-          <w:numId w:val="1007"/>
-        </w:numPr>
-      </w:pPr>
-      <w:r>
-        <w:rPr>
-          <w:rFonts w:hint="eastAsia" w:ascii="Yu Gothic" w:hAnsi="Yu Gothic" w:eastAsia="Yu Gothic"/>
-        </w:rPr>
-        <w:t xml:space="preserve">「選択したCloudモデルを使う」を押します。</w:t>
-      </w:r>
-    </w:p>
-    <w:p>
-      <w:pPr>
-        <w:pStyle w:val="Compact"/>
-        <w:numPr>
-          <w:ilvl w:val="0"/>
-          <w:numId w:val="1007"/>
-        </w:numPr>
-      </w:pPr>
-      <w:r>
-        <w:rPr>
-          <w:rFonts w:hint="eastAsia" w:ascii="Yu Gothic" w:hAnsi="Yu Gothic" w:eastAsia="Yu Gothic"/>
-        </w:rPr>
-        <w:t xml:space="preserve">メイン画面で選択中のモデル名と「Cloudモデル」を確認します。</w:t>
-      </w:r>
-    </w:p>
-    <w:p>
-      <w:pPr>
-        <w:pStyle w:val="Compact"/>
-        <w:numPr>
-          <w:ilvl w:val="0"/>
-          <w:numId w:val="1007"/>
-        </w:numPr>
-      </w:pPr>
-      <w:r>
-        <w:rPr>
-          <w:rFonts w:hint="eastAsia" w:ascii="Yu Gothic" w:hAnsi="Yu Gothic" w:eastAsia="Yu Gothic"/>
-        </w:rPr>
-        <w:t xml:space="preserve">「選択中のOllamaモデルで起動」を押します。</w:t>
+          <w:rFonts w:hint="eastAsia"/>
+        </w:rPr>
+        <w:t xml:space="preserve">ローカルモデルを選ぶ</w:t>
       </w:r>
     </w:p>
     <w:p>
@@ -802,589 +754,1196 @@
       </w:pPr>
       <w:r>
         <w:rPr>
-          <w:rFonts w:hint="eastAsia" w:ascii="Yu Gothic" w:hAnsi="Yu Gothic" w:eastAsia="Yu Gothic"/>
-        </w:rPr>
-        <w:t xml:space="preserve">モデルを選んだだけではCodex</w:t>
-      </w:r>
-      <w:r>
-        <w:rPr>
-          <w:rFonts w:ascii="Yu Gothic" w:hAnsi="Yu Gothic" w:eastAsia="Yu Gothic"/>
-        </w:rPr>
-        <w:t xml:space="preserve"> </w:t>
-      </w:r>
-      <w:r>
-        <w:rPr>
-          <w:rFonts w:hint="eastAsia" w:ascii="Yu Gothic" w:hAnsi="Yu Gothic" w:eastAsia="Yu Gothic"/>
-        </w:rPr>
-        <w:t xml:space="preserve">Appは再起動しません。</w:t>
-      </w:r>
-    </w:p>
-    <w:bookmarkEnd w:id="18"/>
-    <w:bookmarkStart w:id="19" w:name="推奨モデルへ戻す"/>
-    <w:p>
-      <w:pPr>
-        <w:pStyle w:val="Heading2"/>
-      </w:pPr>
-      <w:r>
-        <w:rPr>
-          <w:rFonts w:hint="eastAsia" w:ascii="Yu Gothic" w:hAnsi="Yu Gothic" w:eastAsia="Yu Gothic"/>
-        </w:rPr>
-        <w:t xml:space="preserve">推奨モデルへ戻す</w:t>
-      </w:r>
-    </w:p>
-    <w:p>
-      <w:pPr>
-        <w:pStyle w:val="FirstParagraph"/>
-      </w:pPr>
-      <w:r>
-        <w:rPr>
-          <w:rFonts w:hint="eastAsia" w:ascii="Yu Gothic" w:hAnsi="Yu Gothic" w:eastAsia="Yu Gothic"/>
-        </w:rPr>
-        <w:t xml:space="preserve">メイン画面の「推奨モデルに戻す」を押します。選択モデルが</w:t>
-      </w:r>
-      <w:r>
-        <w:rPr>
-          <w:rStyle w:val="VerbatimChar"/>
-          <w:rFonts w:ascii="Yu Gothic" w:hAnsi="Yu Gothic" w:eastAsia="Yu Gothic"/>
-        </w:rPr>
-        <w:t xml:space="preserve">gpt-oss:120b-cloud</w:t>
-      </w:r>
-      <w:r>
-        <w:rPr>
-          <w:rFonts w:hint="eastAsia" w:ascii="Yu Gothic" w:hAnsi="Yu Gothic" w:eastAsia="Yu Gothic"/>
-        </w:rPr>
-        <w:t xml:space="preserve">へ戻ります。</w:t>
-      </w:r>
-      <w:r>
-        <w:rPr>
-          <w:rFonts w:ascii="Yu Gothic" w:hAnsi="Yu Gothic" w:eastAsia="Yu Gothic"/>
-        </w:rPr>
-        <w:t xml:space="preserve"> </w:t>
-      </w:r>
-      <w:r>
-        <w:rPr>
-          <w:rFonts w:hint="eastAsia" w:ascii="Yu Gothic" w:hAnsi="Yu Gothic" w:eastAsia="Yu Gothic"/>
-        </w:rPr>
-        <w:t xml:space="preserve">実際に切り替えるには「選択中のOllamaモデルで起動」を押します。</w:t>
-      </w:r>
-    </w:p>
-    <w:bookmarkEnd w:id="19"/>
-    <w:bookmarkStart w:id="20" w:name="ローカルモデルを選ぶ"/>
-    <w:p>
-      <w:pPr>
-        <w:pStyle w:val="Heading2"/>
-      </w:pPr>
-      <w:r>
-        <w:rPr>
-          <w:rFonts w:hint="eastAsia" w:ascii="Yu Gothic" w:hAnsi="Yu Gothic" w:eastAsia="Yu Gothic"/>
-        </w:rPr>
-        <w:t xml:space="preserve">ローカルモデルを選ぶ</w:t>
-      </w:r>
-    </w:p>
-    <w:p>
-      <w:pPr>
-        <w:pStyle w:val="FirstParagraph"/>
-      </w:pPr>
-      <w:r>
-        <w:rPr>
-          <w:rFonts w:hint="eastAsia" w:ascii="Yu Gothic" w:hAnsi="Yu Gothic" w:eastAsia="Yu Gothic"/>
-        </w:rPr>
-        <w:t xml:space="preserve">ローカルモデルは上級者向けです。Codex</w:t>
-      </w:r>
-      <w:r>
-        <w:rPr>
-          <w:rFonts w:ascii="Yu Gothic" w:hAnsi="Yu Gothic" w:eastAsia="Yu Gothic"/>
-        </w:rPr>
-        <w:t xml:space="preserve"> </w:t>
-      </w:r>
-      <w:r>
-        <w:rPr>
-          <w:rFonts w:hint="eastAsia" w:ascii="Yu Gothic" w:hAnsi="Yu Gothic" w:eastAsia="Yu Gothic"/>
-        </w:rPr>
-        <w:t xml:space="preserve">Appのファイル編集やエージェント機能が正常に動作しない</w:t>
-      </w:r>
-      <w:r>
-        <w:rPr>
-          <w:rFonts w:ascii="Yu Gothic" w:hAnsi="Yu Gothic" w:eastAsia="Yu Gothic"/>
-        </w:rPr>
-        <w:t xml:space="preserve"> </w:t>
-      </w:r>
-      <w:r>
-        <w:rPr>
-          <w:rFonts w:hint="eastAsia" w:ascii="Yu Gothic" w:hAnsi="Yu Gothic" w:eastAsia="Yu Gothic"/>
-        </w:rPr>
-        <w:t xml:space="preserve">可能性があります。</w:t>
-      </w:r>
-    </w:p>
-    <w:p>
-      <w:pPr>
-        <w:pStyle w:val="Compact"/>
-        <w:numPr>
-          <w:ilvl w:val="0"/>
-          <w:numId w:val="1008"/>
-        </w:numPr>
-      </w:pPr>
-      <w:r>
-        <w:rPr>
-          <w:rFonts w:hint="eastAsia" w:ascii="Yu Gothic" w:hAnsi="Yu Gothic" w:eastAsia="Yu Gothic"/>
-        </w:rPr>
-        <w:t xml:space="preserve">「モデルを変更」を押します。</w:t>
-      </w:r>
-    </w:p>
-    <w:p>
-      <w:pPr>
-        <w:pStyle w:val="Compact"/>
-        <w:numPr>
-          <w:ilvl w:val="0"/>
-          <w:numId w:val="1008"/>
-        </w:numPr>
-      </w:pPr>
-      <w:r>
-        <w:rPr>
-          <w:rFonts w:hint="eastAsia" w:ascii="Yu Gothic" w:hAnsi="Yu Gothic" w:eastAsia="Yu Gothic"/>
-        </w:rPr>
-        <w:t xml:space="preserve">「詳細設定を表示」をオンにします。</w:t>
-      </w:r>
-    </w:p>
-    <w:p>
-      <w:pPr>
-        <w:pStyle w:val="Compact"/>
-        <w:numPr>
-          <w:ilvl w:val="0"/>
-          <w:numId w:val="1008"/>
-        </w:numPr>
-      </w:pPr>
-      <w:r>
-        <w:rPr>
-          <w:rFonts w:hint="eastAsia" w:ascii="Yu Gothic" w:hAnsi="Yu Gothic" w:eastAsia="Yu Gothic"/>
-        </w:rPr>
-        <w:t xml:space="preserve">ローカルモデル一覧から選びます。</w:t>
-      </w:r>
-    </w:p>
-    <w:p>
-      <w:pPr>
-        <w:pStyle w:val="Compact"/>
-        <w:numPr>
-          <w:ilvl w:val="0"/>
-          <w:numId w:val="1008"/>
-        </w:numPr>
-      </w:pPr>
-      <w:r>
-        <w:rPr>
-          <w:rFonts w:hint="eastAsia" w:ascii="Yu Gothic" w:hAnsi="Yu Gothic" w:eastAsia="Yu Gothic"/>
-        </w:rPr>
-        <w:t xml:space="preserve">警告内容を確認して選択します。</w:t>
-      </w:r>
-    </w:p>
-    <w:p>
-      <w:pPr>
-        <w:pStyle w:val="Compact"/>
-        <w:numPr>
-          <w:ilvl w:val="0"/>
-          <w:numId w:val="1008"/>
-        </w:numPr>
-      </w:pPr>
-      <w:r>
-        <w:rPr>
-          <w:rFonts w:hint="eastAsia" w:ascii="Yu Gothic" w:hAnsi="Yu Gothic" w:eastAsia="Yu Gothic"/>
-        </w:rPr>
-        <w:t xml:space="preserve">メイン画面の「選択中のOllamaモデルで起動」を押します。</w:t>
-      </w:r>
-    </w:p>
-    <w:p>
-      <w:pPr>
-        <w:pStyle w:val="Compact"/>
-        <w:numPr>
-          <w:ilvl w:val="0"/>
-          <w:numId w:val="1008"/>
-        </w:numPr>
-      </w:pPr>
-      <w:r>
-        <w:rPr>
-          <w:rFonts w:hint="eastAsia" w:ascii="Yu Gothic" w:hAnsi="Yu Gothic" w:eastAsia="Yu Gothic"/>
-        </w:rPr>
-        <w:t xml:space="preserve">起動前の警告を再度確認します。</w:t>
-      </w:r>
-    </w:p>
-    <w:p>
-      <w:pPr>
-        <w:pStyle w:val="FirstParagraph"/>
-      </w:pPr>
-      <w:r>
-        <w:rPr>
-          <w:rFonts w:hint="eastAsia" w:ascii="Yu Gothic" w:hAnsi="Yu Gothic" w:eastAsia="Yu Gothic"/>
-        </w:rPr>
-        <w:t xml:space="preserve">問題が発生した場合は「推奨モデルに戻す」を押してください。</w:t>
-      </w:r>
-    </w:p>
-    <w:bookmarkEnd w:id="20"/>
-    <w:bookmarkStart w:id="21" w:name="モデル名を手動入力する"/>
-    <w:p>
-      <w:pPr>
-        <w:pStyle w:val="Heading2"/>
-      </w:pPr>
-      <w:r>
-        <w:rPr>
-          <w:rFonts w:hint="eastAsia" w:ascii="Yu Gothic" w:hAnsi="Yu Gothic" w:eastAsia="Yu Gothic"/>
-        </w:rPr>
-        <w:t xml:space="preserve">モデル名を手動入力する</w:t>
-      </w:r>
-    </w:p>
-    <w:p>
-      <w:pPr>
-        <w:pStyle w:val="Compact"/>
-        <w:numPr>
-          <w:ilvl w:val="0"/>
-          <w:numId w:val="1009"/>
-        </w:numPr>
-      </w:pPr>
-      <w:r>
-        <w:rPr>
-          <w:rFonts w:hint="eastAsia" w:ascii="Yu Gothic" w:hAnsi="Yu Gothic" w:eastAsia="Yu Gothic"/>
-        </w:rPr>
-        <w:t xml:space="preserve">「モデルを変更」を押し、「詳細設定を表示」をオンにします。</w:t>
-      </w:r>
-    </w:p>
-    <w:p>
-      <w:pPr>
-        <w:pStyle w:val="Compact"/>
-        <w:numPr>
-          <w:ilvl w:val="0"/>
-          <w:numId w:val="1009"/>
-        </w:numPr>
-      </w:pPr>
-      <w:r>
-        <w:rPr>
-          <w:rFonts w:hint="eastAsia" w:ascii="Yu Gothic" w:hAnsi="Yu Gothic" w:eastAsia="Yu Gothic"/>
-        </w:rPr>
-        <w:t xml:space="preserve">モデル名を入力し、「入力したモデルを選ぶ」を押します。</w:t>
-      </w:r>
-    </w:p>
-    <w:p>
-      <w:pPr>
-        <w:pStyle w:val="Compact"/>
-        <w:numPr>
-          <w:ilvl w:val="0"/>
-          <w:numId w:val="1009"/>
-        </w:numPr>
-      </w:pPr>
-      <w:r>
-        <w:rPr>
-          <w:rFonts w:hint="eastAsia" w:ascii="Yu Gothic" w:hAnsi="Yu Gothic" w:eastAsia="Yu Gothic"/>
-        </w:rPr>
-        <w:t xml:space="preserve">未準備と表示された場合は「Ollama</w:t>
-      </w:r>
-      <w:r>
-        <w:rPr>
-          <w:rFonts w:ascii="Yu Gothic" w:hAnsi="Yu Gothic" w:eastAsia="Yu Gothic"/>
-        </w:rPr>
-        <w:t xml:space="preserve"> </w:t>
-      </w:r>
-      <w:r>
-        <w:rPr>
-          <w:rFonts w:hint="eastAsia" w:ascii="Yu Gothic" w:hAnsi="Yu Gothic" w:eastAsia="Yu Gothic"/>
-        </w:rPr>
-        <w:t xml:space="preserve">モデル管理」タブでインストールします。</w:t>
-      </w:r>
-    </w:p>
-    <w:p>
-      <w:pPr>
-        <w:pStyle w:val="FirstParagraph"/>
-      </w:pPr>
-      <w:r>
-        <w:rPr>
-          <w:rFonts w:hint="eastAsia" w:ascii="Yu Gothic" w:hAnsi="Yu Gothic" w:eastAsia="Yu Gothic"/>
-        </w:rPr>
-        <w:t xml:space="preserve">安全のため、モデル名はOllama公式ライブラリで確認してください。</w:t>
-      </w:r>
-    </w:p>
-    <w:bookmarkEnd w:id="21"/>
-    <w:bookmarkStart w:id="22" w:name="未準備モデルをインストールする"/>
-    <w:p>
-      <w:pPr>
-        <w:pStyle w:val="Heading2"/>
-      </w:pPr>
-      <w:r>
-        <w:rPr>
-          <w:rFonts w:hint="eastAsia" w:ascii="Yu Gothic" w:hAnsi="Yu Gothic" w:eastAsia="Yu Gothic"/>
-        </w:rPr>
-        <w:t xml:space="preserve">未準備モデルをインストールする</w:t>
-      </w:r>
-    </w:p>
-    <w:p>
-      <w:pPr>
-        <w:pStyle w:val="FirstParagraph"/>
-      </w:pPr>
-      <w:r>
-        <w:rPr>
-          <w:rFonts w:hint="eastAsia" w:ascii="Yu Gothic" w:hAnsi="Yu Gothic" w:eastAsia="Yu Gothic"/>
-        </w:rPr>
-        <w:t xml:space="preserve">選択したモデルが一覧にない場合、起動は行われずモデル管理タブへ移動します。</w:t>
-      </w:r>
-    </w:p>
-    <w:p>
-      <w:pPr>
-        <w:pStyle w:val="Compact"/>
-        <w:numPr>
-          <w:ilvl w:val="0"/>
-          <w:numId w:val="1010"/>
-        </w:numPr>
-      </w:pPr>
-      <w:r>
-        <w:rPr>
-          <w:rFonts w:hint="eastAsia" w:ascii="Yu Gothic" w:hAnsi="Yu Gothic" w:eastAsia="Yu Gothic"/>
-        </w:rPr>
-        <w:t xml:space="preserve">入力済みのモデル名を確認します。</w:t>
-      </w:r>
-    </w:p>
-    <w:p>
-      <w:pPr>
-        <w:pStyle w:val="Compact"/>
-        <w:numPr>
-          <w:ilvl w:val="0"/>
-          <w:numId w:val="1010"/>
-        </w:numPr>
-      </w:pPr>
-      <w:r>
-        <w:rPr>
-          <w:rFonts w:hint="eastAsia" w:ascii="Yu Gothic" w:hAnsi="Yu Gothic" w:eastAsia="Yu Gothic"/>
-        </w:rPr>
-        <w:t xml:space="preserve">「モデルをインストール」を押します。</w:t>
-      </w:r>
-    </w:p>
-    <w:p>
-      <w:pPr>
-        <w:pStyle w:val="Compact"/>
-        <w:numPr>
-          <w:ilvl w:val="0"/>
-          <w:numId w:val="1010"/>
-        </w:numPr>
-      </w:pPr>
-      <w:r>
-        <w:rPr>
-          <w:rFonts w:hint="eastAsia" w:ascii="Yu Gothic" w:hAnsi="Yu Gothic" w:eastAsia="Yu Gothic"/>
-        </w:rPr>
-        <w:t xml:space="preserve">モデル名、種類、注意事項を確認して「はい」を押します。</w:t>
-      </w:r>
-    </w:p>
-    <w:p>
-      <w:pPr>
-        <w:pStyle w:val="Compact"/>
-        <w:numPr>
-          <w:ilvl w:val="0"/>
-          <w:numId w:val="1010"/>
-        </w:numPr>
-      </w:pPr>
-      <w:r>
-        <w:rPr>
-          <w:rFonts w:hint="eastAsia" w:ascii="Yu Gothic" w:hAnsi="Yu Gothic" w:eastAsia="Yu Gothic"/>
-        </w:rPr>
-        <w:t xml:space="preserve">完了するまでPCを閉じずに待ちます。</w:t>
-      </w:r>
-    </w:p>
-    <w:p>
-      <w:pPr>
-        <w:pStyle w:val="Compact"/>
-        <w:numPr>
-          <w:ilvl w:val="0"/>
-          <w:numId w:val="1010"/>
-        </w:numPr>
-      </w:pPr>
-      <w:r>
-        <w:rPr>
-          <w:rFonts w:hint="eastAsia" w:ascii="Yu Gothic" w:hAnsi="Yu Gothic" w:eastAsia="Yu Gothic"/>
-        </w:rPr>
-        <w:t xml:space="preserve">メイン画面へ戻り、「選択中のOllamaモデルで起動」を押します。</w:t>
-      </w:r>
-    </w:p>
-    <w:p>
-      <w:pPr>
-        <w:pStyle w:val="FirstParagraph"/>
-      </w:pPr>
-      <w:r>
-        <w:rPr>
-          <w:rFonts w:hint="eastAsia" w:ascii="Yu Gothic" w:hAnsi="Yu Gothic" w:eastAsia="Yu Gothic"/>
-        </w:rPr>
-        <w:t xml:space="preserve">ローカルモデルは数GB以上の通信量とディスク容量を使う場合があります。</w:t>
-      </w:r>
-    </w:p>
-    <w:bookmarkEnd w:id="22"/>
-    <w:bookmarkStart w:id="23" w:name="通常のcodex-gptへ戻す"/>
-    <w:p>
-      <w:pPr>
-        <w:pStyle w:val="Heading2"/>
-      </w:pPr>
-      <w:r>
-        <w:rPr>
-          <w:rFonts w:hint="eastAsia" w:ascii="Yu Gothic" w:hAnsi="Yu Gothic" w:eastAsia="Yu Gothic"/>
-        </w:rPr>
-        <w:t xml:space="preserve">通常のCodex</w:t>
-      </w:r>
-      <w:r>
-        <w:rPr>
-          <w:rFonts w:ascii="Yu Gothic" w:hAnsi="Yu Gothic" w:eastAsia="Yu Gothic"/>
-        </w:rPr>
-        <w:t xml:space="preserve"> </w:t>
-      </w:r>
-      <w:r>
-        <w:rPr>
-          <w:rFonts w:hint="eastAsia" w:ascii="Yu Gothic" w:hAnsi="Yu Gothic" w:eastAsia="Yu Gothic"/>
-        </w:rPr>
-        <w:t xml:space="preserve">GPTへ戻す</w:t>
-      </w:r>
-    </w:p>
-    <w:p>
-      <w:pPr>
-        <w:pStyle w:val="FirstParagraph"/>
-      </w:pPr>
-      <w:r>
-        <w:rPr>
-          <w:rFonts w:hint="eastAsia" w:ascii="Yu Gothic" w:hAnsi="Yu Gothic" w:eastAsia="Yu Gothic"/>
-        </w:rPr>
-        <w:t xml:space="preserve">「通常のCodex</w:t>
-      </w:r>
-      <w:r>
-        <w:rPr>
-          <w:rFonts w:ascii="Yu Gothic" w:hAnsi="Yu Gothic" w:eastAsia="Yu Gothic"/>
-        </w:rPr>
-        <w:t xml:space="preserve"> </w:t>
-      </w:r>
-      <w:r>
-        <w:rPr>
-          <w:rFonts w:hint="eastAsia" w:ascii="Yu Gothic" w:hAnsi="Yu Gothic" w:eastAsia="Yu Gothic"/>
-        </w:rPr>
-        <w:t xml:space="preserve">GPTで起動」を押します。勉強会終了時や通常利用へ戻るときに使用します。</w:t>
-      </w:r>
-    </w:p>
-    <w:bookmarkEnd w:id="23"/>
-    <w:bookmarkStart w:id="24" w:name="ランチャー終了時の確認"/>
-    <w:p>
-      <w:pPr>
-        <w:pStyle w:val="Heading2"/>
-      </w:pPr>
-      <w:r>
-        <w:rPr>
-          <w:rFonts w:hint="eastAsia" w:ascii="Yu Gothic" w:hAnsi="Yu Gothic" w:eastAsia="Yu Gothic"/>
-        </w:rPr>
-        <w:t xml:space="preserve">ランチャー終了時の確認</w:t>
-      </w:r>
-    </w:p>
-    <w:p>
-      <w:pPr>
-        <w:pStyle w:val="FirstParagraph"/>
-      </w:pPr>
-      <w:r>
-        <w:rPr>
-          <w:rFonts w:hint="eastAsia" w:ascii="Yu Gothic" w:hAnsi="Yu Gothic" w:eastAsia="Yu Gothic"/>
-        </w:rPr>
-        <w:t xml:space="preserve">Ollama接続状態でランチャーを閉じると、次から選べます。</w:t>
-      </w:r>
-    </w:p>
-    <w:p>
-      <w:pPr>
-        <w:pStyle w:val="Compact"/>
-        <w:numPr>
-          <w:ilvl w:val="0"/>
-          <w:numId w:val="1011"/>
-        </w:numPr>
-      </w:pPr>
-      <w:r>
-        <w:rPr>
-          <w:rFonts w:hint="eastAsia" w:ascii="Yu Gothic" w:hAnsi="Yu Gothic" w:eastAsia="Yu Gothic"/>
+          <w:rFonts w:hint="eastAsia"/>
+        </w:rPr>
+        <w:t xml:space="preserve">モデル一覧には、Ollamaが報告したtools・thinking・コンテキスト長から判定した状態が表示されます。</w:t>
+      </w:r>
+      <w:r>
+        <w:t xml:space="preserve"> </w:t>
+      </w:r>
+      <w:r>
+        <w:rPr>
+          <w:rFonts w:hint="eastAsia"/>
+        </w:rPr>
+        <w:t xml:space="preserve">「Ollama体験用」や「未確認」のモデルは「選択不可」と表示され、Codex用には選択できません。</w:t>
+      </w:r>
+    </w:p>
+    <w:p>
+      <w:pPr>
+        <w:pStyle w:val="BodyText"/>
+      </w:pPr>
+      <w:r>
+        <w:rPr>
           <w:b/>
           <w:bCs/>
         </w:rPr>
-        <w:t xml:space="preserve">通常のCodexに戻して終了</w:t>
-      </w:r>
-      <w:r>
-        <w:rPr>
-          <w:rFonts w:ascii="Yu Gothic" w:hAnsi="Yu Gothic" w:eastAsia="Yu Gothic"/>
-        </w:rPr>
-        <w:t xml:space="preserve">: </w:t>
-      </w:r>
-      <w:r>
-        <w:rPr>
-          <w:rFonts w:hint="eastAsia" w:ascii="Yu Gothic" w:hAnsi="Yu Gothic" w:eastAsia="Yu Gothic"/>
-        </w:rPr>
-        <w:t xml:space="preserve">通常状態へ復元して終了します。</w:t>
-      </w:r>
-    </w:p>
-    <w:p>
-      <w:pPr>
-        <w:pStyle w:val="Compact"/>
-        <w:numPr>
-          <w:ilvl w:val="0"/>
-          <w:numId w:val="1011"/>
-        </w:numPr>
-      </w:pPr>
-      <w:r>
-        <w:rPr>
-          <w:rFonts w:hint="eastAsia" w:ascii="Yu Gothic" w:hAnsi="Yu Gothic" w:eastAsia="Yu Gothic"/>
+        <w:t xml:space="preserve">1.</w:t>
+      </w:r>
+      <w:r>
+        <w:t xml:space="preserve"> </w:t>
+      </w:r>
+      <w:r>
+        <w:rPr>
+          <w:rFonts w:hint="eastAsia"/>
+        </w:rPr>
+        <w:t xml:space="preserve">「モデルを変更」を押します。</w:t>
+      </w:r>
+    </w:p>
+    <w:p>
+      <w:pPr>
+        <w:pStyle w:val="BodyText"/>
+      </w:pPr>
+      <w:r>
+        <w:rPr>
           <w:b/>
           <w:bCs/>
         </w:rPr>
-        <w:t xml:space="preserve">Ollama状態のまま終了</w:t>
-      </w:r>
-      <w:r>
-        <w:rPr>
-          <w:rFonts w:ascii="Yu Gothic" w:hAnsi="Yu Gothic" w:eastAsia="Yu Gothic"/>
-        </w:rPr>
-        <w:t xml:space="preserve">: </w:t>
-      </w:r>
-      <w:r>
-        <w:rPr>
-          <w:rFonts w:hint="eastAsia" w:ascii="Yu Gothic" w:hAnsi="Yu Gothic" w:eastAsia="Yu Gothic"/>
-        </w:rPr>
-        <w:t xml:space="preserve">接続状態を維持して終了します。</w:t>
-      </w:r>
-    </w:p>
-    <w:p>
-      <w:pPr>
-        <w:pStyle w:val="Compact"/>
-        <w:numPr>
-          <w:ilvl w:val="0"/>
-          <w:numId w:val="1011"/>
-        </w:numPr>
-      </w:pPr>
-      <w:r>
-        <w:rPr>
-          <w:rFonts w:ascii="Yu Gothic" w:hAnsi="Yu Gothic" w:eastAsia="Yu Gothic"/>
+        <w:t xml:space="preserve">2.</w:t>
+      </w:r>
+      <w:r>
+        <w:t xml:space="preserve"> </w:t>
+      </w:r>
+      <w:r>
+        <w:rPr>
+          <w:rFonts w:hint="eastAsia"/>
+        </w:rPr>
+        <w:t xml:space="preserve">「ローカルモデル」タブから選びます。</w:t>
+      </w:r>
+    </w:p>
+    <w:p>
+      <w:pPr>
+        <w:pStyle w:val="BodyText"/>
+      </w:pPr>
+      <w:r>
+        <w:rPr>
           <w:b/>
           <w:bCs/>
         </w:rPr>
-        <w:t xml:space="preserve">キャンセル</w:t>
-      </w:r>
-      <w:r>
-        <w:rPr>
-          <w:rFonts w:ascii="Yu Gothic" w:hAnsi="Yu Gothic" w:eastAsia="Yu Gothic"/>
-        </w:rPr>
-        <w:t xml:space="preserve">: </w:t>
-      </w:r>
-      <w:r>
-        <w:rPr>
-          <w:rFonts w:hint="eastAsia" w:ascii="Yu Gothic" w:hAnsi="Yu Gothic" w:eastAsia="Yu Gothic"/>
-        </w:rPr>
-        <w:t xml:space="preserve">ランチャーへ戻ります。</w:t>
-      </w:r>
-    </w:p>
-    <w:bookmarkEnd w:id="24"/>
-    <w:bookmarkStart w:id="25" w:name="モデル一覧の見方"/>
+        <w:t xml:space="preserve">3.</w:t>
+      </w:r>
+      <w:r>
+        <w:t xml:space="preserve"> </w:t>
+      </w:r>
+      <w:r>
+        <w:rPr>
+          <w:rFonts w:hint="eastAsia"/>
+        </w:rPr>
+        <w:t xml:space="preserve">互換性表示と警告を確認して選択します。</w:t>
+      </w:r>
+    </w:p>
+    <w:p>
+      <w:pPr>
+        <w:pStyle w:val="BodyText"/>
+      </w:pPr>
+      <w:r>
+        <w:rPr>
+          <w:b/>
+          <w:bCs/>
+        </w:rPr>
+        <w:t xml:space="preserve">4.</w:t>
+      </w:r>
+      <w:r>
+        <w:t xml:space="preserve"> </w:t>
+      </w:r>
+      <w:r>
+        <w:rPr>
+          <w:rFonts w:hint="eastAsia"/>
+        </w:rPr>
+        <w:t xml:space="preserve">メイン画面の「選択中のOllamaモデルで起動」を押します。</w:t>
+      </w:r>
+    </w:p>
+    <w:bookmarkEnd w:id="29"/>
+    <w:bookmarkStart w:id="30" w:name="モデル名を手動入力する"/>
     <w:p>
       <w:pPr>
         <w:pStyle w:val="Heading2"/>
       </w:pPr>
       <w:r>
         <w:rPr>
-          <w:rFonts w:hint="eastAsia" w:ascii="Yu Gothic" w:hAnsi="Yu Gothic" w:eastAsia="Yu Gothic"/>
-        </w:rPr>
-        <w:t xml:space="preserve">モデル一覧の見方</w:t>
+          <w:rFonts w:hint="eastAsia"/>
+        </w:rPr>
+        <w:t xml:space="preserve">モデル名を手動入力する</w:t>
+      </w:r>
+    </w:p>
+    <w:p>
+      <w:pPr>
+        <w:pStyle w:val="Compact"/>
+        <w:numPr>
+          <w:ilvl w:val="0"/>
+          <w:numId w:val="1008"/>
+        </w:numPr>
+      </w:pPr>
+      <w:r>
+        <w:rPr>
+          <w:rFonts w:hint="eastAsia"/>
+        </w:rPr>
+        <w:t xml:space="preserve">「モデルを変更」を押し、「モデル名を手動入力」に入力します。</w:t>
+      </w:r>
+    </w:p>
+    <w:p>
+      <w:pPr>
+        <w:pStyle w:val="Compact"/>
+        <w:numPr>
+          <w:ilvl w:val="0"/>
+          <w:numId w:val="1008"/>
+        </w:numPr>
+      </w:pPr>
+      <w:r>
+        <w:rPr>
+          <w:rFonts w:hint="eastAsia"/>
+        </w:rPr>
+        <w:t xml:space="preserve">「入力したモデルを選ぶ」を押します。</w:t>
+      </w:r>
+    </w:p>
+    <w:p>
+      <w:pPr>
+        <w:pStyle w:val="Compact"/>
+        <w:numPr>
+          <w:ilvl w:val="0"/>
+          <w:numId w:val="1008"/>
+        </w:numPr>
+      </w:pPr>
+      <w:r>
+        <w:rPr>
+          <w:rFonts w:hint="eastAsia"/>
+        </w:rPr>
+        <w:t xml:space="preserve">未準備と表示された場合は「Ollama</w:t>
+      </w:r>
+      <w:r>
+        <w:t xml:space="preserve"> </w:t>
+      </w:r>
+      <w:r>
+        <w:rPr>
+          <w:rFonts w:hint="eastAsia"/>
+        </w:rPr>
+        <w:t xml:space="preserve">モデル管理」タブでインストールします。</w:t>
+      </w:r>
+    </w:p>
+    <w:p>
+      <w:pPr>
+        <w:pStyle w:val="FirstParagraph"/>
+      </w:pPr>
+      <w:r>
+        <w:rPr>
+          <w:rFonts w:hint="eastAsia"/>
+        </w:rPr>
+        <w:t xml:space="preserve">安全のため、モデル名はOllama公式ライブラリで確認してください。</w:t>
+      </w:r>
+      <w:r>
+        <w:t xml:space="preserve"> </w:t>
+      </w:r>
+      <w:r>
+        <w:rPr>
+          <w:rFonts w:hint="eastAsia"/>
+        </w:rPr>
+        <w:t xml:space="preserve">公式ページの灰色のコード欄から</w:t>
+      </w:r>
+      <w:r>
+        <w:rPr>
+          <w:rStyle w:val="VerbatimChar"/>
+        </w:rPr>
+        <w:t xml:space="preserve">ollama run gemma3:1b</w:t>
+      </w:r>
+      <w:r>
+        <w:rPr>
+          <w:rFonts w:hint="eastAsia"/>
+        </w:rPr>
+        <w:t xml:space="preserve">のようなコマンド全体をコピーし、</w:t>
+      </w:r>
+      <w:r>
+        <w:t xml:space="preserve"> </w:t>
+      </w:r>
+      <w:r>
+        <w:rPr>
+          <w:rFonts w:hint="eastAsia"/>
+        </w:rPr>
+        <w:t xml:space="preserve">入力欄へそのまま貼り付けることもできます。アプリがモデル名だけを取り出します。</w:t>
+      </w:r>
+    </w:p>
+    <w:bookmarkEnd w:id="30"/>
+    <w:bookmarkStart w:id="31" w:name="勉強会向けモデルをかんたん準備する"/>
+    <w:p>
+      <w:pPr>
+        <w:pStyle w:val="Heading2"/>
+      </w:pPr>
+      <w:r>
+        <w:rPr>
+          <w:rFonts w:hint="eastAsia"/>
+        </w:rPr>
+        <w:t xml:space="preserve">勉強会向けモデルをかんたん準備する</w:t>
+      </w:r>
+    </w:p>
+    <w:p>
+      <w:pPr>
+        <w:pStyle w:val="Compact"/>
+        <w:numPr>
+          <w:ilvl w:val="0"/>
+          <w:numId w:val="1009"/>
+        </w:numPr>
+      </w:pPr>
+      <w:r>
+        <w:t xml:space="preserve">「Ollama </w:t>
+      </w:r>
+      <w:r>
+        <w:rPr>
+          <w:rFonts w:hint="eastAsia"/>
+        </w:rPr>
+        <w:t xml:space="preserve">モデル管理」タブを開きます。</w:t>
+      </w:r>
+    </w:p>
+    <w:p>
+      <w:pPr>
+        <w:pStyle w:val="Compact"/>
+        <w:numPr>
+          <w:ilvl w:val="0"/>
+          <w:numId w:val="1009"/>
+        </w:numPr>
+      </w:pPr>
+      <w:r>
+        <w:rPr>
+          <w:rFonts w:hint="eastAsia"/>
+        </w:rPr>
+        <w:t xml:space="preserve">6つの候補からメモリ容量・用途・画像対応を確認して選びます。</w:t>
+      </w:r>
+    </w:p>
+    <w:p>
+      <w:pPr>
+        <w:pStyle w:val="Compact"/>
+        <w:numPr>
+          <w:ilvl w:val="0"/>
+          <w:numId w:val="1009"/>
+        </w:numPr>
+      </w:pPr>
+      <w:r>
+        <w:rPr>
+          <w:rFonts w:hint="eastAsia"/>
+        </w:rPr>
+        <w:t xml:space="preserve">モデル名をコピーしたい場合は、カード内の「Ollama公式ページ（コマンドをコピー）」を</w:t>
+      </w:r>
+      <w:r>
+        <w:t xml:space="preserve"> </w:t>
+      </w:r>
+      <w:r>
+        <w:rPr>
+          <w:rFonts w:hint="eastAsia"/>
+        </w:rPr>
+        <w:t xml:space="preserve">押し、公式ページの灰色のコマンド欄をコピーします。</w:t>
+      </w:r>
+    </w:p>
+    <w:p>
+      <w:pPr>
+        <w:pStyle w:val="Compact"/>
+        <w:numPr>
+          <w:ilvl w:val="0"/>
+          <w:numId w:val="1009"/>
+        </w:numPr>
+      </w:pPr>
+      <w:r>
+        <w:rPr>
+          <w:rFonts w:hint="eastAsia"/>
+        </w:rPr>
+        <w:t xml:space="preserve">未インストールの場合はモデル名と容量を確認して「はい」を押します。</w:t>
+      </w:r>
+    </w:p>
+    <w:p>
+      <w:pPr>
+        <w:pStyle w:val="Compact"/>
+        <w:numPr>
+          <w:ilvl w:val="0"/>
+          <w:numId w:val="1009"/>
+        </w:numPr>
+      </w:pPr>
+      <w:r>
+        <w:rPr>
+          <w:rFonts w:hint="eastAsia"/>
+        </w:rPr>
+        <w:t xml:space="preserve">Codex対応と判定されたモデルだけがCodex</w:t>
+      </w:r>
+      <w:r>
+        <w:t xml:space="preserve"> </w:t>
+      </w:r>
+      <w:r>
+        <w:rPr>
+          <w:rFonts w:hint="eastAsia"/>
+        </w:rPr>
+        <w:t xml:space="preserve">App用として自動選択されます。</w:t>
+      </w:r>
+    </w:p>
+    <w:p>
+      <w:pPr>
+        <w:pStyle w:val="Compact"/>
+        <w:numPr>
+          <w:ilvl w:val="0"/>
+          <w:numId w:val="1009"/>
+        </w:numPr>
+      </w:pPr>
+      <w:r>
+        <w:t xml:space="preserve">「Codex App </w:t>
+      </w:r>
+      <w:r>
+        <w:rPr>
+          <w:rFonts w:hint="eastAsia"/>
+        </w:rPr>
+        <w:t xml:space="preserve">かんたん切り替え」タブへ戻り、</w:t>
+      </w:r>
+      <w:r>
+        <w:t xml:space="preserve"> </w:t>
+      </w:r>
+      <w:r>
+        <w:rPr>
+          <w:rFonts w:hint="eastAsia"/>
+        </w:rPr>
+        <w:t xml:space="preserve">「選択中のOllamaモデルで起動」を押します。</w:t>
       </w:r>
     </w:p>
     <w:tbl>
       <w:tblPr>
         <w:tblStyle w:val="Table"/>
         <w:tblW w:type="auto" w:w="0"/>
-        <w:tblLayout w:type="autofit"/>
+        <w:tblLook w:firstRow="1" w:lastRow="0" w:firstColumn="0" w:lastColumn="0" w:noHBand="0" w:noVBand="0" w:val="0020"/>
+      </w:tblPr>
+      <w:tblGrid>
+        <w:gridCol w:w="1980"/>
+        <w:gridCol w:w="1980"/>
+        <w:gridCol w:w="1980"/>
+        <w:gridCol w:w="1980"/>
+      </w:tblGrid>
+      <w:tr>
+        <w:trPr>
+          <w:tblHeader w:val="on"/>
+        </w:trPr>
+        <w:tc>
+          <w:tcPr/>
+          <w:p>
+            <w:pPr>
+              <w:pStyle w:val="Compact"/>
+            </w:pPr>
+            <w:r>
+              <w:t xml:space="preserve">モデル</w:t>
+            </w:r>
+          </w:p>
+        </w:tc>
+        <w:tc>
+          <w:tcPr/>
+          <w:p>
+            <w:pPr>
+              <w:pStyle w:val="Compact"/>
+              <w:jc w:val="right"/>
+            </w:pPr>
+            <w:r>
+              <w:rPr>
+                <w:rFonts w:hint="eastAsia"/>
+              </w:rPr>
+              <w:t xml:space="preserve">メモリ目安</w:t>
+            </w:r>
+          </w:p>
+        </w:tc>
+        <w:tc>
+          <w:tcPr/>
+          <w:p>
+            <w:pPr>
+              <w:pStyle w:val="Compact"/>
+            </w:pPr>
+            <w:r>
+              <w:rPr>
+                <w:rFonts w:hint="eastAsia"/>
+              </w:rPr>
+              <w:t xml:space="preserve">用途・画像対応</w:t>
+            </w:r>
+          </w:p>
+        </w:tc>
+        <w:tc>
+          <w:tcPr/>
+          <w:p>
+            <w:pPr>
+              <w:pStyle w:val="Compact"/>
+            </w:pPr>
+            <w:r>
+              <w:t xml:space="preserve">Codex</w:t>
+            </w:r>
+          </w:p>
+        </w:tc>
+      </w:tr>
+      <w:tr>
+        <w:tc>
+          <w:tcPr/>
+          <w:p>
+            <w:pPr>
+              <w:pStyle w:val="Compact"/>
+            </w:pPr>
+            <w:r>
+              <w:rPr>
+                <w:rStyle w:val="VerbatimChar"/>
+              </w:rPr>
+              <w:t xml:space="preserve">gemma3:1b</w:t>
+            </w:r>
+          </w:p>
+        </w:tc>
+        <w:tc>
+          <w:tcPr/>
+          <w:p>
+            <w:pPr>
+              <w:pStyle w:val="Compact"/>
+              <w:jc w:val="right"/>
+            </w:pPr>
+            <w:r>
+              <w:t xml:space="preserve">8GB</w:t>
+            </w:r>
+          </w:p>
+        </w:tc>
+        <w:tc>
+          <w:tcPr/>
+          <w:p>
+            <w:pPr>
+              <w:pStyle w:val="Compact"/>
+            </w:pPr>
+            <w:r>
+              <w:rPr>
+                <w:rFonts w:hint="eastAsia"/>
+              </w:rPr>
+              <w:t xml:space="preserve">最軽量・テキストのみ・Ollama体験用</w:t>
+            </w:r>
+          </w:p>
+        </w:tc>
+        <w:tc>
+          <w:tcPr/>
+          <w:p>
+            <w:pPr>
+              <w:pStyle w:val="Compact"/>
+            </w:pPr>
+            <w:r>
+              <w:rPr>
+                <w:rFonts w:hint="eastAsia"/>
+              </w:rPr>
+              <w:t xml:space="preserve">非対応</w:t>
+            </w:r>
+          </w:p>
+        </w:tc>
+      </w:tr>
+      <w:tr>
+        <w:tc>
+          <w:tcPr/>
+          <w:p>
+            <w:pPr>
+              <w:pStyle w:val="Compact"/>
+            </w:pPr>
+            <w:r>
+              <w:rPr>
+                <w:rStyle w:val="VerbatimChar"/>
+              </w:rPr>
+              <w:t xml:space="preserve">gemma4:e2b-it-qat</w:t>
+            </w:r>
+          </w:p>
+        </w:tc>
+        <w:tc>
+          <w:tcPr/>
+          <w:p>
+            <w:pPr>
+              <w:pStyle w:val="Compact"/>
+              <w:jc w:val="right"/>
+            </w:pPr>
+            <w:r>
+              <w:t xml:space="preserve">16GB</w:t>
+            </w:r>
+          </w:p>
+        </w:tc>
+        <w:tc>
+          <w:tcPr/>
+          <w:p>
+            <w:pPr>
+              <w:pStyle w:val="Compact"/>
+            </w:pPr>
+            <w:r>
+              <w:rPr>
+                <w:rFonts w:hint="eastAsia"/>
+              </w:rPr>
+              <w:t xml:space="preserve">画像対応・軽量</w:t>
+            </w:r>
+          </w:p>
+        </w:tc>
+        <w:tc>
+          <w:tcPr/>
+          <w:p>
+            <w:pPr>
+              <w:pStyle w:val="Compact"/>
+            </w:pPr>
+            <w:r>
+              <w:rPr>
+                <w:rFonts w:hint="eastAsia"/>
+              </w:rPr>
+              <w:t xml:space="preserve">対応</w:t>
+            </w:r>
+          </w:p>
+        </w:tc>
+      </w:tr>
+      <w:tr>
+        <w:tc>
+          <w:tcPr/>
+          <w:p>
+            <w:pPr>
+              <w:pStyle w:val="Compact"/>
+            </w:pPr>
+            <w:r>
+              <w:rPr>
+                <w:rStyle w:val="VerbatimChar"/>
+              </w:rPr>
+              <w:t xml:space="preserve">gemma4:e4b-it-qat</w:t>
+            </w:r>
+          </w:p>
+        </w:tc>
+        <w:tc>
+          <w:tcPr/>
+          <w:p>
+            <w:pPr>
+              <w:pStyle w:val="Compact"/>
+              <w:jc w:val="right"/>
+            </w:pPr>
+            <w:r>
+              <w:rPr>
+                <w:rFonts w:hint="eastAsia"/>
+              </w:rPr>
+              <w:t xml:space="preserve">16～24GB</w:t>
+            </w:r>
+          </w:p>
+        </w:tc>
+        <w:tc>
+          <w:tcPr/>
+          <w:p>
+            <w:pPr>
+              <w:pStyle w:val="Compact"/>
+            </w:pPr>
+            <w:r>
+              <w:rPr>
+                <w:rFonts w:hint="eastAsia"/>
+              </w:rPr>
+              <w:t xml:space="preserve">画像対応・バランス型</w:t>
+            </w:r>
+          </w:p>
+        </w:tc>
+        <w:tc>
+          <w:tcPr/>
+          <w:p>
+            <w:pPr>
+              <w:pStyle w:val="Compact"/>
+            </w:pPr>
+            <w:r>
+              <w:rPr>
+                <w:rFonts w:hint="eastAsia"/>
+              </w:rPr>
+              <w:t xml:space="preserve">対応</w:t>
+            </w:r>
+          </w:p>
+        </w:tc>
+      </w:tr>
+      <w:tr>
+        <w:tc>
+          <w:tcPr/>
+          <w:p>
+            <w:pPr>
+              <w:pStyle w:val="Compact"/>
+            </w:pPr>
+            <w:r>
+              <w:rPr>
+                <w:rStyle w:val="VerbatimChar"/>
+              </w:rPr>
+              <w:t xml:space="preserve">gemma4:12b-it-qat</w:t>
+            </w:r>
+          </w:p>
+        </w:tc>
+        <w:tc>
+          <w:tcPr/>
+          <w:p>
+            <w:pPr>
+              <w:pStyle w:val="Compact"/>
+              <w:jc w:val="right"/>
+            </w:pPr>
+            <w:r>
+              <w:rPr>
+                <w:rFonts w:hint="eastAsia"/>
+              </w:rPr>
+              <w:t xml:space="preserve">24GB以上</w:t>
+            </w:r>
+          </w:p>
+        </w:tc>
+        <w:tc>
+          <w:tcPr/>
+          <w:p>
+            <w:pPr>
+              <w:pStyle w:val="Compact"/>
+            </w:pPr>
+            <w:r>
+              <w:rPr>
+                <w:rFonts w:hint="eastAsia"/>
+              </w:rPr>
+              <w:t xml:space="preserve">画像対応・高性能</w:t>
+            </w:r>
+          </w:p>
+        </w:tc>
+        <w:tc>
+          <w:tcPr/>
+          <w:p>
+            <w:pPr>
+              <w:pStyle w:val="Compact"/>
+            </w:pPr>
+            <w:r>
+              <w:rPr>
+                <w:rFonts w:hint="eastAsia"/>
+              </w:rPr>
+              <w:t xml:space="preserve">対応</w:t>
+            </w:r>
+          </w:p>
+        </w:tc>
+      </w:tr>
+      <w:tr>
+        <w:tc>
+          <w:tcPr/>
+          <w:p>
+            <w:pPr>
+              <w:pStyle w:val="Compact"/>
+            </w:pPr>
+            <w:r>
+              <w:rPr>
+                <w:rStyle w:val="VerbatimChar"/>
+              </w:rPr>
+              <w:t xml:space="preserve">qwen3.5:9b</w:t>
+            </w:r>
+          </w:p>
+        </w:tc>
+        <w:tc>
+          <w:tcPr/>
+          <w:p>
+            <w:pPr>
+              <w:pStyle w:val="Compact"/>
+              <w:jc w:val="right"/>
+            </w:pPr>
+            <w:r>
+              <w:rPr>
+                <w:rFonts w:hint="eastAsia"/>
+              </w:rPr>
+              <w:t xml:space="preserve">16～24GB</w:t>
+            </w:r>
+          </w:p>
+        </w:tc>
+        <w:tc>
+          <w:tcPr/>
+          <w:p>
+            <w:pPr>
+              <w:pStyle w:val="Compact"/>
+            </w:pPr>
+            <w:r>
+              <w:rPr>
+                <w:rFonts w:hint="eastAsia"/>
+              </w:rPr>
+              <w:t xml:space="preserve">画像対応・tools/thinking対応</w:t>
+            </w:r>
+          </w:p>
+        </w:tc>
+        <w:tc>
+          <w:tcPr/>
+          <w:p>
+            <w:pPr>
+              <w:pStyle w:val="Compact"/>
+            </w:pPr>
+            <w:r>
+              <w:rPr>
+                <w:rFonts w:hint="eastAsia"/>
+              </w:rPr>
+              <w:t xml:space="preserve">対応</w:t>
+            </w:r>
+          </w:p>
+        </w:tc>
+      </w:tr>
+      <w:tr>
+        <w:tc>
+          <w:tcPr/>
+          <w:p>
+            <w:pPr>
+              <w:pStyle w:val="Compact"/>
+            </w:pPr>
+            <w:r>
+              <w:rPr>
+                <w:rStyle w:val="VerbatimChar"/>
+              </w:rPr>
+              <w:t xml:space="preserve">qwen3.5:27b</w:t>
+            </w:r>
+          </w:p>
+        </w:tc>
+        <w:tc>
+          <w:tcPr/>
+          <w:p>
+            <w:pPr>
+              <w:pStyle w:val="Compact"/>
+              <w:jc w:val="right"/>
+            </w:pPr>
+            <w:r>
+              <w:rPr>
+                <w:rFonts w:hint="eastAsia"/>
+              </w:rPr>
+              <w:t xml:space="preserve">32GB以上</w:t>
+            </w:r>
+          </w:p>
+        </w:tc>
+        <w:tc>
+          <w:tcPr/>
+          <w:p>
+            <w:pPr>
+              <w:pStyle w:val="Compact"/>
+            </w:pPr>
+            <w:r>
+              <w:rPr>
+                <w:rFonts w:hint="eastAsia"/>
+              </w:rPr>
+              <w:t xml:space="preserve">画像対応・高性能</w:t>
+            </w:r>
+          </w:p>
+        </w:tc>
+        <w:tc>
+          <w:tcPr/>
+          <w:p>
+            <w:pPr>
+              <w:pStyle w:val="Compact"/>
+            </w:pPr>
+            <w:r>
+              <w:rPr>
+                <w:rFonts w:hint="eastAsia"/>
+              </w:rPr>
+              <w:t xml:space="preserve">対応</w:t>
+            </w:r>
+          </w:p>
+        </w:tc>
+      </w:tr>
+    </w:tbl>
+    <w:p>
+      <w:pPr>
+        <w:pStyle w:val="BodyText"/>
+      </w:pPr>
+      <w:r>
+        <w:rPr>
+          <w:rFonts w:hint="eastAsia"/>
+        </w:rPr>
+        <w:t xml:space="preserve">メモリ値は目安です。GPU、コンテキスト長、同時起動アプリにより必要量は変わります。</w:t>
+      </w:r>
+      <w:r>
+        <w:t xml:space="preserve"> </w:t>
+      </w:r>
+      <w:r>
+        <w:rPr>
+          <w:rFonts w:hint="eastAsia"/>
+        </w:rPr>
+        <w:t xml:space="preserve">今回のQwen</w:t>
+      </w:r>
+      <w:r>
+        <w:t xml:space="preserve"> </w:t>
+      </w:r>
+      <w:r>
+        <w:rPr>
+          <w:rFonts w:hint="eastAsia"/>
+        </w:rPr>
+        <w:t xml:space="preserve">3.5の2モデルは画像対応ですが、Qwenシリーズの全モデルが画像対応という意味では</w:t>
+      </w:r>
+      <w:r>
+        <w:t xml:space="preserve"> </w:t>
+      </w:r>
+      <w:r>
+        <w:t xml:space="preserve">ありません。</w:t>
+      </w:r>
+      <w:r>
+        <w:rPr>
+          <w:rStyle w:val="VerbatimChar"/>
+        </w:rPr>
+        <w:t xml:space="preserve">gemma3:1b</w:t>
+      </w:r>
+      <w:r>
+        <w:rPr>
+          <w:rFonts w:hint="eastAsia"/>
+        </w:rPr>
+        <w:t xml:space="preserve">は推論レベルを低くしてもCodexのthinking要件を満たしません。</w:t>
+      </w:r>
+      <w:r>
+        <w:t xml:space="preserve"> </w:t>
+      </w:r>
+      <w:r>
+        <w:rPr>
+          <w:rStyle w:val="VerbatimChar"/>
+        </w:rPr>
+        <w:t xml:space="preserve">gemma3:1b</w:t>
+      </w:r>
+      <w:r>
+        <w:rPr>
+          <w:rFonts w:hint="eastAsia"/>
+        </w:rPr>
+        <w:t xml:space="preserve">だけがインストールされている場合、Codex用のモデル選択画面は開かず、</w:t>
+      </w:r>
+      <w:r>
+        <w:t xml:space="preserve"> </w:t>
+      </w:r>
+      <w:r>
+        <w:rPr>
+          <w:rFonts w:hint="eastAsia"/>
+        </w:rPr>
+        <w:t xml:space="preserve">「Codex対応モデルがありません」と案内します。</w:t>
+      </w:r>
+      <w:r>
+        <w:t xml:space="preserve"> </w:t>
+      </w:r>
+      <w:r>
+        <w:rPr>
+          <w:rFonts w:hint="eastAsia"/>
+        </w:rPr>
+        <w:t xml:space="preserve">Codex対応モデルはインストール後に自動選択され、次回起動時にも保存されます。</w:t>
+      </w:r>
+      <w:r>
+        <w:t xml:space="preserve"> </w:t>
+      </w:r>
+      <w:r>
+        <w:rPr>
+          <w:rFonts w:hint="eastAsia"/>
+        </w:rPr>
+        <w:t xml:space="preserve">毎回選び直す必要はありません。</w:t>
+      </w:r>
+    </w:p>
+    <w:p>
+      <w:pPr>
+        <w:pStyle w:val="BodyText"/>
+      </w:pPr>
+      <w:r>
+        <w:rPr>
+          <w:rFonts w:hint="eastAsia"/>
+        </w:rPr>
+        <w:t xml:space="preserve">Ollama自体が未インストールの場合は、同じ画面の「Ollama公式ダウンロード」から</w:t>
+      </w:r>
+      <w:r>
+        <w:t xml:space="preserve"> </w:t>
+      </w:r>
+      <w:r>
+        <w:rPr>
+          <w:rFonts w:hint="eastAsia"/>
+        </w:rPr>
+        <w:t xml:space="preserve">公式ページを開けます。</w:t>
+      </w:r>
+    </w:p>
+    <w:bookmarkEnd w:id="31"/>
+    <w:bookmarkStart w:id="32" w:name="任意のモデルをインストールする"/>
+    <w:p>
+      <w:pPr>
+        <w:pStyle w:val="Heading2"/>
+      </w:pPr>
+      <w:r>
+        <w:rPr>
+          <w:rFonts w:hint="eastAsia"/>
+        </w:rPr>
+        <w:t xml:space="preserve">任意のモデルをインストールする</w:t>
+      </w:r>
+    </w:p>
+    <w:p>
+      <w:pPr>
+        <w:pStyle w:val="FirstParagraph"/>
+      </w:pPr>
+      <w:r>
+        <w:rPr>
+          <w:rFonts w:hint="eastAsia"/>
+        </w:rPr>
+        <w:t xml:space="preserve">モデル選択画面では、インストール済みモデルだけを選択できます。一覧にないモデルを使う場合は、</w:t>
+      </w:r>
+      <w:r>
+        <w:t xml:space="preserve"> </w:t>
+      </w:r>
+      <w:r>
+        <w:rPr>
+          <w:rFonts w:hint="eastAsia"/>
+        </w:rPr>
+        <w:t xml:space="preserve">先にモデル管理画面からインストールします。</w:t>
+      </w:r>
+    </w:p>
+    <w:p>
+      <w:pPr>
+        <w:pStyle w:val="Compact"/>
+        <w:numPr>
+          <w:ilvl w:val="0"/>
+          <w:numId w:val="1010"/>
+        </w:numPr>
+      </w:pPr>
+      <w:r>
+        <w:t xml:space="preserve">「Ollama </w:t>
+      </w:r>
+      <w:r>
+        <w:rPr>
+          <w:rFonts w:hint="eastAsia"/>
+        </w:rPr>
+        <w:t xml:space="preserve">モデル管理」タブを開きます。</w:t>
+      </w:r>
+    </w:p>
+    <w:p>
+      <w:pPr>
+        <w:pStyle w:val="Compact"/>
+        <w:numPr>
+          <w:ilvl w:val="0"/>
+          <w:numId w:val="1010"/>
+        </w:numPr>
+      </w:pPr>
+      <w:r>
+        <w:rPr>
+          <w:rFonts w:hint="eastAsia"/>
+        </w:rPr>
+        <w:t xml:space="preserve">「モデル名</w:t>
+      </w:r>
+      <w:r>
+        <w:t xml:space="preserve"> / </w:t>
+      </w:r>
+      <w:r>
+        <w:rPr>
+          <w:rFonts w:hint="eastAsia"/>
+        </w:rPr>
+        <w:t xml:space="preserve">公式コマンド」にモデル名を入力します。</w:t>
+      </w:r>
+    </w:p>
+    <w:p>
+      <w:pPr>
+        <w:pStyle w:val="Compact"/>
+        <w:numPr>
+          <w:ilvl w:val="0"/>
+          <w:numId w:val="1010"/>
+        </w:numPr>
+      </w:pPr>
+      <w:r>
+        <w:rPr>
+          <w:rFonts w:hint="eastAsia"/>
+        </w:rPr>
+        <w:t xml:space="preserve">「モデルをインストール」を押します。</w:t>
+      </w:r>
+    </w:p>
+    <w:p>
+      <w:pPr>
+        <w:pStyle w:val="Compact"/>
+        <w:numPr>
+          <w:ilvl w:val="0"/>
+          <w:numId w:val="1010"/>
+        </w:numPr>
+      </w:pPr>
+      <w:r>
+        <w:rPr>
+          <w:rFonts w:hint="eastAsia"/>
+        </w:rPr>
+        <w:t xml:space="preserve">モデル名、種類、注意事項を確認して「はい」を押します。</w:t>
+      </w:r>
+    </w:p>
+    <w:p>
+      <w:pPr>
+        <w:pStyle w:val="Compact"/>
+        <w:numPr>
+          <w:ilvl w:val="0"/>
+          <w:numId w:val="1010"/>
+        </w:numPr>
+      </w:pPr>
+      <w:r>
+        <w:rPr>
+          <w:rFonts w:hint="eastAsia"/>
+        </w:rPr>
+        <w:t xml:space="preserve">完了するまでPCを閉じずに待ちます。</w:t>
+      </w:r>
+    </w:p>
+    <w:p>
+      <w:pPr>
+        <w:pStyle w:val="Compact"/>
+        <w:numPr>
+          <w:ilvl w:val="0"/>
+          <w:numId w:val="1010"/>
+        </w:numPr>
+      </w:pPr>
+      <w:r>
+        <w:rPr>
+          <w:rFonts w:hint="eastAsia"/>
+        </w:rPr>
+        <w:t xml:space="preserve">Codex対応モデルなら自動選択されます。非対応モデルはOllama体験用として一覧に残ります。</w:t>
+      </w:r>
+    </w:p>
+    <w:p>
+      <w:pPr>
+        <w:pStyle w:val="Compact"/>
+        <w:numPr>
+          <w:ilvl w:val="0"/>
+          <w:numId w:val="1010"/>
+        </w:numPr>
+      </w:pPr>
+      <w:r>
+        <w:rPr>
+          <w:rFonts w:hint="eastAsia"/>
+        </w:rPr>
+        <w:t xml:space="preserve">Codex対応モデルの場合は、メイン画面へ戻り「選択中のOllamaモデルで起動」を押します。</w:t>
+      </w:r>
+    </w:p>
+    <w:p>
+      <w:pPr>
+        <w:pStyle w:val="FirstParagraph"/>
+      </w:pPr>
+      <w:r>
+        <w:rPr>
+          <w:rFonts w:hint="eastAsia"/>
+        </w:rPr>
+        <w:t xml:space="preserve">ローカルモデルは数GB以上の通信量とディスク容量を使う場合があります。</w:t>
+      </w:r>
+    </w:p>
+    <w:bookmarkEnd w:id="32"/>
+    <w:bookmarkStart w:id="33" w:name="通常のcodex-gptへ戻す"/>
+    <w:p>
+      <w:pPr>
+        <w:pStyle w:val="Heading2"/>
+      </w:pPr>
+      <w:r>
+        <w:rPr>
+          <w:rFonts w:hint="eastAsia"/>
+        </w:rPr>
+        <w:t xml:space="preserve">通常のCodex</w:t>
+      </w:r>
+      <w:r>
+        <w:t xml:space="preserve"> </w:t>
+      </w:r>
+      <w:r>
+        <w:rPr>
+          <w:rFonts w:hint="eastAsia"/>
+        </w:rPr>
+        <w:t xml:space="preserve">GPTへ戻す</w:t>
+      </w:r>
+    </w:p>
+    <w:p>
+      <w:pPr>
+        <w:pStyle w:val="FirstParagraph"/>
+      </w:pPr>
+      <w:r>
+        <w:rPr>
+          <w:rFonts w:hint="eastAsia"/>
+        </w:rPr>
+        <w:t xml:space="preserve">「通常のCodex</w:t>
+      </w:r>
+      <w:r>
+        <w:t xml:space="preserve"> </w:t>
+      </w:r>
+      <w:r>
+        <w:rPr>
+          <w:rFonts w:hint="eastAsia"/>
+        </w:rPr>
+        <w:t xml:space="preserve">GPTで起動」を押します。勉強会終了時や通常利用へ戻るときに使用します。</w:t>
+      </w:r>
+    </w:p>
+    <w:bookmarkEnd w:id="33"/>
+    <w:bookmarkStart w:id="34" w:name="ランチャー終了時の確認"/>
+    <w:p>
+      <w:pPr>
+        <w:pStyle w:val="Heading2"/>
+      </w:pPr>
+      <w:r>
+        <w:rPr>
+          <w:rFonts w:hint="eastAsia"/>
+        </w:rPr>
+        <w:t xml:space="preserve">ランチャー終了時の確認</w:t>
+      </w:r>
+    </w:p>
+    <w:p>
+      <w:pPr>
+        <w:pStyle w:val="FirstParagraph"/>
+      </w:pPr>
+      <w:r>
+        <w:rPr>
+          <w:rFonts w:hint="eastAsia"/>
+        </w:rPr>
+        <w:t xml:space="preserve">Ollama接続状態でランチャーを閉じると、次から選べます。</w:t>
+      </w:r>
+    </w:p>
+    <w:p>
+      <w:pPr>
+        <w:pStyle w:val="Compact"/>
+        <w:numPr>
+          <w:ilvl w:val="0"/>
+          <w:numId w:val="1011"/>
+        </w:numPr>
+      </w:pPr>
+      <w:r>
+        <w:rPr>
+          <w:rFonts w:hint="eastAsia"/>
+          <w:b/>
+          <w:bCs/>
+        </w:rPr>
+        <w:t xml:space="preserve">通常のCodexに戻して終了</w:t>
+      </w:r>
+      <w:r>
+        <w:t xml:space="preserve">: </w:t>
+      </w:r>
+      <w:r>
+        <w:rPr>
+          <w:rFonts w:hint="eastAsia"/>
+        </w:rPr>
+        <w:t xml:space="preserve">通常状態へ復元して終了します。</w:t>
+      </w:r>
+    </w:p>
+    <w:p>
+      <w:pPr>
+        <w:pStyle w:val="Compact"/>
+        <w:numPr>
+          <w:ilvl w:val="0"/>
+          <w:numId w:val="1011"/>
+        </w:numPr>
+      </w:pPr>
+      <w:r>
+        <w:rPr>
+          <w:rFonts w:hint="eastAsia"/>
+          <w:b/>
+          <w:bCs/>
+        </w:rPr>
+        <w:t xml:space="preserve">Ollama状態のまま終了</w:t>
+      </w:r>
+      <w:r>
+        <w:t xml:space="preserve">: </w:t>
+      </w:r>
+      <w:r>
+        <w:rPr>
+          <w:rFonts w:hint="eastAsia"/>
+        </w:rPr>
+        <w:t xml:space="preserve">接続状態を維持して終了します。</w:t>
+      </w:r>
+    </w:p>
+    <w:p>
+      <w:pPr>
+        <w:pStyle w:val="Compact"/>
+        <w:numPr>
+          <w:ilvl w:val="0"/>
+          <w:numId w:val="1011"/>
+        </w:numPr>
+      </w:pPr>
+      <w:r>
+        <w:rPr>
+          <w:b/>
+          <w:bCs/>
+        </w:rPr>
+        <w:t xml:space="preserve">キャンセル</w:t>
+      </w:r>
+      <w:r>
+        <w:t xml:space="preserve">: </w:t>
+      </w:r>
+      <w:r>
+        <w:rPr>
+          <w:rFonts w:hint="eastAsia"/>
+        </w:rPr>
+        <w:t xml:space="preserve">ランチャーへ戻ります。</w:t>
+      </w:r>
+    </w:p>
+    <w:bookmarkEnd w:id="34"/>
+    <w:bookmarkStart w:id="35" w:name="モデル一覧の見方"/>
+    <w:p>
+      <w:pPr>
+        <w:pStyle w:val="Heading2"/>
+      </w:pPr>
+      <w:r>
+        <w:rPr>
+          <w:rFonts w:hint="eastAsia"/>
+        </w:rPr>
+        <w:t xml:space="preserve">モデル一覧の見方</w:t>
+      </w:r>
+    </w:p>
+    <w:tbl>
+      <w:tblPr>
+        <w:tblStyle w:val="Table"/>
+        <w:tblW w:type="pct" w:w="5000"/>
+        <w:tblLayout w:type="fixed"/>
         <w:tblLook w:firstRow="1" w:lastRow="0" w:firstColumn="0" w:lastColumn="0" w:noHBand="0" w:noVBand="0" w:val="0020"/>
       </w:tblPr>
       <w:tblGrid>
@@ -1394,57 +1953,30 @@
       <w:tr>
         <w:trPr>
           <w:tblHeader w:val="on"/>
-          <w:cantSplit/>
         </w:trPr>
         <w:tc>
-          <w:tcPr>
-            <w:vAlign w:val="center"/>
-            <w:tcMar>
-              <w:top w:w="100" w:type="dxa"/>
-              <w:start w:w="120" w:type="dxa"/>
-              <w:bottom w:w="100" w:type="dxa"/>
-              <w:end w:w="120" w:type="dxa"/>
-            </w:tcMar>
-            <w:shd w:fill="168B8C"/>
-          </w:tcPr>
+          <w:tcPr/>
           <w:p>
             <w:pPr>
               <w:pStyle w:val="Compact"/>
-              <w:spacing w:after="40"/>
             </w:pPr>
             <w:r>
               <w:rPr>
-                <w:rFonts w:hint="eastAsia" w:ascii="Yu Gothic" w:hAnsi="Yu Gothic" w:eastAsia="Yu Gothic"/>
-                <w:b/>
-                <w:color w:val="FFFFFF"/>
-                <w:sz w:val="19"/>
+                <w:rFonts w:hint="eastAsia"/>
               </w:rPr>
               <w:t xml:space="preserve">種類</w:t>
             </w:r>
           </w:p>
         </w:tc>
         <w:tc>
-          <w:tcPr>
-            <w:vAlign w:val="center"/>
-            <w:tcMar>
-              <w:top w:w="100" w:type="dxa"/>
-              <w:start w:w="120" w:type="dxa"/>
-              <w:bottom w:w="100" w:type="dxa"/>
-              <w:end w:w="120" w:type="dxa"/>
-            </w:tcMar>
-            <w:shd w:fill="168B8C"/>
-          </w:tcPr>
+          <w:tcPr/>
           <w:p>
             <w:pPr>
               <w:pStyle w:val="Compact"/>
-              <w:spacing w:after="40"/>
             </w:pPr>
             <w:r>
               <w:rPr>
-                <w:rFonts w:hint="eastAsia" w:ascii="Yu Gothic" w:hAnsi="Yu Gothic" w:eastAsia="Yu Gothic"/>
-                <w:b/>
-                <w:color w:val="FFFFFF"/>
-                <w:sz w:val="19"/>
+                <w:rFonts w:hint="eastAsia"/>
               </w:rPr>
               <w:t xml:space="preserve">説明</w:t>
             </w:r>
@@ -1452,135 +1984,81 @@
         </w:tc>
       </w:tr>
       <w:tr>
-        <w:trPr>
-          <w:cantSplit/>
-        </w:trPr>
         <w:tc>
-          <w:tcPr>
-            <w:vAlign w:val="center"/>
-            <w:tcMar>
-              <w:top w:w="100" w:type="dxa"/>
-              <w:start w:w="120" w:type="dxa"/>
-              <w:bottom w:w="100" w:type="dxa"/>
-              <w:end w:w="120" w:type="dxa"/>
-            </w:tcMar>
-          </w:tcPr>
+          <w:tcPr/>
           <w:p>
             <w:pPr>
               <w:pStyle w:val="Compact"/>
-              <w:spacing w:after="40"/>
             </w:pPr>
             <w:r>
-              <w:rPr>
-                <w:rFonts w:ascii="Yu Gothic" w:hAnsi="Yu Gothic" w:eastAsia="Yu Gothic"/>
-                <w:sz w:val="19"/>
-              </w:rPr>
               <w:t xml:space="preserve">Cloud</w:t>
             </w:r>
           </w:p>
         </w:tc>
         <w:tc>
-          <w:tcPr>
-            <w:vAlign w:val="center"/>
-            <w:tcMar>
-              <w:top w:w="100" w:type="dxa"/>
-              <w:start w:w="120" w:type="dxa"/>
-              <w:bottom w:w="100" w:type="dxa"/>
-              <w:end w:w="120" w:type="dxa"/>
-            </w:tcMar>
-          </w:tcPr>
+          <w:tcPr/>
           <w:p>
             <w:pPr>
               <w:pStyle w:val="Compact"/>
-              <w:spacing w:after="40"/>
             </w:pPr>
             <w:r>
               <w:rPr>
-                <w:rFonts w:hint="eastAsia" w:ascii="Yu Gothic" w:hAnsi="Yu Gothic" w:eastAsia="Yu Gothic"/>
-                <w:sz w:val="19"/>
+                <w:rFonts w:hint="eastAsia"/>
               </w:rPr>
-              <w:t xml:space="preserve">Ollamaのクラウド側で動作するモデル。Codex用として優先表示されます。</w:t>
+              <w:t xml:space="preserve">Ollamaのクラウド側で動作するモデル。機能確認結果も表示します。</w:t>
             </w:r>
           </w:p>
         </w:tc>
       </w:tr>
       <w:tr>
-        <w:trPr>
-          <w:cantSplit/>
-        </w:trPr>
         <w:tc>
-          <w:tcPr>
-            <w:vAlign w:val="center"/>
-            <w:tcMar>
-              <w:top w:w="100" w:type="dxa"/>
-              <w:start w:w="120" w:type="dxa"/>
-              <w:bottom w:w="100" w:type="dxa"/>
-              <w:end w:w="120" w:type="dxa"/>
-            </w:tcMar>
-            <w:shd w:fill="DDF3F2"/>
-          </w:tcPr>
+          <w:tcPr/>
           <w:p>
             <w:pPr>
               <w:pStyle w:val="Compact"/>
-              <w:spacing w:after="40"/>
             </w:pPr>
             <w:r>
-              <w:rPr>
-                <w:rFonts w:ascii="Yu Gothic" w:hAnsi="Yu Gothic" w:eastAsia="Yu Gothic"/>
-                <w:sz w:val="19"/>
-              </w:rPr>
               <w:t xml:space="preserve">ローカル</w:t>
             </w:r>
           </w:p>
         </w:tc>
         <w:tc>
-          <w:tcPr>
-            <w:vAlign w:val="center"/>
-            <w:tcMar>
-              <w:top w:w="100" w:type="dxa"/>
-              <w:start w:w="120" w:type="dxa"/>
-              <w:bottom w:w="100" w:type="dxa"/>
-              <w:end w:w="120" w:type="dxa"/>
-            </w:tcMar>
-            <w:shd w:fill="DDF3F2"/>
-          </w:tcPr>
+          <w:tcPr/>
           <w:p>
             <w:pPr>
               <w:pStyle w:val="Compact"/>
-              <w:spacing w:after="40"/>
             </w:pPr>
             <w:r>
               <w:rPr>
-                <w:rFonts w:hint="eastAsia" w:ascii="Yu Gothic" w:hAnsi="Yu Gothic" w:eastAsia="Yu Gothic"/>
-                <w:sz w:val="19"/>
+                <w:rFonts w:hint="eastAsia"/>
               </w:rPr>
-              <w:t xml:space="preserve">PCへダウンロードし、PC上で動作するモデル。Codex互換性は保証されません。</w:t>
+              <w:t xml:space="preserve">PCへダウンロードし、PC上で動作するモデル。機能確認結果を表示します。</w:t>
             </w:r>
           </w:p>
         </w:tc>
       </w:tr>
     </w:tbl>
-    <w:bookmarkEnd w:id="25"/>
-    <w:bookmarkStart w:id="33" w:name="困ったとき"/>
+    <w:bookmarkEnd w:id="35"/>
+    <w:bookmarkStart w:id="45" w:name="困ったとき"/>
     <w:p>
       <w:pPr>
         <w:pStyle w:val="Heading2"/>
       </w:pPr>
       <w:r>
         <w:rPr>
-          <w:rFonts w:hint="eastAsia" w:ascii="Yu Gothic" w:hAnsi="Yu Gothic" w:eastAsia="Yu Gothic"/>
+          <w:rFonts w:hint="eastAsia"/>
         </w:rPr>
         <w:t xml:space="preserve">困ったとき</w:t>
       </w:r>
     </w:p>
-    <w:bookmarkStart w:id="26" w:name="選択したモデルで起動できない"/>
+    <w:bookmarkStart w:id="36" w:name="選択したモデルで起動できない"/>
     <w:p>
       <w:pPr>
         <w:pStyle w:val="Heading3"/>
       </w:pPr>
       <w:r>
         <w:rPr>
-          <w:rFonts w:hint="eastAsia" w:ascii="Yu Gothic" w:hAnsi="Yu Gothic" w:eastAsia="Yu Gothic"/>
+          <w:rFonts w:hint="eastAsia"/>
         </w:rPr>
         <w:t xml:space="preserve">選択したモデルで起動できない</w:t>
       </w:r>
@@ -1590,39 +2068,33 @@
         <w:pStyle w:val="FirstParagraph"/>
       </w:pPr>
       <w:r>
-        <w:rPr>
-          <w:rFonts w:ascii="Yu Gothic" w:hAnsi="Yu Gothic" w:eastAsia="Yu Gothic"/>
-        </w:rPr>
         <w:t xml:space="preserve">「Ollama </w:t>
       </w:r>
       <w:r>
         <w:rPr>
-          <w:rFonts w:hint="eastAsia" w:ascii="Yu Gothic" w:hAnsi="Yu Gothic" w:eastAsia="Yu Gothic"/>
+          <w:rFonts w:hint="eastAsia"/>
         </w:rPr>
         <w:t xml:space="preserve">モデル管理」タブでモデルが一覧にあるか確認します。Cloudモデルの場合はOllamaへの</w:t>
       </w:r>
       <w:r>
-        <w:rPr>
-          <w:rFonts w:ascii="Yu Gothic" w:hAnsi="Yu Gothic" w:eastAsia="Yu Gothic"/>
-        </w:rPr>
-        <w:t xml:space="preserve"> </w:t>
-      </w:r>
-      <w:r>
-        <w:rPr>
-          <w:rFonts w:hint="eastAsia" w:ascii="Yu Gothic" w:hAnsi="Yu Gothic" w:eastAsia="Yu Gothic"/>
+        <w:t xml:space="preserve"> </w:t>
+      </w:r>
+      <w:r>
+        <w:rPr>
+          <w:rFonts w:hint="eastAsia"/>
         </w:rPr>
         <w:t xml:space="preserve">サインイン状態とインターネット接続も確認してください。</w:t>
       </w:r>
     </w:p>
-    <w:bookmarkEnd w:id="26"/>
-    <w:bookmarkStart w:id="27" w:name="ローカルモデルでcodexが正常に動かない"/>
+    <w:bookmarkEnd w:id="36"/>
+    <w:bookmarkStart w:id="37" w:name="ローカルモデルでcodexが正常に動かない"/>
     <w:p>
       <w:pPr>
         <w:pStyle w:val="Heading3"/>
       </w:pPr>
       <w:r>
         <w:rPr>
-          <w:rFonts w:hint="eastAsia" w:ascii="Yu Gothic" w:hAnsi="Yu Gothic" w:eastAsia="Yu Gothic"/>
+          <w:rFonts w:hint="eastAsia"/>
         </w:rPr>
         <w:t xml:space="preserve">ローカルモデルでCodexが正常に動かない</w:t>
       </w:r>
@@ -1633,222 +2105,365 @@
       </w:pPr>
       <w:r>
         <w:rPr>
-          <w:rFonts w:hint="eastAsia" w:ascii="Yu Gothic" w:hAnsi="Yu Gothic" w:eastAsia="Yu Gothic"/>
-        </w:rPr>
-        <w:t xml:space="preserve">「推奨モデルに戻す」を押し、</w:t>
+          <w:rFonts w:hint="eastAsia"/>
+        </w:rPr>
+        <w:t xml:space="preserve">「通常のCodex</w:t>
+      </w:r>
+      <w:r>
+        <w:t xml:space="preserve"> </w:t>
+      </w:r>
+      <w:r>
+        <w:rPr>
+          <w:rFonts w:hint="eastAsia"/>
+        </w:rPr>
+        <w:t xml:space="preserve">GPTで起動」を押して通常状態へ戻すか、モデル変更画面で別の</w:t>
+      </w:r>
+      <w:r>
+        <w:t xml:space="preserve"> </w:t>
+      </w:r>
+      <w:r>
+        <w:rPr>
+          <w:rFonts w:hint="eastAsia"/>
+        </w:rPr>
+        <w:t xml:space="preserve">「Codex対応」モデルを選んでください。</w:t>
+      </w:r>
+    </w:p>
+    <w:bookmarkEnd w:id="37"/>
+    <w:bookmarkStart w:id="38" w:name="ollamaが見つからない"/>
+    <w:p>
+      <w:pPr>
+        <w:pStyle w:val="Heading3"/>
+      </w:pPr>
+      <w:r>
+        <w:rPr>
+          <w:rFonts w:hint="eastAsia"/>
+        </w:rPr>
+        <w:t xml:space="preserve">Ollamaが見つからない</w:t>
+      </w:r>
+    </w:p>
+    <w:p>
+      <w:pPr>
+        <w:pStyle w:val="FirstParagraph"/>
+      </w:pPr>
+      <w:r>
+        <w:rPr>
+          <w:rFonts w:hint="eastAsia"/>
+        </w:rPr>
+        <w:t xml:space="preserve">画面の「Ollama公式ダウンロードページを開く」を押し、Ollamaをインストールしてください。</w:t>
+      </w:r>
+    </w:p>
+    <w:bookmarkEnd w:id="38"/>
+    <w:bookmarkStart w:id="39" w:name="ollamaが停止中と表示される"/>
+    <w:p>
+      <w:pPr>
+        <w:pStyle w:val="Heading3"/>
+      </w:pPr>
+      <w:r>
+        <w:rPr>
+          <w:rFonts w:hint="eastAsia"/>
+        </w:rPr>
+        <w:t xml:space="preserve">Ollamaが停止中と表示される</w:t>
+      </w:r>
+    </w:p>
+    <w:p>
+      <w:pPr>
+        <w:pStyle w:val="FirstParagraph"/>
+      </w:pPr>
+      <w:r>
+        <w:rPr>
+          <w:rFonts w:hint="eastAsia"/>
+        </w:rPr>
+        <w:t xml:space="preserve">Ollamaはインストール済みですが、ローカルサーバーが動いていません。モデル一覧更新、</w:t>
+      </w:r>
+      <w:r>
+        <w:t xml:space="preserve"> </w:t>
+      </w:r>
+      <w:r>
+        <w:rPr>
+          <w:rFonts w:hint="eastAsia"/>
+        </w:rPr>
+        <w:t xml:space="preserve">モデルインストール、Codex切り替えのいずれかを押し、確認画面で「はい」を選んでください。</w:t>
+      </w:r>
+      <w:r>
+        <w:t xml:space="preserve"> </w:t>
+      </w:r>
+      <w:r>
+        <w:rPr>
+          <w:rFonts w:hint="eastAsia"/>
+        </w:rPr>
+        <w:t xml:space="preserve">アプリがOllamaを起動して接続を確認します。</w:t>
+      </w:r>
+    </w:p>
+    <w:bookmarkEnd w:id="39"/>
+    <w:bookmarkStart w:id="40" w:name="インストール済みモデルを再取得していますのまま進まない"/>
+    <w:p>
+      <w:pPr>
+        <w:pStyle w:val="Heading3"/>
+      </w:pPr>
+      <w:r>
+        <w:rPr>
+          <w:rFonts w:hint="eastAsia"/>
+        </w:rPr>
+        <w:t xml:space="preserve">「インストール済みモデルを再取得しています」のまま進まない</w:t>
+      </w:r>
+    </w:p>
+    <w:p>
+      <w:pPr>
+        <w:pStyle w:val="FirstParagraph"/>
+      </w:pPr>
+      <w:r>
+        <w:rPr>
+          <w:rFonts w:hint="eastAsia"/>
+        </w:rPr>
+        <w:t xml:space="preserve">モデル一覧は8秒、各モデルの機能確認も1件につき8秒で打ち切ります。モデル数が多い場合は</w:t>
+      </w:r>
+      <w:r>
+        <w:t xml:space="preserve"> </w:t>
+      </w:r>
+      <w:r>
+        <w:rPr>
+          <w:rFonts w:hint="eastAsia"/>
+        </w:rPr>
+        <w:t xml:space="preserve">確認に時間がかかりますが、モデルが1～2件なのに1分以上変化しない場合は正常ではありません。</w:t>
+      </w:r>
+      <w:r>
+        <w:t xml:space="preserve"> </w:t>
+      </w:r>
+      <w:r>
+        <w:rPr>
+          <w:rFonts w:hint="eastAsia"/>
+        </w:rPr>
+        <w:t xml:space="preserve">本アプリを閉じ、Ollamaを完全終了してから本アプリを起動し直し、モデル操作時の確認画面で</w:t>
+      </w:r>
+      <w:r>
+        <w:t xml:space="preserve"> </w:t>
+      </w:r>
+      <w:r>
+        <w:rPr>
+          <w:rFonts w:hint="eastAsia"/>
+        </w:rPr>
+        <w:t xml:space="preserve">Ollamaを起動してください。</w:t>
+      </w:r>
+    </w:p>
+    <w:bookmarkEnd w:id="40"/>
+    <w:bookmarkStart w:id="41" w:name="unknown-integration-codex-app-と表示される"/>
+    <w:p>
+      <w:pPr>
+        <w:pStyle w:val="Heading3"/>
+      </w:pPr>
+      <w:r>
+        <w:t xml:space="preserve">unknown integration: codex-app </w:t>
+      </w:r>
+      <w:r>
+        <w:rPr>
+          <w:rFonts w:hint="eastAsia"/>
+        </w:rPr>
+        <w:t xml:space="preserve">と表示される</w:t>
+      </w:r>
+    </w:p>
+    <w:p>
+      <w:pPr>
+        <w:pStyle w:val="FirstParagraph"/>
+      </w:pPr>
+      <w:r>
+        <w:rPr>
+          <w:rFonts w:hint="eastAsia"/>
+        </w:rPr>
+        <w:t xml:space="preserve">Ollamaをv0.24.0以降へ更新してください。</w:t>
+      </w:r>
+    </w:p>
+    <w:bookmarkEnd w:id="41"/>
+    <w:bookmarkStart w:id="42" w:name="初回起動時にmacosがアプリを開けない"/>
+    <w:p>
+      <w:pPr>
+        <w:pStyle w:val="Heading3"/>
+      </w:pPr>
+      <w:r>
+        <w:rPr>
+          <w:rFonts w:hint="eastAsia"/>
+        </w:rPr>
+        <w:t xml:space="preserve">初回起動時にmacOSがアプリを開けない</w:t>
+      </w:r>
+    </w:p>
+    <w:p>
+      <w:pPr>
+        <w:pStyle w:val="FirstParagraph"/>
+      </w:pPr>
+      <w:r>
+        <w:rPr>
+          <w:rFonts w:hint="eastAsia"/>
+        </w:rPr>
+        <w:t xml:space="preserve">アプリを右クリックして「開く」を選択してください。この配布版はApple公証を行っていません。</w:t>
+      </w:r>
+    </w:p>
+    <w:bookmarkEnd w:id="42"/>
+    <w:bookmarkStart w:id="43" w:name="windows-smartscreenが表示される"/>
+    <w:p>
+      <w:pPr>
+        <w:pStyle w:val="Heading3"/>
+      </w:pPr>
+      <w:r>
+        <w:t xml:space="preserve">Windows </w:t>
+      </w:r>
+      <w:r>
+        <w:rPr>
+          <w:rFonts w:hint="eastAsia"/>
+        </w:rPr>
+        <w:t xml:space="preserve">SmartScreenが表示される</w:t>
+      </w:r>
+    </w:p>
+    <w:p>
+      <w:pPr>
+        <w:pStyle w:val="FirstParagraph"/>
+      </w:pPr>
+      <w:r>
+        <w:rPr>
+          <w:rFonts w:hint="eastAsia"/>
+        </w:rPr>
+        <w:t xml:space="preserve">Windows版EXEはコード署名証明書による署名を行っていないため、警告される場合があります。</w:t>
+      </w:r>
+      <w:r>
+        <w:t xml:space="preserve"> </w:t>
+      </w:r>
+      <w:r>
+        <w:rPr>
+          <w:rFonts w:hint="eastAsia"/>
+        </w:rPr>
+        <w:t xml:space="preserve">GitHubの最新版Releaseからダウンロードしたことを確認し、必要に応じてRelease掲載のSHA256と</w:t>
+      </w:r>
+      <w:r>
+        <w:t xml:space="preserve"> </w:t>
+      </w:r>
+      <w:r>
+        <w:rPr>
+          <w:rFonts w:hint="eastAsia"/>
+        </w:rPr>
+        <w:t xml:space="preserve">一致することを確認してから実行してください。</w:t>
+      </w:r>
+    </w:p>
+    <w:bookmarkEnd w:id="43"/>
+    <w:bookmarkStart w:id="44" w:name="windowsでcodex-appを閉じられない"/>
+    <w:p>
+      <w:pPr>
+        <w:pStyle w:val="Heading3"/>
+      </w:pPr>
+      <w:r>
+        <w:t xml:space="preserve">WindowsでCodex </w:t>
+      </w:r>
+      <w:r>
+        <w:rPr>
+          <w:rFonts w:hint="eastAsia"/>
+        </w:rPr>
+        <w:t xml:space="preserve">Appを閉じられない</w:t>
+      </w:r>
+    </w:p>
+    <w:p>
+      <w:pPr>
+        <w:pStyle w:val="FirstParagraph"/>
+      </w:pPr>
+      <w:r>
+        <w:rPr>
+          <w:rFonts w:hint="eastAsia"/>
+        </w:rPr>
+        <w:t xml:space="preserve">安全のため強制終了は行いません。Codex</w:t>
+      </w:r>
+      <w:r>
+        <w:t xml:space="preserve"> </w:t>
+      </w:r>
+      <w:r>
+        <w:rPr>
+          <w:rFonts w:hint="eastAsia"/>
+        </w:rPr>
+        <w:t xml:space="preserve">Appを手動で閉じてから、もう一度切り替えボタンを</w:t>
+      </w:r>
+      <w:r>
+        <w:t xml:space="preserve"> </w:t>
+      </w:r>
+      <w:r>
+        <w:rPr>
+          <w:rFonts w:hint="eastAsia"/>
+        </w:rPr>
+        <w:t xml:space="preserve">押してください。</w:t>
+      </w:r>
+    </w:p>
+    <w:bookmarkEnd w:id="44"/>
+    <w:bookmarkEnd w:id="45"/>
+    <w:bookmarkStart w:id="46" w:name="安全に使うための注意"/>
+    <w:p>
+      <w:pPr>
+        <w:pStyle w:val="Heading2"/>
+      </w:pPr>
+      <w:r>
+        <w:rPr>
+          <w:rFonts w:hint="eastAsia"/>
+        </w:rPr>
+        <w:t xml:space="preserve">安全に使うための注意</w:t>
+      </w:r>
+    </w:p>
+    <w:p>
+      <w:pPr>
+        <w:pStyle w:val="Compact"/>
+        <w:numPr>
+          <w:ilvl w:val="0"/>
+          <w:numId w:val="1012"/>
+        </w:numPr>
+      </w:pPr>
+      <w:r>
+        <w:rPr>
+          <w:rFonts w:hint="eastAsia"/>
+        </w:rPr>
+        <w:t xml:space="preserve">接続切り替え前に、Codex</w:t>
+      </w:r>
+      <w:r>
+        <w:t xml:space="preserve"> </w:t>
+      </w:r>
+      <w:r>
+        <w:rPr>
+          <w:rFonts w:hint="eastAsia"/>
+        </w:rPr>
+        <w:t xml:space="preserve">Appの入力途中の内容を確認してください。</w:t>
+      </w:r>
+    </w:p>
+    <w:p>
+      <w:pPr>
+        <w:pStyle w:val="Compact"/>
+        <w:numPr>
+          <w:ilvl w:val="0"/>
+          <w:numId w:val="1012"/>
+        </w:numPr>
+      </w:pPr>
+      <w:r>
+        <w:rPr>
+          <w:rFonts w:hint="eastAsia"/>
+        </w:rPr>
+        <w:t xml:space="preserve">切り替え直前に</w:t>
       </w:r>
       <w:r>
         <w:rPr>
           <w:rStyle w:val="VerbatimChar"/>
-          <w:rFonts w:ascii="Yu Gothic" w:hAnsi="Yu Gothic" w:eastAsia="Yu Gothic"/>
-        </w:rPr>
-        <w:t xml:space="preserve">gpt-oss:120b-cloud</w:t>
-      </w:r>
-      <w:r>
-        <w:rPr>
-          <w:rFonts w:hint="eastAsia" w:ascii="Yu Gothic" w:hAnsi="Yu Gothic" w:eastAsia="Yu Gothic"/>
-        </w:rPr>
-        <w:t xml:space="preserve">で起動してください。</w:t>
-      </w:r>
-    </w:p>
-    <w:bookmarkEnd w:id="27"/>
-    <w:bookmarkStart w:id="28" w:name="ollamaが見つからない"/>
-    <w:p>
-      <w:pPr>
-        <w:pStyle w:val="Heading3"/>
-      </w:pPr>
-      <w:r>
-        <w:rPr>
-          <w:rFonts w:hint="eastAsia" w:ascii="Yu Gothic" w:hAnsi="Yu Gothic" w:eastAsia="Yu Gothic"/>
-        </w:rPr>
-        <w:t xml:space="preserve">Ollamaが見つからない</w:t>
-      </w:r>
-    </w:p>
-    <w:p>
-      <w:pPr>
-        <w:pStyle w:val="FirstParagraph"/>
-      </w:pPr>
-      <w:r>
-        <w:rPr>
-          <w:rFonts w:hint="eastAsia" w:ascii="Yu Gothic" w:hAnsi="Yu Gothic" w:eastAsia="Yu Gothic"/>
-        </w:rPr>
-        <w:t xml:space="preserve">画面の「Ollama公式ダウンロードページを開く」を押し、Ollamaをインストールしてください。</w:t>
-      </w:r>
-    </w:p>
-    <w:bookmarkEnd w:id="28"/>
-    <w:bookmarkStart w:id="29" w:name="unknown-integration-codex-app-と表示される"/>
-    <w:p>
-      <w:pPr>
-        <w:pStyle w:val="Heading3"/>
-      </w:pPr>
-      <w:r>
-        <w:rPr>
-          <w:rFonts w:ascii="Yu Gothic" w:hAnsi="Yu Gothic" w:eastAsia="Yu Gothic"/>
-        </w:rPr>
-        <w:t xml:space="preserve">unknown integration: codex-app </w:t>
-      </w:r>
-      <w:r>
-        <w:rPr>
-          <w:rFonts w:hint="eastAsia" w:ascii="Yu Gothic" w:hAnsi="Yu Gothic" w:eastAsia="Yu Gothic"/>
-        </w:rPr>
-        <w:t xml:space="preserve">と表示される</w:t>
-      </w:r>
-    </w:p>
-    <w:p>
-      <w:pPr>
-        <w:pStyle w:val="FirstParagraph"/>
-      </w:pPr>
-      <w:r>
-        <w:rPr>
-          <w:rFonts w:hint="eastAsia" w:ascii="Yu Gothic" w:hAnsi="Yu Gothic" w:eastAsia="Yu Gothic"/>
-        </w:rPr>
-        <w:t xml:space="preserve">Ollamaをv0.24.0以降へ更新してください。</w:t>
-      </w:r>
-    </w:p>
-    <w:bookmarkEnd w:id="29"/>
-    <w:bookmarkStart w:id="30" w:name="初回起動時にmacosがアプリを開けない"/>
-    <w:p>
-      <w:pPr>
-        <w:pStyle w:val="Heading3"/>
-      </w:pPr>
-      <w:r>
-        <w:rPr>
-          <w:rFonts w:hint="eastAsia" w:ascii="Yu Gothic" w:hAnsi="Yu Gothic" w:eastAsia="Yu Gothic"/>
-        </w:rPr>
-        <w:t xml:space="preserve">初回起動時にmacOSがアプリを開けない</w:t>
-      </w:r>
-    </w:p>
-    <w:p>
-      <w:pPr>
-        <w:pStyle w:val="FirstParagraph"/>
-      </w:pPr>
-      <w:r>
-        <w:rPr>
-          <w:rFonts w:hint="eastAsia" w:ascii="Yu Gothic" w:hAnsi="Yu Gothic" w:eastAsia="Yu Gothic"/>
-        </w:rPr>
-        <w:t xml:space="preserve">アプリを右クリックして「開く」を選択してください。この配布版はApple公証を行っていません。</w:t>
-      </w:r>
-    </w:p>
-    <w:bookmarkEnd w:id="30"/>
-    <w:bookmarkStart w:id="31" w:name="windows-smartscreenが表示される"/>
-    <w:p>
-      <w:pPr>
-        <w:pStyle w:val="Heading3"/>
-      </w:pPr>
-      <w:r>
-        <w:rPr>
-          <w:rFonts w:ascii="Yu Gothic" w:hAnsi="Yu Gothic" w:eastAsia="Yu Gothic"/>
-        </w:rPr>
-        <w:t xml:space="preserve">Windows </w:t>
-      </w:r>
-      <w:r>
-        <w:rPr>
-          <w:rFonts w:hint="eastAsia" w:ascii="Yu Gothic" w:hAnsi="Yu Gothic" w:eastAsia="Yu Gothic"/>
-        </w:rPr>
-        <w:t xml:space="preserve">SmartScreenが表示される</w:t>
-      </w:r>
-    </w:p>
-    <w:p>
-      <w:pPr>
-        <w:pStyle w:val="FirstParagraph"/>
-      </w:pPr>
-      <w:r>
-        <w:rPr>
-          <w:rFonts w:hint="eastAsia" w:ascii="Yu Gothic" w:hAnsi="Yu Gothic" w:eastAsia="Yu Gothic"/>
-        </w:rPr>
-        <w:t xml:space="preserve">Windows版EXEはコード署名証明書による署名を行っていないため、警告される場合があります。</w:t>
-      </w:r>
-      <w:r>
-        <w:rPr>
-          <w:rFonts w:ascii="Yu Gothic" w:hAnsi="Yu Gothic" w:eastAsia="Yu Gothic"/>
-        </w:rPr>
-        <w:t xml:space="preserve"> </w:t>
-      </w:r>
-      <w:r>
-        <w:rPr>
-          <w:rFonts w:hint="eastAsia" w:ascii="Yu Gothic" w:hAnsi="Yu Gothic" w:eastAsia="Yu Gothic"/>
-        </w:rPr>
-        <w:t xml:space="preserve">GitHubの最新版Releaseからダウンロードしたことを確認し、必要に応じてRelease掲載のSHA256と</w:t>
-      </w:r>
-      <w:r>
-        <w:rPr>
-          <w:rFonts w:ascii="Yu Gothic" w:hAnsi="Yu Gothic" w:eastAsia="Yu Gothic"/>
-        </w:rPr>
-        <w:t xml:space="preserve"> </w:t>
-      </w:r>
-      <w:r>
-        <w:rPr>
-          <w:rFonts w:hint="eastAsia" w:ascii="Yu Gothic" w:hAnsi="Yu Gothic" w:eastAsia="Yu Gothic"/>
-        </w:rPr>
-        <w:t xml:space="preserve">一致することを確認してから実行してください。</w:t>
-      </w:r>
-    </w:p>
-    <w:bookmarkEnd w:id="31"/>
-    <w:bookmarkStart w:id="32" w:name="windowsでcodex-appを閉じられない"/>
-    <w:p>
-      <w:pPr>
-        <w:pStyle w:val="Heading3"/>
-      </w:pPr>
-      <w:r>
-        <w:rPr>
-          <w:rFonts w:ascii="Yu Gothic" w:hAnsi="Yu Gothic" w:eastAsia="Yu Gothic"/>
-        </w:rPr>
-        <w:t xml:space="preserve">WindowsでCodex </w:t>
-      </w:r>
-      <w:r>
-        <w:rPr>
-          <w:rFonts w:hint="eastAsia" w:ascii="Yu Gothic" w:hAnsi="Yu Gothic" w:eastAsia="Yu Gothic"/>
-        </w:rPr>
-        <w:t xml:space="preserve">Appを閉じられない</w:t>
-      </w:r>
-    </w:p>
-    <w:p>
-      <w:pPr>
-        <w:pStyle w:val="FirstParagraph"/>
-      </w:pPr>
-      <w:r>
-        <w:rPr>
-          <w:rFonts w:hint="eastAsia" w:ascii="Yu Gothic" w:hAnsi="Yu Gothic" w:eastAsia="Yu Gothic"/>
-        </w:rPr>
-        <w:t xml:space="preserve">安全のため強制終了は行いません。Codex</w:t>
-      </w:r>
-      <w:r>
-        <w:rPr>
-          <w:rFonts w:ascii="Yu Gothic" w:hAnsi="Yu Gothic" w:eastAsia="Yu Gothic"/>
-        </w:rPr>
-        <w:t xml:space="preserve"> </w:t>
-      </w:r>
-      <w:r>
-        <w:rPr>
-          <w:rFonts w:hint="eastAsia" w:ascii="Yu Gothic" w:hAnsi="Yu Gothic" w:eastAsia="Yu Gothic"/>
-        </w:rPr>
-        <w:t xml:space="preserve">Appを手動で閉じてから、もう一度切り替えボタンを</w:t>
-      </w:r>
-      <w:r>
-        <w:rPr>
-          <w:rFonts w:ascii="Yu Gothic" w:hAnsi="Yu Gothic" w:eastAsia="Yu Gothic"/>
-        </w:rPr>
-        <w:t xml:space="preserve"> </w:t>
-      </w:r>
-      <w:r>
-        <w:rPr>
-          <w:rFonts w:hint="eastAsia" w:ascii="Yu Gothic" w:hAnsi="Yu Gothic" w:eastAsia="Yu Gothic"/>
-        </w:rPr>
-        <w:t xml:space="preserve">押してください。</w:t>
-      </w:r>
-    </w:p>
-    <w:bookmarkEnd w:id="32"/>
-    <w:bookmarkEnd w:id="33"/>
-    <w:bookmarkStart w:id="34" w:name="安全に使うための注意"/>
-    <w:p>
-      <w:pPr>
-        <w:pStyle w:val="Heading2"/>
-      </w:pPr>
-      <w:r>
-        <w:rPr>
-          <w:rFonts w:hint="eastAsia" w:ascii="Yu Gothic" w:hAnsi="Yu Gothic" w:eastAsia="Yu Gothic"/>
-        </w:rPr>
-        <w:t xml:space="preserve">安全に使うための注意</w:t>
+        </w:rPr>
+        <w:t xml:space="preserve">config.toml</w:t>
+      </w:r>
+      <w:r>
+        <w:t xml:space="preserve">は</w:t>
+      </w:r>
+      <w:r>
+        <w:rPr>
+          <w:rStyle w:val="VerbatimChar"/>
+        </w:rPr>
+        <w:t xml:space="preserve">%LOCALAPPDATA%\CodexModelLauncher\backups</w:t>
+      </w:r>
+      <w:r>
+        <w:t xml:space="preserve">へ</w:t>
+      </w:r>
+      <w:r>
+        <w:t xml:space="preserve"> </w:t>
+      </w:r>
+      <w:r>
+        <w:rPr>
+          <w:rFonts w:hint="eastAsia"/>
+        </w:rPr>
+        <w:t xml:space="preserve">自動バックアップされます。バックアップ失敗時は切り替えを中止します。</w:t>
       </w:r>
     </w:p>
     <w:p>
@@ -1861,21 +2476,9 @@
       </w:pPr>
       <w:r>
         <w:rPr>
-          <w:rFonts w:hint="eastAsia" w:ascii="Yu Gothic" w:hAnsi="Yu Gothic" w:eastAsia="Yu Gothic"/>
-        </w:rPr>
-        <w:t xml:space="preserve">接続切り替え前に、Codex</w:t>
-      </w:r>
-      <w:r>
-        <w:rPr>
-          <w:rFonts w:ascii="Yu Gothic" w:hAnsi="Yu Gothic" w:eastAsia="Yu Gothic"/>
-        </w:rPr>
-        <w:t xml:space="preserve"> </w:t>
-      </w:r>
-      <w:r>
-        <w:rPr>
-          <w:rFonts w:hint="eastAsia" w:ascii="Yu Gothic" w:hAnsi="Yu Gothic" w:eastAsia="Yu Gothic"/>
-        </w:rPr>
-        <w:t xml:space="preserve">Appの入力途中の内容を確認してください。</w:t>
+          <w:rFonts w:hint="eastAsia"/>
+        </w:rPr>
+        <w:t xml:space="preserve">ローカルモデルのインストール前に、通信量と空きディスク容量を確認してください。</w:t>
       </w:r>
     </w:p>
     <w:p>
@@ -1888,9 +2491,9 @@
       </w:pPr>
       <w:r>
         <w:rPr>
-          <w:rFonts w:hint="eastAsia" w:ascii="Yu Gothic" w:hAnsi="Yu Gothic" w:eastAsia="Yu Gothic"/>
-        </w:rPr>
-        <w:t xml:space="preserve">ローカルモデルのインストール前に、通信量と空きディスク容量を確認してください。</w:t>
+          <w:rFonts w:hint="eastAsia"/>
+        </w:rPr>
+        <w:t xml:space="preserve">モデル名はOllama公式ライブラリから確認してください。</w:t>
       </w:r>
     </w:p>
     <w:p>
@@ -1903,35 +2506,20 @@
       </w:pPr>
       <w:r>
         <w:rPr>
-          <w:rFonts w:hint="eastAsia" w:ascii="Yu Gothic" w:hAnsi="Yu Gothic" w:eastAsia="Yu Gothic"/>
-        </w:rPr>
-        <w:t xml:space="preserve">モデル名はOllama公式ライブラリから確認してください。</w:t>
-      </w:r>
-    </w:p>
-    <w:p>
-      <w:pPr>
-        <w:pStyle w:val="Compact"/>
-        <w:numPr>
-          <w:ilvl w:val="0"/>
-          <w:numId w:val="1012"/>
-        </w:numPr>
-      </w:pPr>
-      <w:r>
-        <w:rPr>
-          <w:rFonts w:hint="eastAsia" w:ascii="Yu Gothic" w:hAnsi="Yu Gothic" w:eastAsia="Yu Gothic"/>
+          <w:rFonts w:hint="eastAsia"/>
         </w:rPr>
         <w:t xml:space="preserve">業務上の機密情報をCloudモデルへ送信する場合は、所属組織のルールに従ってください。</w:t>
       </w:r>
     </w:p>
-    <w:bookmarkEnd w:id="34"/>
-    <w:bookmarkEnd w:id="35"/>
+    <w:bookmarkEnd w:id="46"/>
+    <w:bookmarkEnd w:id="47"/>
     <w:sectPr>
-      <w:footerReference w:type="default" r:id="rId10"/>
+      <w:footerReference r:id="rId10" w:type="default"/>
       <w:footnotePr>
         <w:numRestart w:val="eachSect"/>
       </w:footnotePr>
-      <w:pgSz w:w="11906" w:h="16838"/>
-      <w:pgMar w:top="1134" w:bottom="1020" w:left="1247" w:right="1247"/>
+      <w:pgSz w:h="16838" w:w="11906"/>
+      <w:pgMar w:bottom="1020" w:left="1247" w:right="1247" w:top="1134"/>
     </w:sectPr>
   </w:body>
 </w:document>
@@ -2528,7 +3116,7 @@
       <w:spacing w:after="100" w:line="276" w:lineRule="auto"/>
     </w:pPr>
     <w:rPr>
-      <w:rFonts w:ascii="Yu Gothic" w:hAnsi="Yu Gothic" w:eastAsia="Yu Gothic"/>
+      <w:rFonts w:ascii="Yu Gothic" w:eastAsia="Yu Gothic" w:hAnsi="Yu Gothic"/>
       <w:color w:val="233741"/>
       <w:sz w:val="21"/>
     </w:rPr>
@@ -2565,12 +3153,12 @@
     <w:qFormat/>
     <w:rsid w:val="00A10FD9"/>
     <w:pPr>
-      <w:spacing w:after="120" w:line="240" w:lineRule="auto" w:before="80"/>
+      <w:spacing w:after="120" w:before="80" w:line="240" w:lineRule="auto"/>
       <w:contextualSpacing/>
       <w:jc w:val="center"/>
     </w:pPr>
     <w:rPr>
-      <w:rFonts w:asciiTheme="majorHAnsi" w:cstheme="majorBidi" w:eastAsiaTheme="majorEastAsia" w:hAnsiTheme="majorHAnsi" w:ascii="Yu Gothic" w:hAnsi="Yu Gothic" w:eastAsia="Yu Gothic"/>
+      <w:rFonts w:ascii="Yu Gothic" w:asciiTheme="majorHAnsi" w:cstheme="majorBidi" w:eastAsia="Yu Gothic" w:eastAsiaTheme="majorEastAsia" w:hAnsi="Yu Gothic" w:hAnsiTheme="majorHAnsi"/>
       <w:b/>
       <w:color w:val="146E70"/>
       <w:sz w:val="40"/>
@@ -2706,7 +3294,7 @@
       <w:outlineLvl w:val="0"/>
     </w:pPr>
     <w:rPr>
-      <w:rFonts w:asciiTheme="majorHAnsi" w:cstheme="majorBidi" w:eastAsiaTheme="majorEastAsia" w:hAnsiTheme="majorHAnsi" w:ascii="Yu Gothic" w:hAnsi="Yu Gothic" w:eastAsia="Yu Gothic"/>
+      <w:rFonts w:ascii="Yu Gothic" w:asciiTheme="majorHAnsi" w:cstheme="majorBidi" w:eastAsia="Yu Gothic" w:eastAsiaTheme="majorEastAsia" w:hAnsi="Yu Gothic" w:hAnsiTheme="majorHAnsi"/>
       <w:b/>
       <w:color w:val="146E70"/>
       <w:sz w:val="34"/>
@@ -2730,7 +3318,7 @@
       <w:outlineLvl w:val="1"/>
     </w:pPr>
     <w:rPr>
-      <w:rFonts w:asciiTheme="majorHAnsi" w:cstheme="majorBidi" w:eastAsiaTheme="majorEastAsia" w:hAnsiTheme="majorHAnsi" w:ascii="Yu Gothic" w:hAnsi="Yu Gothic" w:eastAsia="Yu Gothic"/>
+      <w:rFonts w:ascii="Yu Gothic" w:asciiTheme="majorHAnsi" w:cstheme="majorBidi" w:eastAsia="Yu Gothic" w:eastAsiaTheme="majorEastAsia" w:hAnsi="Yu Gothic" w:hAnsiTheme="majorHAnsi"/>
       <w:b/>
       <w:color w:val="2A697D"/>
       <w:sz w:val="26"/>
@@ -2754,7 +3342,7 @@
       <w:outlineLvl w:val="2"/>
     </w:pPr>
     <w:rPr>
-      <w:rFonts w:cstheme="majorBidi" w:eastAsiaTheme="majorEastAsia" w:ascii="Yu Gothic" w:hAnsi="Yu Gothic" w:eastAsia="Yu Gothic"/>
+      <w:rFonts w:ascii="Yu Gothic" w:cstheme="majorBidi" w:eastAsia="Yu Gothic" w:eastAsiaTheme="majorEastAsia" w:hAnsi="Yu Gothic"/>
       <w:b/>
       <w:color w:val="41555F"/>
       <w:sz w:val="23"/>
@@ -3172,7 +3760,7 @@
       <w:color w:themeColor="accent1" w:themeShade="BF" w:val="365F91"/>
     </w:rPr>
   </w:style>
-  <w:style w:type="paragraph" w:customStyle="1" w:styleId="SourceCode">
+  <w:style w:customStyle="1" w:styleId="SourceCode" w:type="paragraph">
     <w:name w:val="Source Code"/>
     <w:basedOn w:val="Normal"/>
     <w:link w:val="VerbatimChar"/>
@@ -3180,7 +3768,7 @@
       <w:wordWrap w:val="off"/>
     </w:pPr>
   </w:style>
-  <w:style w:type="character" w:customStyle="1" w:styleId="KeywordTok">
+  <w:style w:customStyle="1" w:styleId="KeywordTok" w:type="character">
     <w:name w:val="KeywordTok"/>
     <w:basedOn w:val="VerbatimChar"/>
     <w:rPr>
@@ -3188,77 +3776,77 @@
       <w:color w:val="007020"/>
     </w:rPr>
   </w:style>
-  <w:style w:type="character" w:customStyle="1" w:styleId="DataTypeTok">
+  <w:style w:customStyle="1" w:styleId="DataTypeTok" w:type="character">
     <w:name w:val="DataTypeTok"/>
     <w:basedOn w:val="VerbatimChar"/>
     <w:rPr>
       <w:color w:val="902000"/>
     </w:rPr>
   </w:style>
-  <w:style w:type="character" w:customStyle="1" w:styleId="DecValTok">
+  <w:style w:customStyle="1" w:styleId="DecValTok" w:type="character">
     <w:name w:val="DecValTok"/>
     <w:basedOn w:val="VerbatimChar"/>
     <w:rPr>
       <w:color w:val="40a070"/>
     </w:rPr>
   </w:style>
-  <w:style w:type="character" w:customStyle="1" w:styleId="BaseNTok">
+  <w:style w:customStyle="1" w:styleId="BaseNTok" w:type="character">
     <w:name w:val="BaseNTok"/>
     <w:basedOn w:val="VerbatimChar"/>
     <w:rPr>
       <w:color w:val="40a070"/>
     </w:rPr>
   </w:style>
-  <w:style w:type="character" w:customStyle="1" w:styleId="FloatTok">
+  <w:style w:customStyle="1" w:styleId="FloatTok" w:type="character">
     <w:name w:val="FloatTok"/>
     <w:basedOn w:val="VerbatimChar"/>
     <w:rPr>
       <w:color w:val="40a070"/>
     </w:rPr>
   </w:style>
-  <w:style w:type="character" w:customStyle="1" w:styleId="ConstantTok">
+  <w:style w:customStyle="1" w:styleId="ConstantTok" w:type="character">
     <w:name w:val="ConstantTok"/>
     <w:basedOn w:val="VerbatimChar"/>
     <w:rPr>
       <w:color w:val="880000"/>
     </w:rPr>
   </w:style>
-  <w:style w:type="character" w:customStyle="1" w:styleId="CharTok">
+  <w:style w:customStyle="1" w:styleId="CharTok" w:type="character">
     <w:name w:val="CharTok"/>
     <w:basedOn w:val="VerbatimChar"/>
     <w:rPr>
       <w:color w:val="4070a0"/>
     </w:rPr>
   </w:style>
-  <w:style w:type="character" w:customStyle="1" w:styleId="SpecialCharTok">
+  <w:style w:customStyle="1" w:styleId="SpecialCharTok" w:type="character">
     <w:name w:val="SpecialCharTok"/>
     <w:basedOn w:val="VerbatimChar"/>
     <w:rPr>
       <w:color w:val="4070a0"/>
     </w:rPr>
   </w:style>
-  <w:style w:type="character" w:customStyle="1" w:styleId="StringTok">
+  <w:style w:customStyle="1" w:styleId="StringTok" w:type="character">
     <w:name w:val="StringTok"/>
     <w:basedOn w:val="VerbatimChar"/>
     <w:rPr>
       <w:color w:val="4070a0"/>
     </w:rPr>
   </w:style>
-  <w:style w:type="character" w:customStyle="1" w:styleId="VerbatimStringTok">
+  <w:style w:customStyle="1" w:styleId="VerbatimStringTok" w:type="character">
     <w:name w:val="VerbatimStringTok"/>
     <w:basedOn w:val="VerbatimChar"/>
     <w:rPr>
       <w:color w:val="4070a0"/>
     </w:rPr>
   </w:style>
-  <w:style w:type="character" w:customStyle="1" w:styleId="SpecialStringTok">
+  <w:style w:customStyle="1" w:styleId="SpecialStringTok" w:type="character">
     <w:name w:val="SpecialStringTok"/>
     <w:basedOn w:val="VerbatimChar"/>
     <w:rPr>
       <w:color w:val="bb6688"/>
     </w:rPr>
   </w:style>
-  <w:style w:type="character" w:customStyle="1" w:styleId="ImportTok">
+  <w:style w:customStyle="1" w:styleId="ImportTok" w:type="character">
     <w:name w:val="ImportTok"/>
     <w:basedOn w:val="VerbatimChar"/>
     <w:rPr>
@@ -3266,7 +3854,7 @@
       <w:color w:val="008000"/>
     </w:rPr>
   </w:style>
-  <w:style w:type="character" w:customStyle="1" w:styleId="CommentTok">
+  <w:style w:customStyle="1" w:styleId="CommentTok" w:type="character">
     <w:name w:val="CommentTok"/>
     <w:basedOn w:val="VerbatimChar"/>
     <w:rPr>
@@ -3274,7 +3862,7 @@
       <w:color w:val="60a0b0"/>
     </w:rPr>
   </w:style>
-  <w:style w:type="character" w:customStyle="1" w:styleId="DocumentationTok">
+  <w:style w:customStyle="1" w:styleId="DocumentationTok" w:type="character">
     <w:name w:val="DocumentationTok"/>
     <w:basedOn w:val="VerbatimChar"/>
     <w:rPr>
@@ -3282,7 +3870,7 @@
       <w:color w:val="ba2121"/>
     </w:rPr>
   </w:style>
-  <w:style w:type="character" w:customStyle="1" w:styleId="AnnotationTok">
+  <w:style w:customStyle="1" w:styleId="AnnotationTok" w:type="character">
     <w:name w:val="AnnotationTok"/>
     <w:basedOn w:val="VerbatimChar"/>
     <w:rPr>
@@ -3291,7 +3879,7 @@
       <w:color w:val="60a0b0"/>
     </w:rPr>
   </w:style>
-  <w:style w:type="character" w:customStyle="1" w:styleId="CommentVarTok">
+  <w:style w:customStyle="1" w:styleId="CommentVarTok" w:type="character">
     <w:name w:val="CommentVarTok"/>
     <w:basedOn w:val="VerbatimChar"/>
     <w:rPr>
@@ -3300,28 +3888,28 @@
       <w:color w:val="60a0b0"/>
     </w:rPr>
   </w:style>
-  <w:style w:type="character" w:customStyle="1" w:styleId="OtherTok">
+  <w:style w:customStyle="1" w:styleId="OtherTok" w:type="character">
     <w:name w:val="OtherTok"/>
     <w:basedOn w:val="VerbatimChar"/>
     <w:rPr>
       <w:color w:val="007020"/>
     </w:rPr>
   </w:style>
-  <w:style w:type="character" w:customStyle="1" w:styleId="FunctionTok">
+  <w:style w:customStyle="1" w:styleId="FunctionTok" w:type="character">
     <w:name w:val="FunctionTok"/>
     <w:basedOn w:val="VerbatimChar"/>
     <w:rPr>
       <w:color w:val="06287e"/>
     </w:rPr>
   </w:style>
-  <w:style w:type="character" w:customStyle="1" w:styleId="VariableTok">
+  <w:style w:customStyle="1" w:styleId="VariableTok" w:type="character">
     <w:name w:val="VariableTok"/>
     <w:basedOn w:val="VerbatimChar"/>
     <w:rPr>
       <w:color w:val="19177c"/>
     </w:rPr>
   </w:style>
-  <w:style w:type="character" w:customStyle="1" w:styleId="ControlFlowTok">
+  <w:style w:customStyle="1" w:styleId="ControlFlowTok" w:type="character">
     <w:name w:val="ControlFlowTok"/>
     <w:basedOn w:val="VerbatimChar"/>
     <w:rPr>
@@ -3329,45 +3917,45 @@
       <w:color w:val="007020"/>
     </w:rPr>
   </w:style>
-  <w:style w:type="character" w:customStyle="1" w:styleId="OperatorTok">
+  <w:style w:customStyle="1" w:styleId="OperatorTok" w:type="character">
     <w:name w:val="OperatorTok"/>
     <w:basedOn w:val="VerbatimChar"/>
     <w:rPr>
       <w:color w:val="666666"/>
     </w:rPr>
   </w:style>
-  <w:style w:type="character" w:customStyle="1" w:styleId="BuiltInTok">
+  <w:style w:customStyle="1" w:styleId="BuiltInTok" w:type="character">
     <w:name w:val="BuiltInTok"/>
     <w:basedOn w:val="VerbatimChar"/>
     <w:rPr>
       <w:color w:val="008000"/>
     </w:rPr>
   </w:style>
-  <w:style w:type="character" w:customStyle="1" w:styleId="ExtensionTok">
+  <w:style w:customStyle="1" w:styleId="ExtensionTok" w:type="character">
     <w:name w:val="ExtensionTok"/>
     <w:basedOn w:val="VerbatimChar"/>
     <w:rPr/>
   </w:style>
-  <w:style w:type="character" w:customStyle="1" w:styleId="PreprocessorTok">
+  <w:style w:customStyle="1" w:styleId="PreprocessorTok" w:type="character">
     <w:name w:val="PreprocessorTok"/>
     <w:basedOn w:val="VerbatimChar"/>
     <w:rPr>
       <w:color w:val="bc7a00"/>
     </w:rPr>
   </w:style>
-  <w:style w:type="character" w:customStyle="1" w:styleId="AttributeTok">
+  <w:style w:customStyle="1" w:styleId="AttributeTok" w:type="character">
     <w:name w:val="AttributeTok"/>
     <w:basedOn w:val="VerbatimChar"/>
     <w:rPr>
       <w:color w:val="7d9029"/>
     </w:rPr>
   </w:style>
-  <w:style w:type="character" w:customStyle="1" w:styleId="RegionMarkerTok">
+  <w:style w:customStyle="1" w:styleId="RegionMarkerTok" w:type="character">
     <w:name w:val="RegionMarkerTok"/>
     <w:basedOn w:val="VerbatimChar"/>
     <w:rPr/>
   </w:style>
-  <w:style w:type="character" w:customStyle="1" w:styleId="InformationTok">
+  <w:style w:customStyle="1" w:styleId="InformationTok" w:type="character">
     <w:name w:val="InformationTok"/>
     <w:basedOn w:val="VerbatimChar"/>
     <w:rPr>
@@ -3376,7 +3964,7 @@
       <w:color w:val="60a0b0"/>
     </w:rPr>
   </w:style>
-  <w:style w:type="character" w:customStyle="1" w:styleId="WarningTok">
+  <w:style w:customStyle="1" w:styleId="WarningTok" w:type="character">
     <w:name w:val="WarningTok"/>
     <w:basedOn w:val="VerbatimChar"/>
     <w:rPr>
@@ -3385,7 +3973,7 @@
       <w:color w:val="60a0b0"/>
     </w:rPr>
   </w:style>
-  <w:style w:type="character" w:customStyle="1" w:styleId="AlertTok">
+  <w:style w:customStyle="1" w:styleId="AlertTok" w:type="character">
     <w:name w:val="AlertTok"/>
     <w:basedOn w:val="VerbatimChar"/>
     <w:rPr>
@@ -3393,7 +3981,7 @@
       <w:color w:val="ff0000"/>
     </w:rPr>
   </w:style>
-  <w:style w:type="character" w:customStyle="1" w:styleId="ErrorTok">
+  <w:style w:customStyle="1" w:styleId="ErrorTok" w:type="character">
     <w:name w:val="ErrorTok"/>
     <w:basedOn w:val="VerbatimChar"/>
     <w:rPr>
@@ -3401,7 +3989,7 @@
       <w:color w:val="ff0000"/>
     </w:rPr>
   </w:style>
-  <w:style w:type="character" w:customStyle="1" w:styleId="NormalTok">
+  <w:style w:customStyle="1" w:styleId="NormalTok" w:type="character">
     <w:name w:val="NormalTok"/>
     <w:basedOn w:val="VerbatimChar"/>
     <w:rPr/>
